--- a/practice/data/theory/jungol/03_고등/3주차/2026년_3차_중등_숙제_학생용_2019-2025.docx
+++ b/practice/data/theory/jungol/03_고등/3주차/2026년_3차_중등_숙제_학생용_2019-2025.docx
@@ -41,7 +41,6 @@
                 <w:szCs w:val="20"/>
               </w:rPr>
             </w:pPr>
-            <w:bookmarkStart w:id="0" w:name="_GoBack" w:colFirst="1" w:colLast="1"/>
             <w:r>
               <w:rPr>
                 <w:rFonts w:ascii="나눔고딕OTF" w:eastAsia="나눔고딕OTF" w:hAnsi="나눔고딕OTF" w:cs="Consolas" w:hint="eastAsia"/>
@@ -219,13 +218,12 @@
                 <w:sz w:val="28"/>
                 <w:szCs w:val="28"/>
               </w:rPr>
-              <w:t>11</w:t>
+              <w:t>13</w:t>
             </w:r>
           </w:p>
         </w:tc>
       </w:tr>
     </w:tbl>
-    <w:bookmarkEnd w:id="0"/>
     <w:p>
       <w:pPr>
         <w:pStyle w:val="a7"/>
@@ -1077,6 +1075,8 @@
         </w:rPr>
         <w:t xml:space="preserve">. </w:t>
       </w:r>
+      <w:bookmarkStart w:id="0" w:name="_GoBack"/>
+      <w:bookmarkEnd w:id="0"/>
     </w:p>
     <w:p>
       <w:pPr>
@@ -10142,15 +10142,8 @@
         </w:rPr>
       </w:pPr>
     </w:p>
-    <w:p>
-      <w:pPr>
-        <w:rPr>
-          <w:rFonts w:ascii="Consolas" w:eastAsiaTheme="minorHAnsi" w:hAnsi="Consolas" w:cs="Consolas"/>
-          <w:sz w:val="24"/>
-          <w:szCs w:val="24"/>
-        </w:rPr>
-      </w:pPr>
-    </w:p>
+    <w:p/>
+    <w:p/>
     <w:p>
       <w:pPr>
         <w:pStyle w:val="a7"/>
@@ -10160,315 +10153,996 @@
         </w:numPr>
         <w:ind w:leftChars="0"/>
         <w:rPr>
-          <w:rFonts w:ascii="Consolas" w:eastAsiaTheme="minorHAnsi" w:hAnsi="Consolas" w:cs="Consolas"/>
-          <w:sz w:val="24"/>
-          <w:szCs w:val="24"/>
-        </w:rPr>
-      </w:pPr>
-      <w:r>
-        <w:t>3</w:t>
-      </w:r>
-      <w:r>
-        <w:rPr>
-          <w:rFonts w:hint="eastAsia"/>
+          <w:rFonts w:ascii="Consolas" w:eastAsiaTheme="minorHAnsi" w:hAnsi="Consolas" w:cs="Consolas" w:hint="eastAsia"/>
+          <w:sz w:val="24"/>
+          <w:szCs w:val="24"/>
+        </w:rPr>
+      </w:pPr>
+      <w:r>
+        <w:rPr>
+          <w:rFonts w:ascii="Consolas" w:eastAsiaTheme="minorHAnsi" w:hAnsi="Consolas" w:cs="Consolas" w:hint="eastAsia"/>
+          <w:sz w:val="24"/>
+          <w:szCs w:val="24"/>
+        </w:rPr>
+        <w:t xml:space="preserve"> 5</w:t>
+      </w:r>
+      <w:r>
+        <w:rPr>
+          <w:rFonts w:ascii="Consolas" w:eastAsiaTheme="minorHAnsi" w:hAnsi="Consolas" w:cs="Consolas" w:hint="eastAsia"/>
+          <w:sz w:val="24"/>
+          <w:szCs w:val="24"/>
         </w:rPr>
         <w:t>명의</w:t>
       </w:r>
       <w:r>
-        <w:t xml:space="preserve"> </w:t>
-      </w:r>
-      <w:r>
-        <w:rPr>
-          <w:rFonts w:hint="eastAsia"/>
-        </w:rPr>
-        <w:t>교수</w:t>
-      </w:r>
-      <w:r>
-        <w:t>A, B, C</w:t>
-      </w:r>
-      <w:r>
-        <w:rPr>
-          <w:rFonts w:hint="eastAsia"/>
-        </w:rPr>
-        <w:t>와</w:t>
-      </w:r>
-      <w:r>
-        <w:t>6</w:t>
-      </w:r>
-      <w:r>
-        <w:rPr>
-          <w:rFonts w:hint="eastAsia"/>
-        </w:rPr>
-        <w:t>명의</w:t>
-      </w:r>
-      <w:r>
-        <w:t xml:space="preserve"> </w:t>
-      </w:r>
-      <w:r>
-        <w:rPr>
-          <w:rFonts w:hint="eastAsia"/>
-        </w:rPr>
-        <w:t>학생이</w:t>
-      </w:r>
-      <w:r>
-        <w:t xml:space="preserve"> </w:t>
-      </w:r>
-      <w:r>
-        <w:rPr>
-          <w:rFonts w:hint="eastAsia"/>
-        </w:rPr>
-        <w:t>앉을</w:t>
-      </w:r>
-      <w:r>
-        <w:t xml:space="preserve"> </w:t>
-      </w:r>
-      <w:r>
-        <w:rPr>
-          <w:rFonts w:hint="eastAsia"/>
-        </w:rPr>
-        <w:t>의자</w:t>
-      </w:r>
-      <w:r>
-        <w:t>9</w:t>
-      </w:r>
-      <w:r>
-        <w:rPr>
-          <w:rFonts w:hint="eastAsia"/>
-        </w:rPr>
-        <w:t>개가</w:t>
-      </w:r>
-      <w:r>
-        <w:t xml:space="preserve"> </w:t>
-      </w:r>
-      <w:r>
-        <w:rPr>
-          <w:rFonts w:hint="eastAsia"/>
-        </w:rPr>
-        <w:t>일렬로</w:t>
-      </w:r>
-      <w:r>
-        <w:t xml:space="preserve"> </w:t>
-      </w:r>
-      <w:r>
-        <w:rPr>
-          <w:rFonts w:hint="eastAsia"/>
-        </w:rPr>
-        <w:t>놓여있다</w:t>
-      </w:r>
-      <w:r>
-        <w:t>. 3</w:t>
-      </w:r>
-      <w:r>
-        <w:rPr>
-          <w:rFonts w:hint="eastAsia"/>
-        </w:rPr>
-        <w:t>명의</w:t>
-      </w:r>
-      <w:r>
-        <w:t xml:space="preserve"> </w:t>
-      </w:r>
-      <w:r>
-        <w:rPr>
-          <w:rFonts w:hint="eastAsia"/>
-        </w:rPr>
-        <w:t>교수들은</w:t>
-      </w:r>
-      <w:r>
-        <w:t>6</w:t>
-      </w:r>
-      <w:r>
-        <w:rPr>
-          <w:rFonts w:hint="eastAsia"/>
-        </w:rPr>
-        <w:t>명의학생들보다</w:t>
-      </w:r>
-      <w:r>
-        <w:t xml:space="preserve"> </w:t>
-      </w:r>
-      <w:r>
-        <w:rPr>
-          <w:rFonts w:hint="eastAsia"/>
-        </w:rPr>
-        <w:t>먼저도착하고</w:t>
-      </w:r>
-      <w:r>
+        <w:rPr>
+          <w:rFonts w:ascii="Consolas" w:eastAsiaTheme="minorHAnsi" w:hAnsi="Consolas" w:cs="Consolas" w:hint="eastAsia"/>
+          <w:sz w:val="24"/>
+          <w:szCs w:val="24"/>
+        </w:rPr>
+        <w:t xml:space="preserve"> </w:t>
+      </w:r>
+      <w:r>
+        <w:rPr>
+          <w:rFonts w:ascii="Consolas" w:eastAsiaTheme="minorHAnsi" w:hAnsi="Consolas" w:cs="Consolas" w:hint="eastAsia"/>
+          <w:sz w:val="24"/>
+          <w:szCs w:val="24"/>
+        </w:rPr>
+        <w:t>학생</w:t>
+      </w:r>
+      <w:r>
+        <w:rPr>
+          <w:rFonts w:ascii="Consolas" w:eastAsiaTheme="minorHAnsi" w:hAnsi="Consolas" w:cs="Consolas" w:hint="eastAsia"/>
+          <w:sz w:val="24"/>
+          <w:szCs w:val="24"/>
+        </w:rPr>
+        <w:t xml:space="preserve"> A, B, C, D, E</w:t>
+      </w:r>
+      <w:r>
+        <w:rPr>
+          <w:rFonts w:ascii="Consolas" w:eastAsiaTheme="minorHAnsi" w:hAnsi="Consolas" w:cs="Consolas" w:hint="eastAsia"/>
+          <w:sz w:val="24"/>
+          <w:szCs w:val="24"/>
+        </w:rPr>
+        <w:t>가</w:t>
+      </w:r>
+      <w:r>
+        <w:rPr>
+          <w:rFonts w:ascii="Consolas" w:eastAsiaTheme="minorHAnsi" w:hAnsi="Consolas" w:cs="Consolas" w:hint="eastAsia"/>
+          <w:sz w:val="24"/>
+          <w:szCs w:val="24"/>
+        </w:rPr>
+        <w:t xml:space="preserve"> </w:t>
+      </w:r>
+      <w:r>
+        <w:rPr>
+          <w:rFonts w:ascii="Consolas" w:eastAsiaTheme="minorHAnsi" w:hAnsi="Consolas" w:cs="Consolas" w:hint="eastAsia"/>
+          <w:sz w:val="24"/>
+          <w:szCs w:val="24"/>
+        </w:rPr>
+        <w:t>있는데</w:t>
+      </w:r>
+      <w:r>
+        <w:rPr>
+          <w:rFonts w:ascii="Consolas" w:eastAsiaTheme="minorHAnsi" w:hAnsi="Consolas" w:cs="Consolas" w:hint="eastAsia"/>
+          <w:sz w:val="24"/>
+          <w:szCs w:val="24"/>
+        </w:rPr>
         <w:t xml:space="preserve">, </w:t>
       </w:r>
       <w:r>
         <w:rPr>
-          <w:rFonts w:hint="eastAsia"/>
-        </w:rPr>
-        <w:t>각</w:t>
-      </w:r>
-      <w:r>
-        <w:t xml:space="preserve"> </w:t>
-      </w:r>
-      <w:r>
-        <w:rPr>
-          <w:rFonts w:hint="eastAsia"/>
-        </w:rPr>
-        <w:t>교수가</w:t>
-      </w:r>
-      <w:r>
-        <w:t xml:space="preserve"> </w:t>
-      </w:r>
-      <w:r>
-        <w:rPr>
-          <w:rFonts w:hint="eastAsia"/>
-        </w:rPr>
-        <w:t>두</w:t>
-      </w:r>
-      <w:r>
-        <w:t xml:space="preserve"> </w:t>
-      </w:r>
-      <w:r>
-        <w:rPr>
-          <w:rFonts w:hint="eastAsia"/>
-        </w:rPr>
-        <w:t>학생</w:t>
-      </w:r>
-      <w:r>
-        <w:t xml:space="preserve"> </w:t>
-      </w:r>
-      <w:r>
-        <w:rPr>
-          <w:rFonts w:hint="eastAsia"/>
-        </w:rPr>
-        <w:t>사이에</w:t>
-      </w:r>
-      <w:r>
-        <w:t xml:space="preserve"> </w:t>
-      </w:r>
-      <w:r>
-        <w:rPr>
-          <w:rFonts w:hint="eastAsia"/>
-        </w:rPr>
-        <w:t>앉도록</w:t>
-      </w:r>
-      <w:r>
-        <w:t xml:space="preserve"> </w:t>
-      </w:r>
-      <w:r>
-        <w:rPr>
-          <w:rFonts w:hint="eastAsia"/>
-        </w:rPr>
-        <w:t>자리를</w:t>
-      </w:r>
-      <w:r>
-        <w:t xml:space="preserve"> </w:t>
-      </w:r>
-      <w:r>
-        <w:rPr>
-          <w:rFonts w:hint="eastAsia"/>
-        </w:rPr>
-        <w:t>선택해야한다</w:t>
-      </w:r>
-      <w:r>
+          <w:rFonts w:ascii="Consolas" w:eastAsiaTheme="minorHAnsi" w:hAnsi="Consolas" w:cs="Consolas" w:hint="eastAsia"/>
+          <w:sz w:val="24"/>
+          <w:szCs w:val="24"/>
+        </w:rPr>
+        <w:t>이들은</w:t>
+      </w:r>
+      <w:r>
+        <w:rPr>
+          <w:rFonts w:ascii="Consolas" w:eastAsiaTheme="minorHAnsi" w:hAnsi="Consolas" w:cs="Consolas" w:hint="eastAsia"/>
+          <w:sz w:val="24"/>
+          <w:szCs w:val="24"/>
+        </w:rPr>
+        <w:t xml:space="preserve"> </w:t>
+      </w:r>
+      <w:r>
+        <w:rPr>
+          <w:rFonts w:ascii="Consolas" w:eastAsiaTheme="minorHAnsi" w:hAnsi="Consolas" w:cs="Consolas" w:hint="eastAsia"/>
+          <w:sz w:val="24"/>
+          <w:szCs w:val="24"/>
+        </w:rPr>
+        <w:t>모두</w:t>
+      </w:r>
+      <w:r>
+        <w:rPr>
+          <w:rFonts w:ascii="Consolas" w:eastAsiaTheme="minorHAnsi" w:hAnsi="Consolas" w:cs="Consolas" w:hint="eastAsia"/>
+          <w:sz w:val="24"/>
+          <w:szCs w:val="24"/>
+        </w:rPr>
+        <w:t xml:space="preserve"> </w:t>
+      </w:r>
+      <w:r>
+        <w:rPr>
+          <w:rFonts w:ascii="Consolas" w:eastAsiaTheme="minorHAnsi" w:hAnsi="Consolas" w:cs="Consolas" w:hint="eastAsia"/>
+          <w:sz w:val="24"/>
+          <w:szCs w:val="24"/>
+        </w:rPr>
+        <w:t>키가</w:t>
+      </w:r>
+      <w:r>
+        <w:rPr>
+          <w:rFonts w:ascii="Consolas" w:eastAsiaTheme="minorHAnsi" w:hAnsi="Consolas" w:cs="Consolas" w:hint="eastAsia"/>
+          <w:sz w:val="24"/>
+          <w:szCs w:val="24"/>
+        </w:rPr>
+        <w:t xml:space="preserve"> </w:t>
+      </w:r>
+      <w:r>
+        <w:rPr>
+          <w:rFonts w:ascii="Consolas" w:eastAsiaTheme="minorHAnsi" w:hAnsi="Consolas" w:cs="Consolas" w:hint="eastAsia"/>
+          <w:sz w:val="24"/>
+          <w:szCs w:val="24"/>
+        </w:rPr>
+        <w:t>다르다</w:t>
+      </w:r>
+      <w:r>
+        <w:rPr>
+          <w:rFonts w:ascii="Consolas" w:eastAsiaTheme="minorHAnsi" w:hAnsi="Consolas" w:cs="Consolas" w:hint="eastAsia"/>
+          <w:sz w:val="24"/>
+          <w:szCs w:val="24"/>
+        </w:rPr>
         <w:t xml:space="preserve">. </w:t>
       </w:r>
       <w:r>
         <w:rPr>
-          <w:rFonts w:hint="eastAsia"/>
-        </w:rPr>
-        <w:t>교수</w:t>
-      </w:r>
-      <w:r>
-        <w:t>A, B, C</w:t>
-      </w:r>
-      <w:r>
-        <w:rPr>
-          <w:rFonts w:hint="eastAsia"/>
+          <w:rFonts w:ascii="Consolas" w:eastAsiaTheme="minorHAnsi" w:hAnsi="Consolas" w:cs="Consolas" w:hint="eastAsia"/>
+          <w:sz w:val="24"/>
+          <w:szCs w:val="24"/>
+        </w:rPr>
+        <w:t>이</w:t>
+      </w:r>
+      <w:r>
+        <w:rPr>
+          <w:rFonts w:ascii="Consolas" w:eastAsiaTheme="minorHAnsi" w:hAnsi="Consolas" w:cs="Consolas" w:hint="eastAsia"/>
+          <w:sz w:val="24"/>
+          <w:szCs w:val="24"/>
+        </w:rPr>
+        <w:t xml:space="preserve"> </w:t>
+      </w:r>
+      <w:r>
+        <w:rPr>
+          <w:rFonts w:ascii="Consolas" w:eastAsiaTheme="minorHAnsi" w:hAnsi="Consolas" w:cs="Consolas" w:hint="eastAsia"/>
+          <w:sz w:val="24"/>
+          <w:szCs w:val="24"/>
+        </w:rPr>
+        <w:t>학생들의</w:t>
+      </w:r>
+      <w:r>
+        <w:rPr>
+          <w:rFonts w:ascii="Consolas" w:eastAsiaTheme="minorHAnsi" w:hAnsi="Consolas" w:cs="Consolas" w:hint="eastAsia"/>
+          <w:sz w:val="24"/>
+          <w:szCs w:val="24"/>
+        </w:rPr>
+        <w:t xml:space="preserve"> </w:t>
+      </w:r>
+      <w:r>
+        <w:rPr>
+          <w:rFonts w:ascii="Consolas" w:eastAsiaTheme="minorHAnsi" w:hAnsi="Consolas" w:cs="Consolas" w:hint="eastAsia"/>
+          <w:sz w:val="24"/>
+          <w:szCs w:val="24"/>
+        </w:rPr>
+        <w:t>키를</w:t>
+      </w:r>
+      <w:r>
+        <w:rPr>
+          <w:rFonts w:ascii="Consolas" w:eastAsiaTheme="minorHAnsi" w:hAnsi="Consolas" w:cs="Consolas" w:hint="eastAsia"/>
+          <w:sz w:val="24"/>
+          <w:szCs w:val="24"/>
+        </w:rPr>
+        <w:t xml:space="preserve"> </w:t>
+      </w:r>
+      <w:r>
+        <w:rPr>
+          <w:rFonts w:ascii="Consolas" w:eastAsiaTheme="minorHAnsi" w:hAnsi="Consolas" w:cs="Consolas" w:hint="eastAsia"/>
+          <w:sz w:val="24"/>
+          <w:szCs w:val="24"/>
+        </w:rPr>
+        <w:t>비교해</w:t>
+      </w:r>
+      <w:r>
+        <w:rPr>
+          <w:rFonts w:ascii="Consolas" w:eastAsiaTheme="minorHAnsi" w:hAnsi="Consolas" w:cs="Consolas" w:hint="eastAsia"/>
+          <w:sz w:val="24"/>
+          <w:szCs w:val="24"/>
+        </w:rPr>
+        <w:t xml:space="preserve"> </w:t>
+      </w:r>
+      <w:r>
+        <w:rPr>
+          <w:rFonts w:ascii="Consolas" w:eastAsiaTheme="minorHAnsi" w:hAnsi="Consolas" w:cs="Consolas" w:hint="eastAsia"/>
+          <w:sz w:val="24"/>
+          <w:szCs w:val="24"/>
+        </w:rPr>
+        <w:t>보았을</w:t>
+      </w:r>
+      <w:r>
+        <w:rPr>
+          <w:rFonts w:ascii="Consolas" w:eastAsiaTheme="minorHAnsi" w:hAnsi="Consolas" w:cs="Consolas" w:hint="eastAsia"/>
+          <w:sz w:val="24"/>
+          <w:szCs w:val="24"/>
+        </w:rPr>
+        <w:t xml:space="preserve"> </w:t>
+      </w:r>
+      <w:r>
+        <w:rPr>
+          <w:rFonts w:ascii="Consolas" w:eastAsiaTheme="minorHAnsi" w:hAnsi="Consolas" w:cs="Consolas" w:hint="eastAsia"/>
+          <w:sz w:val="24"/>
+          <w:szCs w:val="24"/>
+        </w:rPr>
+        <w:t>때</w:t>
+      </w:r>
+      <w:r>
+        <w:rPr>
+          <w:rFonts w:ascii="Consolas" w:eastAsiaTheme="minorHAnsi" w:hAnsi="Consolas" w:cs="Consolas" w:hint="eastAsia"/>
+          <w:sz w:val="24"/>
+          <w:szCs w:val="24"/>
+        </w:rPr>
+        <w:t xml:space="preserve"> </w:t>
+      </w:r>
+      <w:r>
+        <w:rPr>
+          <w:rFonts w:ascii="Consolas" w:eastAsiaTheme="minorHAnsi" w:hAnsi="Consolas" w:cs="Consolas" w:hint="eastAsia"/>
+          <w:sz w:val="24"/>
+          <w:szCs w:val="24"/>
+        </w:rPr>
+        <w:t>다음과</w:t>
+      </w:r>
+      <w:r>
+        <w:rPr>
+          <w:rFonts w:ascii="Consolas" w:eastAsiaTheme="minorHAnsi" w:hAnsi="Consolas" w:cs="Consolas" w:hint="eastAsia"/>
+          <w:sz w:val="24"/>
+          <w:szCs w:val="24"/>
+        </w:rPr>
+        <w:t xml:space="preserve"> </w:t>
+      </w:r>
+      <w:r>
+        <w:rPr>
+          <w:rFonts w:ascii="Consolas" w:eastAsiaTheme="minorHAnsi" w:hAnsi="Consolas" w:cs="Consolas" w:hint="eastAsia"/>
+          <w:sz w:val="24"/>
+          <w:szCs w:val="24"/>
+        </w:rPr>
+        <w:t>같은</w:t>
+      </w:r>
+      <w:r>
+        <w:rPr>
+          <w:rFonts w:ascii="Consolas" w:eastAsiaTheme="minorHAnsi" w:hAnsi="Consolas" w:cs="Consolas" w:hint="eastAsia"/>
+          <w:sz w:val="24"/>
+          <w:szCs w:val="24"/>
+        </w:rPr>
+        <w:t xml:space="preserve"> </w:t>
+      </w:r>
+      <w:r>
+        <w:rPr>
+          <w:rFonts w:ascii="Consolas" w:eastAsiaTheme="minorHAnsi" w:hAnsi="Consolas" w:cs="Consolas" w:hint="eastAsia"/>
+          <w:sz w:val="24"/>
+          <w:szCs w:val="24"/>
+        </w:rPr>
+        <w:t>결과를</w:t>
+      </w:r>
+      <w:r>
+        <w:rPr>
+          <w:rFonts w:ascii="Consolas" w:eastAsiaTheme="minorHAnsi" w:hAnsi="Consolas" w:cs="Consolas" w:hint="eastAsia"/>
+          <w:sz w:val="24"/>
+          <w:szCs w:val="24"/>
+        </w:rPr>
+        <w:t xml:space="preserve"> </w:t>
+      </w:r>
+      <w:r>
+        <w:rPr>
+          <w:rFonts w:ascii="Consolas" w:eastAsiaTheme="minorHAnsi" w:hAnsi="Consolas" w:cs="Consolas" w:hint="eastAsia"/>
+          <w:sz w:val="24"/>
+          <w:szCs w:val="24"/>
+        </w:rPr>
+        <w:t>얻었다</w:t>
+      </w:r>
+      <w:r>
+        <w:rPr>
+          <w:rFonts w:ascii="Consolas" w:eastAsiaTheme="minorHAnsi" w:hAnsi="Consolas" w:cs="Consolas" w:hint="eastAsia"/>
+          <w:sz w:val="24"/>
+          <w:szCs w:val="24"/>
+        </w:rPr>
+        <w:t xml:space="preserve">. </w:t>
+      </w:r>
+      <w:r>
+        <w:rPr>
+          <w:rFonts w:ascii="Consolas" w:eastAsiaTheme="minorHAnsi" w:hAnsi="Consolas" w:cs="Consolas" w:hint="eastAsia"/>
+          <w:sz w:val="24"/>
+          <w:szCs w:val="24"/>
+        </w:rPr>
+        <w:t>이</w:t>
+      </w:r>
+      <w:r>
+        <w:rPr>
+          <w:rFonts w:ascii="Consolas" w:eastAsiaTheme="minorHAnsi" w:hAnsi="Consolas" w:cs="Consolas" w:hint="eastAsia"/>
+          <w:sz w:val="24"/>
+          <w:szCs w:val="24"/>
+        </w:rPr>
+        <w:t xml:space="preserve"> </w:t>
+      </w:r>
+      <w:r>
+        <w:rPr>
+          <w:rFonts w:ascii="Consolas" w:eastAsiaTheme="minorHAnsi" w:hAnsi="Consolas" w:cs="Consolas" w:hint="eastAsia"/>
+          <w:sz w:val="24"/>
+          <w:szCs w:val="24"/>
+        </w:rPr>
+        <w:t>외의</w:t>
+      </w:r>
+      <w:r>
+        <w:rPr>
+          <w:rFonts w:ascii="Consolas" w:eastAsiaTheme="minorHAnsi" w:hAnsi="Consolas" w:cs="Consolas" w:hint="eastAsia"/>
+          <w:sz w:val="24"/>
+          <w:szCs w:val="24"/>
+        </w:rPr>
+        <w:t xml:space="preserve"> </w:t>
+      </w:r>
+      <w:r>
+        <w:rPr>
+          <w:rFonts w:ascii="Consolas" w:eastAsiaTheme="minorHAnsi" w:hAnsi="Consolas" w:cs="Consolas" w:hint="eastAsia"/>
+          <w:sz w:val="24"/>
+          <w:szCs w:val="24"/>
+        </w:rPr>
+        <w:t>결과는</w:t>
+      </w:r>
+      <w:r>
+        <w:rPr>
+          <w:rFonts w:ascii="Consolas" w:eastAsiaTheme="minorHAnsi" w:hAnsi="Consolas" w:cs="Consolas" w:hint="eastAsia"/>
+          <w:sz w:val="24"/>
+          <w:szCs w:val="24"/>
+        </w:rPr>
+        <w:t xml:space="preserve"> </w:t>
+      </w:r>
+      <w:r>
+        <w:rPr>
+          <w:rFonts w:ascii="Consolas" w:eastAsiaTheme="minorHAnsi" w:hAnsi="Consolas" w:cs="Consolas" w:hint="eastAsia"/>
+          <w:sz w:val="24"/>
+          <w:szCs w:val="24"/>
+        </w:rPr>
+        <w:t>논리적으로</w:t>
+      </w:r>
+      <w:r>
+        <w:rPr>
+          <w:rFonts w:ascii="Consolas" w:eastAsiaTheme="minorHAnsi" w:hAnsi="Consolas" w:cs="Consolas" w:hint="eastAsia"/>
+          <w:sz w:val="24"/>
+          <w:szCs w:val="24"/>
+        </w:rPr>
+        <w:t xml:space="preserve"> </w:t>
+      </w:r>
+      <w:r>
+        <w:rPr>
+          <w:rFonts w:ascii="Consolas" w:eastAsiaTheme="minorHAnsi" w:hAnsi="Consolas" w:cs="Consolas" w:hint="eastAsia"/>
+          <w:sz w:val="24"/>
+          <w:szCs w:val="24"/>
+        </w:rPr>
+        <w:t>유추할</w:t>
+      </w:r>
+      <w:r>
+        <w:rPr>
+          <w:rFonts w:ascii="Consolas" w:eastAsiaTheme="minorHAnsi" w:hAnsi="Consolas" w:cs="Consolas" w:hint="eastAsia"/>
+          <w:sz w:val="24"/>
+          <w:szCs w:val="24"/>
+        </w:rPr>
+        <w:t xml:space="preserve"> </w:t>
+      </w:r>
+      <w:r>
+        <w:rPr>
+          <w:rFonts w:ascii="Consolas" w:eastAsiaTheme="minorHAnsi" w:hAnsi="Consolas" w:cs="Consolas" w:hint="eastAsia"/>
+          <w:sz w:val="24"/>
+          <w:szCs w:val="24"/>
+        </w:rPr>
+        <w:t>수</w:t>
+      </w:r>
+      <w:r>
+        <w:rPr>
+          <w:rFonts w:ascii="Consolas" w:eastAsiaTheme="minorHAnsi" w:hAnsi="Consolas" w:cs="Consolas" w:hint="eastAsia"/>
+          <w:sz w:val="24"/>
+          <w:szCs w:val="24"/>
+        </w:rPr>
+        <w:t xml:space="preserve"> </w:t>
+      </w:r>
+      <w:r>
+        <w:rPr>
+          <w:rFonts w:ascii="Consolas" w:eastAsiaTheme="minorHAnsi" w:hAnsi="Consolas" w:cs="Consolas" w:hint="eastAsia"/>
+          <w:sz w:val="24"/>
+          <w:szCs w:val="24"/>
+        </w:rPr>
+        <w:t>있는</w:t>
+      </w:r>
+      <w:r>
+        <w:rPr>
+          <w:rFonts w:ascii="Consolas" w:eastAsiaTheme="minorHAnsi" w:hAnsi="Consolas" w:cs="Consolas" w:hint="eastAsia"/>
+          <w:sz w:val="24"/>
+          <w:szCs w:val="24"/>
+        </w:rPr>
+        <w:t xml:space="preserve"> </w:t>
+      </w:r>
+      <w:r>
+        <w:rPr>
+          <w:rFonts w:ascii="Consolas" w:eastAsiaTheme="minorHAnsi" w:hAnsi="Consolas" w:cs="Consolas" w:hint="eastAsia"/>
+          <w:sz w:val="24"/>
+          <w:szCs w:val="24"/>
+        </w:rPr>
+        <w:t>것</w:t>
+      </w:r>
+      <w:r>
+        <w:rPr>
+          <w:rFonts w:ascii="Consolas" w:eastAsiaTheme="minorHAnsi" w:hAnsi="Consolas" w:cs="Consolas" w:hint="eastAsia"/>
+          <w:sz w:val="24"/>
+          <w:szCs w:val="24"/>
+        </w:rPr>
+        <w:t xml:space="preserve"> </w:t>
+      </w:r>
+      <w:r>
+        <w:rPr>
+          <w:rFonts w:ascii="Consolas" w:eastAsiaTheme="minorHAnsi" w:hAnsi="Consolas" w:cs="Consolas" w:hint="eastAsia"/>
+          <w:sz w:val="24"/>
+          <w:szCs w:val="24"/>
+        </w:rPr>
+        <w:t>이외에는</w:t>
+      </w:r>
+      <w:r>
+        <w:rPr>
+          <w:rFonts w:ascii="Consolas" w:eastAsiaTheme="minorHAnsi" w:hAnsi="Consolas" w:cs="Consolas" w:hint="eastAsia"/>
+          <w:sz w:val="24"/>
+          <w:szCs w:val="24"/>
+        </w:rPr>
+        <w:t xml:space="preserve"> </w:t>
+      </w:r>
+      <w:r>
+        <w:rPr>
+          <w:rFonts w:ascii="Consolas" w:eastAsiaTheme="minorHAnsi" w:hAnsi="Consolas" w:cs="Consolas" w:hint="eastAsia"/>
+          <w:sz w:val="24"/>
+          <w:szCs w:val="24"/>
+        </w:rPr>
+        <w:t>알</w:t>
+      </w:r>
+      <w:r>
+        <w:rPr>
+          <w:rFonts w:ascii="Consolas" w:eastAsiaTheme="minorHAnsi" w:hAnsi="Consolas" w:cs="Consolas" w:hint="eastAsia"/>
+          <w:sz w:val="24"/>
+          <w:szCs w:val="24"/>
+        </w:rPr>
+        <w:t xml:space="preserve"> </w:t>
+      </w:r>
+      <w:r>
+        <w:rPr>
+          <w:rFonts w:ascii="Consolas" w:eastAsiaTheme="minorHAnsi" w:hAnsi="Consolas" w:cs="Consolas" w:hint="eastAsia"/>
+          <w:sz w:val="24"/>
+          <w:szCs w:val="24"/>
+        </w:rPr>
+        <w:t>수</w:t>
+      </w:r>
+      <w:r>
+        <w:rPr>
+          <w:rFonts w:ascii="Consolas" w:eastAsiaTheme="minorHAnsi" w:hAnsi="Consolas" w:cs="Consolas" w:hint="eastAsia"/>
+          <w:sz w:val="24"/>
+          <w:szCs w:val="24"/>
+        </w:rPr>
+        <w:t xml:space="preserve"> </w:t>
+      </w:r>
+      <w:r>
+        <w:rPr>
+          <w:rFonts w:ascii="Consolas" w:eastAsiaTheme="minorHAnsi" w:hAnsi="Consolas" w:cs="Consolas" w:hint="eastAsia"/>
+          <w:sz w:val="24"/>
+          <w:szCs w:val="24"/>
+        </w:rPr>
+        <w:t>없다</w:t>
+      </w:r>
+      <w:r>
+        <w:rPr>
+          <w:rFonts w:ascii="Consolas" w:eastAsiaTheme="minorHAnsi" w:hAnsi="Consolas" w:cs="Consolas" w:hint="eastAsia"/>
+          <w:sz w:val="24"/>
+          <w:szCs w:val="24"/>
+        </w:rPr>
+        <w:t>.</w:t>
+      </w:r>
+    </w:p>
+    <w:p>
+      <w:pPr>
+        <w:pStyle w:val="a7"/>
+        <w:ind w:leftChars="0" w:left="400"/>
+        <w:rPr>
+          <w:rFonts w:ascii="Consolas" w:eastAsiaTheme="minorHAnsi" w:hAnsi="Consolas" w:cs="Consolas" w:hint="eastAsia"/>
+          <w:sz w:val="24"/>
+          <w:szCs w:val="24"/>
+        </w:rPr>
+      </w:pPr>
+      <w:r>
+        <w:rPr>
+          <w:rFonts w:ascii="Consolas" w:eastAsiaTheme="minorHAnsi" w:hAnsi="Consolas" w:cs="Consolas" w:hint="eastAsia"/>
+          <w:sz w:val="24"/>
+          <w:szCs w:val="24"/>
+        </w:rPr>
+        <w:t>•</w:t>
+      </w:r>
+      <w:r>
+        <w:rPr>
+          <w:rFonts w:ascii="Consolas" w:eastAsiaTheme="minorHAnsi" w:hAnsi="Consolas" w:cs="Consolas" w:hint="eastAsia"/>
+          <w:sz w:val="24"/>
+          <w:szCs w:val="24"/>
+        </w:rPr>
+        <w:t xml:space="preserve"> A</w:t>
+      </w:r>
+      <w:r>
+        <w:rPr>
+          <w:rFonts w:ascii="Consolas" w:eastAsiaTheme="minorHAnsi" w:hAnsi="Consolas" w:cs="Consolas" w:hint="eastAsia"/>
+          <w:sz w:val="24"/>
+          <w:szCs w:val="24"/>
         </w:rPr>
         <w:t>가</w:t>
       </w:r>
       <w:r>
-        <w:t xml:space="preserve"> </w:t>
-      </w:r>
-      <w:r>
-        <w:rPr>
-          <w:rFonts w:hint="eastAsia"/>
-        </w:rPr>
-        <w:t>자리를</w:t>
-      </w:r>
-      <w:r>
-        <w:t xml:space="preserve"> </w:t>
-      </w:r>
-      <w:r>
-        <w:rPr>
-          <w:rFonts w:hint="eastAsia"/>
-        </w:rPr>
-        <w:t>선택할</w:t>
-      </w:r>
-      <w:r>
-        <w:t xml:space="preserve"> </w:t>
-      </w:r>
-      <w:r>
-        <w:rPr>
-          <w:rFonts w:hint="eastAsia"/>
-        </w:rPr>
-        <w:t>수</w:t>
-      </w:r>
-      <w:r>
-        <w:t xml:space="preserve"> </w:t>
-      </w:r>
-      <w:r>
-        <w:rPr>
-          <w:rFonts w:hint="eastAsia"/>
-        </w:rPr>
-        <w:t>있는</w:t>
-      </w:r>
-      <w:r>
-        <w:t xml:space="preserve"> </w:t>
-      </w:r>
-      <w:r>
-        <w:rPr>
-          <w:rFonts w:hint="eastAsia"/>
-        </w:rPr>
-        <w:t>경우의</w:t>
-      </w:r>
-      <w:r>
-        <w:t xml:space="preserve"> </w:t>
-      </w:r>
-      <w:r>
-        <w:rPr>
-          <w:rFonts w:hint="eastAsia"/>
-        </w:rPr>
-        <w:t>수는</w:t>
-      </w:r>
-      <w:r>
-        <w:t xml:space="preserve"> </w:t>
-      </w:r>
-      <w:r>
-        <w:rPr>
-          <w:rFonts w:hint="eastAsia"/>
-        </w:rPr>
-        <w:t>모두</w:t>
-      </w:r>
-      <w:r>
-        <w:t xml:space="preserve"> </w:t>
-      </w:r>
-      <w:r>
-        <w:rPr>
-          <w:rFonts w:hint="eastAsia"/>
+        <w:rPr>
+          <w:rFonts w:ascii="Consolas" w:eastAsiaTheme="minorHAnsi" w:hAnsi="Consolas" w:cs="Consolas" w:hint="eastAsia"/>
+          <w:sz w:val="24"/>
+          <w:szCs w:val="24"/>
+        </w:rPr>
+        <w:t xml:space="preserve"> B</w:t>
+      </w:r>
+      <w:r>
+        <w:rPr>
+          <w:rFonts w:ascii="Consolas" w:eastAsiaTheme="minorHAnsi" w:hAnsi="Consolas" w:cs="Consolas" w:hint="eastAsia"/>
+          <w:sz w:val="24"/>
+          <w:szCs w:val="24"/>
+        </w:rPr>
+        <w:t>보다</w:t>
+      </w:r>
+      <w:r>
+        <w:rPr>
+          <w:rFonts w:ascii="Consolas" w:eastAsiaTheme="minorHAnsi" w:hAnsi="Consolas" w:cs="Consolas" w:hint="eastAsia"/>
+          <w:sz w:val="24"/>
+          <w:szCs w:val="24"/>
+        </w:rPr>
+        <w:t xml:space="preserve"> </w:t>
+      </w:r>
+      <w:r>
+        <w:rPr>
+          <w:rFonts w:ascii="Consolas" w:eastAsiaTheme="minorHAnsi" w:hAnsi="Consolas" w:cs="Consolas" w:hint="eastAsia"/>
+          <w:sz w:val="24"/>
+          <w:szCs w:val="24"/>
+        </w:rPr>
+        <w:t>크다</w:t>
+      </w:r>
+      <w:r>
+        <w:rPr>
+          <w:rFonts w:ascii="Consolas" w:eastAsiaTheme="minorHAnsi" w:hAnsi="Consolas" w:cs="Consolas" w:hint="eastAsia"/>
+          <w:sz w:val="24"/>
+          <w:szCs w:val="24"/>
+        </w:rPr>
+        <w:t>.</w:t>
+      </w:r>
+    </w:p>
+    <w:p>
+      <w:pPr>
+        <w:pStyle w:val="a7"/>
+        <w:ind w:leftChars="0" w:left="400"/>
+        <w:rPr>
+          <w:rFonts w:ascii="Consolas" w:eastAsiaTheme="minorHAnsi" w:hAnsi="Consolas" w:cs="Consolas" w:hint="eastAsia"/>
+          <w:sz w:val="24"/>
+          <w:szCs w:val="24"/>
+        </w:rPr>
+      </w:pPr>
+      <w:r>
+        <w:rPr>
+          <w:rFonts w:ascii="Consolas" w:eastAsiaTheme="minorHAnsi" w:hAnsi="Consolas" w:cs="Consolas" w:hint="eastAsia"/>
+          <w:sz w:val="24"/>
+          <w:szCs w:val="24"/>
+        </w:rPr>
+        <w:t>•</w:t>
+      </w:r>
+      <w:r>
+        <w:rPr>
+          <w:rFonts w:ascii="Consolas" w:eastAsiaTheme="minorHAnsi" w:hAnsi="Consolas" w:cs="Consolas" w:hint="eastAsia"/>
+          <w:sz w:val="24"/>
+          <w:szCs w:val="24"/>
+        </w:rPr>
+        <w:t xml:space="preserve"> B</w:t>
+      </w:r>
+      <w:r>
+        <w:rPr>
+          <w:rFonts w:ascii="Consolas" w:eastAsiaTheme="minorHAnsi" w:hAnsi="Consolas" w:cs="Consolas" w:hint="eastAsia"/>
+          <w:sz w:val="24"/>
+          <w:szCs w:val="24"/>
+        </w:rPr>
+        <w:t>가</w:t>
+      </w:r>
+      <w:r>
+        <w:rPr>
+          <w:rFonts w:ascii="Consolas" w:eastAsiaTheme="minorHAnsi" w:hAnsi="Consolas" w:cs="Consolas" w:hint="eastAsia"/>
+          <w:sz w:val="24"/>
+          <w:szCs w:val="24"/>
+        </w:rPr>
+        <w:t xml:space="preserve"> C</w:t>
+      </w:r>
+      <w:r>
+        <w:rPr>
+          <w:rFonts w:ascii="Consolas" w:eastAsiaTheme="minorHAnsi" w:hAnsi="Consolas" w:cs="Consolas" w:hint="eastAsia"/>
+          <w:sz w:val="24"/>
+          <w:szCs w:val="24"/>
+        </w:rPr>
+        <w:t>보다</w:t>
+      </w:r>
+      <w:r>
+        <w:rPr>
+          <w:rFonts w:ascii="Consolas" w:eastAsiaTheme="minorHAnsi" w:hAnsi="Consolas" w:cs="Consolas" w:hint="eastAsia"/>
+          <w:sz w:val="24"/>
+          <w:szCs w:val="24"/>
+        </w:rPr>
+        <w:t xml:space="preserve"> </w:t>
+      </w:r>
+      <w:r>
+        <w:rPr>
+          <w:rFonts w:ascii="Consolas" w:eastAsiaTheme="minorHAnsi" w:hAnsi="Consolas" w:cs="Consolas" w:hint="eastAsia"/>
+          <w:sz w:val="24"/>
+          <w:szCs w:val="24"/>
+        </w:rPr>
+        <w:t>크다</w:t>
+      </w:r>
+      <w:r>
+        <w:rPr>
+          <w:rFonts w:ascii="Consolas" w:eastAsiaTheme="minorHAnsi" w:hAnsi="Consolas" w:cs="Consolas" w:hint="eastAsia"/>
+          <w:sz w:val="24"/>
+          <w:szCs w:val="24"/>
+        </w:rPr>
+        <w:t>.</w:t>
+      </w:r>
+    </w:p>
+    <w:p>
+      <w:pPr>
+        <w:pStyle w:val="a7"/>
+        <w:ind w:leftChars="0" w:left="400"/>
+        <w:rPr>
+          <w:rFonts w:ascii="Consolas" w:eastAsiaTheme="minorHAnsi" w:hAnsi="Consolas" w:cs="Consolas" w:hint="eastAsia"/>
+          <w:sz w:val="24"/>
+          <w:szCs w:val="24"/>
+        </w:rPr>
+      </w:pPr>
+      <w:r>
+        <w:rPr>
+          <w:rFonts w:ascii="Consolas" w:eastAsiaTheme="minorHAnsi" w:hAnsi="Consolas" w:cs="Consolas" w:hint="eastAsia"/>
+          <w:sz w:val="24"/>
+          <w:szCs w:val="24"/>
+        </w:rPr>
+        <w:t>•</w:t>
+      </w:r>
+      <w:r>
+        <w:rPr>
+          <w:rFonts w:ascii="Consolas" w:eastAsiaTheme="minorHAnsi" w:hAnsi="Consolas" w:cs="Consolas" w:hint="eastAsia"/>
+          <w:sz w:val="24"/>
+          <w:szCs w:val="24"/>
+        </w:rPr>
+        <w:t xml:space="preserve"> E</w:t>
+      </w:r>
+      <w:r>
+        <w:rPr>
+          <w:rFonts w:ascii="Consolas" w:eastAsiaTheme="minorHAnsi" w:hAnsi="Consolas" w:cs="Consolas" w:hint="eastAsia"/>
+          <w:sz w:val="24"/>
+          <w:szCs w:val="24"/>
+        </w:rPr>
+        <w:t>가</w:t>
+      </w:r>
+      <w:r>
+        <w:rPr>
+          <w:rFonts w:ascii="Consolas" w:eastAsiaTheme="minorHAnsi" w:hAnsi="Consolas" w:cs="Consolas" w:hint="eastAsia"/>
+          <w:sz w:val="24"/>
+          <w:szCs w:val="24"/>
+        </w:rPr>
+        <w:t xml:space="preserve"> B</w:t>
+      </w:r>
+      <w:r>
+        <w:rPr>
+          <w:rFonts w:ascii="Consolas" w:eastAsiaTheme="minorHAnsi" w:hAnsi="Consolas" w:cs="Consolas" w:hint="eastAsia"/>
+          <w:sz w:val="24"/>
+          <w:szCs w:val="24"/>
+        </w:rPr>
+        <w:t>보다</w:t>
+      </w:r>
+      <w:r>
+        <w:rPr>
+          <w:rFonts w:ascii="Consolas" w:eastAsiaTheme="minorHAnsi" w:hAnsi="Consolas" w:cs="Consolas" w:hint="eastAsia"/>
+          <w:sz w:val="24"/>
+          <w:szCs w:val="24"/>
+        </w:rPr>
+        <w:t xml:space="preserve"> </w:t>
+      </w:r>
+      <w:r>
+        <w:rPr>
+          <w:rFonts w:ascii="Consolas" w:eastAsiaTheme="minorHAnsi" w:hAnsi="Consolas" w:cs="Consolas" w:hint="eastAsia"/>
+          <w:sz w:val="24"/>
+          <w:szCs w:val="24"/>
+        </w:rPr>
+        <w:t>크다</w:t>
+      </w:r>
+      <w:r>
+        <w:rPr>
+          <w:rFonts w:ascii="Consolas" w:eastAsiaTheme="minorHAnsi" w:hAnsi="Consolas" w:cs="Consolas" w:hint="eastAsia"/>
+          <w:sz w:val="24"/>
+          <w:szCs w:val="24"/>
+        </w:rPr>
+        <w:t>.</w:t>
+      </w:r>
+    </w:p>
+    <w:p>
+      <w:pPr>
+        <w:pStyle w:val="a7"/>
+        <w:ind w:leftChars="0" w:left="400"/>
+        <w:rPr>
+          <w:rFonts w:ascii="Consolas" w:eastAsiaTheme="minorHAnsi" w:hAnsi="Consolas" w:cs="Consolas" w:hint="eastAsia"/>
+          <w:sz w:val="24"/>
+          <w:szCs w:val="24"/>
+        </w:rPr>
+      </w:pPr>
+      <w:r>
+        <w:rPr>
+          <w:rFonts w:ascii="Consolas" w:eastAsiaTheme="minorHAnsi" w:hAnsi="Consolas" w:cs="Consolas" w:hint="eastAsia"/>
+          <w:sz w:val="24"/>
+          <w:szCs w:val="24"/>
+        </w:rPr>
+        <w:t>•</w:t>
+      </w:r>
+      <w:r>
+        <w:rPr>
+          <w:rFonts w:ascii="Consolas" w:eastAsiaTheme="minorHAnsi" w:hAnsi="Consolas" w:cs="Consolas" w:hint="eastAsia"/>
+          <w:sz w:val="24"/>
+          <w:szCs w:val="24"/>
+        </w:rPr>
+        <w:t xml:space="preserve"> D</w:t>
+      </w:r>
+      <w:r>
+        <w:rPr>
+          <w:rFonts w:ascii="Consolas" w:eastAsiaTheme="minorHAnsi" w:hAnsi="Consolas" w:cs="Consolas" w:hint="eastAsia"/>
+          <w:sz w:val="24"/>
+          <w:szCs w:val="24"/>
+        </w:rPr>
+        <w:t>가</w:t>
+      </w:r>
+      <w:r>
+        <w:rPr>
+          <w:rFonts w:ascii="Consolas" w:eastAsiaTheme="minorHAnsi" w:hAnsi="Consolas" w:cs="Consolas" w:hint="eastAsia"/>
+          <w:sz w:val="24"/>
+          <w:szCs w:val="24"/>
+        </w:rPr>
+        <w:t xml:space="preserve"> C</w:t>
+      </w:r>
+      <w:r>
+        <w:rPr>
+          <w:rFonts w:ascii="Consolas" w:eastAsiaTheme="minorHAnsi" w:hAnsi="Consolas" w:cs="Consolas" w:hint="eastAsia"/>
+          <w:sz w:val="24"/>
+          <w:szCs w:val="24"/>
+        </w:rPr>
+        <w:t>보다</w:t>
+      </w:r>
+      <w:r>
+        <w:rPr>
+          <w:rFonts w:ascii="Consolas" w:eastAsiaTheme="minorHAnsi" w:hAnsi="Consolas" w:cs="Consolas" w:hint="eastAsia"/>
+          <w:sz w:val="24"/>
+          <w:szCs w:val="24"/>
+        </w:rPr>
+        <w:t xml:space="preserve"> </w:t>
+      </w:r>
+      <w:r>
+        <w:rPr>
+          <w:rFonts w:ascii="Consolas" w:eastAsiaTheme="minorHAnsi" w:hAnsi="Consolas" w:cs="Consolas" w:hint="eastAsia"/>
+          <w:sz w:val="24"/>
+          <w:szCs w:val="24"/>
+        </w:rPr>
+        <w:t>크다</w:t>
+      </w:r>
+      <w:r>
+        <w:rPr>
+          <w:rFonts w:ascii="Consolas" w:eastAsiaTheme="minorHAnsi" w:hAnsi="Consolas" w:cs="Consolas" w:hint="eastAsia"/>
+          <w:sz w:val="24"/>
+          <w:szCs w:val="24"/>
+        </w:rPr>
+        <w:t>.</w:t>
+      </w:r>
+    </w:p>
+    <w:p>
+      <w:pPr>
+        <w:rPr>
+          <w:rFonts w:ascii="Consolas" w:eastAsiaTheme="minorHAnsi" w:hAnsi="Consolas" w:cs="Consolas" w:hint="eastAsia"/>
+          <w:sz w:val="24"/>
+          <w:szCs w:val="24"/>
+        </w:rPr>
+      </w:pPr>
+      <w:r>
+        <w:rPr>
+          <w:rFonts w:ascii="Consolas" w:eastAsiaTheme="minorHAnsi" w:hAnsi="Consolas" w:cs="Consolas" w:hint="eastAsia"/>
+          <w:sz w:val="24"/>
+          <w:szCs w:val="24"/>
+        </w:rPr>
+        <w:t>학생들을</w:t>
+      </w:r>
+      <w:r>
+        <w:rPr>
+          <w:rFonts w:ascii="Consolas" w:eastAsiaTheme="minorHAnsi" w:hAnsi="Consolas" w:cs="Consolas" w:hint="eastAsia"/>
+          <w:sz w:val="24"/>
+          <w:szCs w:val="24"/>
+        </w:rPr>
+        <w:t xml:space="preserve"> </w:t>
+      </w:r>
+      <w:r>
+        <w:rPr>
+          <w:rFonts w:ascii="Consolas" w:eastAsiaTheme="minorHAnsi" w:hAnsi="Consolas" w:cs="Consolas" w:hint="eastAsia"/>
+          <w:sz w:val="24"/>
+          <w:szCs w:val="24"/>
+        </w:rPr>
+        <w:t>키가</w:t>
+      </w:r>
+      <w:r>
+        <w:rPr>
+          <w:rFonts w:ascii="Consolas" w:eastAsiaTheme="minorHAnsi" w:hAnsi="Consolas" w:cs="Consolas" w:hint="eastAsia"/>
+          <w:sz w:val="24"/>
+          <w:szCs w:val="24"/>
+        </w:rPr>
+        <w:t xml:space="preserve"> </w:t>
+      </w:r>
+      <w:r>
+        <w:rPr>
+          <w:rFonts w:ascii="Consolas" w:eastAsiaTheme="minorHAnsi" w:hAnsi="Consolas" w:cs="Consolas" w:hint="eastAsia"/>
+          <w:sz w:val="24"/>
+          <w:szCs w:val="24"/>
+        </w:rPr>
+        <w:t>커지는</w:t>
+      </w:r>
+      <w:r>
+        <w:rPr>
+          <w:rFonts w:ascii="Consolas" w:eastAsiaTheme="minorHAnsi" w:hAnsi="Consolas" w:cs="Consolas" w:hint="eastAsia"/>
+          <w:sz w:val="24"/>
+          <w:szCs w:val="24"/>
+        </w:rPr>
+        <w:t xml:space="preserve"> </w:t>
+      </w:r>
+      <w:r>
+        <w:rPr>
+          <w:rFonts w:ascii="Consolas" w:eastAsiaTheme="minorHAnsi" w:hAnsi="Consolas" w:cs="Consolas" w:hint="eastAsia"/>
+          <w:sz w:val="24"/>
+          <w:szCs w:val="24"/>
+        </w:rPr>
+        <w:t>순서대로</w:t>
+      </w:r>
+      <w:r>
+        <w:rPr>
+          <w:rFonts w:ascii="Consolas" w:eastAsiaTheme="minorHAnsi" w:hAnsi="Consolas" w:cs="Consolas" w:hint="eastAsia"/>
+          <w:sz w:val="24"/>
+          <w:szCs w:val="24"/>
+        </w:rPr>
+        <w:t xml:space="preserve"> </w:t>
+      </w:r>
+      <w:r>
+        <w:rPr>
+          <w:rFonts w:ascii="Consolas" w:eastAsiaTheme="minorHAnsi" w:hAnsi="Consolas" w:cs="Consolas" w:hint="eastAsia"/>
+          <w:sz w:val="24"/>
+          <w:szCs w:val="24"/>
+        </w:rPr>
+        <w:t>줄을</w:t>
+      </w:r>
+      <w:r>
+        <w:rPr>
+          <w:rFonts w:ascii="Consolas" w:eastAsiaTheme="minorHAnsi" w:hAnsi="Consolas" w:cs="Consolas" w:hint="eastAsia"/>
+          <w:sz w:val="24"/>
+          <w:szCs w:val="24"/>
+        </w:rPr>
+        <w:t xml:space="preserve"> </w:t>
+      </w:r>
+      <w:r>
+        <w:rPr>
+          <w:rFonts w:ascii="Consolas" w:eastAsiaTheme="minorHAnsi" w:hAnsi="Consolas" w:cs="Consolas" w:hint="eastAsia"/>
+          <w:sz w:val="24"/>
+          <w:szCs w:val="24"/>
+        </w:rPr>
+        <w:t>세우는</w:t>
+      </w:r>
+      <w:r>
+        <w:rPr>
+          <w:rFonts w:ascii="Consolas" w:eastAsiaTheme="minorHAnsi" w:hAnsi="Consolas" w:cs="Consolas" w:hint="eastAsia"/>
+          <w:sz w:val="24"/>
+          <w:szCs w:val="24"/>
+        </w:rPr>
+        <w:t xml:space="preserve"> </w:t>
+      </w:r>
+      <w:r>
+        <w:rPr>
+          <w:rFonts w:ascii="Consolas" w:eastAsiaTheme="minorHAnsi" w:hAnsi="Consolas" w:cs="Consolas" w:hint="eastAsia"/>
+          <w:sz w:val="24"/>
+          <w:szCs w:val="24"/>
+        </w:rPr>
+        <w:t>서로</w:t>
+      </w:r>
+      <w:r>
+        <w:rPr>
+          <w:rFonts w:ascii="Consolas" w:eastAsiaTheme="minorHAnsi" w:hAnsi="Consolas" w:cs="Consolas" w:hint="eastAsia"/>
+          <w:sz w:val="24"/>
+          <w:szCs w:val="24"/>
+        </w:rPr>
+        <w:t xml:space="preserve"> </w:t>
+      </w:r>
+      <w:r>
+        <w:rPr>
+          <w:rFonts w:ascii="Consolas" w:eastAsiaTheme="minorHAnsi" w:hAnsi="Consolas" w:cs="Consolas" w:hint="eastAsia"/>
+          <w:sz w:val="24"/>
+          <w:szCs w:val="24"/>
+        </w:rPr>
+        <w:t>다른</w:t>
+      </w:r>
+      <w:r>
+        <w:rPr>
+          <w:rFonts w:ascii="Consolas" w:eastAsiaTheme="minorHAnsi" w:hAnsi="Consolas" w:cs="Consolas" w:hint="eastAsia"/>
+          <w:sz w:val="24"/>
+          <w:szCs w:val="24"/>
+        </w:rPr>
+        <w:t xml:space="preserve"> </w:t>
+      </w:r>
+      <w:r>
+        <w:rPr>
+          <w:rFonts w:ascii="Consolas" w:eastAsiaTheme="minorHAnsi" w:hAnsi="Consolas" w:cs="Consolas" w:hint="eastAsia"/>
+          <w:sz w:val="24"/>
+          <w:szCs w:val="24"/>
+        </w:rPr>
+        <w:t>방법은</w:t>
+      </w:r>
+      <w:r>
+        <w:rPr>
+          <w:rFonts w:ascii="Consolas" w:eastAsiaTheme="minorHAnsi" w:hAnsi="Consolas" w:cs="Consolas" w:hint="eastAsia"/>
+          <w:sz w:val="24"/>
+          <w:szCs w:val="24"/>
+        </w:rPr>
+        <w:t xml:space="preserve"> </w:t>
+      </w:r>
+      <w:r>
+        <w:rPr>
+          <w:rFonts w:ascii="Consolas" w:eastAsiaTheme="minorHAnsi" w:hAnsi="Consolas" w:cs="Consolas" w:hint="eastAsia"/>
+          <w:sz w:val="24"/>
+          <w:szCs w:val="24"/>
         </w:rPr>
         <w:t>몇</w:t>
       </w:r>
       <w:r>
-        <w:t xml:space="preserve"> </w:t>
-      </w:r>
-      <w:r>
-        <w:rPr>
-          <w:rFonts w:hint="eastAsia"/>
+        <w:rPr>
+          <w:rFonts w:ascii="Consolas" w:eastAsiaTheme="minorHAnsi" w:hAnsi="Consolas" w:cs="Consolas" w:hint="eastAsia"/>
+          <w:sz w:val="24"/>
+          <w:szCs w:val="24"/>
+        </w:rPr>
+        <w:t xml:space="preserve"> </w:t>
+      </w:r>
+      <w:r>
+        <w:rPr>
+          <w:rFonts w:ascii="Consolas" w:eastAsiaTheme="minorHAnsi" w:hAnsi="Consolas" w:cs="Consolas" w:hint="eastAsia"/>
+          <w:sz w:val="24"/>
+          <w:szCs w:val="24"/>
         </w:rPr>
         <w:t>가지인가</w:t>
       </w:r>
       <w:r>
+        <w:rPr>
+          <w:rFonts w:ascii="Consolas" w:eastAsiaTheme="minorHAnsi" w:hAnsi="Consolas" w:cs="Consolas" w:hint="eastAsia"/>
+          <w:sz w:val="24"/>
+          <w:szCs w:val="24"/>
+        </w:rPr>
         <w:t>?</w:t>
+      </w:r>
+      <w:r>
+        <w:rPr>
+          <w:rFonts w:ascii="Consolas" w:eastAsiaTheme="minorHAnsi" w:hAnsi="Consolas" w:cs="Consolas"/>
+          <w:sz w:val="24"/>
+          <w:szCs w:val="24"/>
+        </w:rPr>
+        <w:t xml:space="preserve"> </w:t>
       </w:r>
     </w:p>
     <w:tbl>
       <w:tblPr>
-        <w:tblW w:w="0" w:type="dxa"/>
+        <w:tblW w:w="9360" w:type="dxa"/>
         <w:tblBorders>
           <w:top w:val="single" w:sz="8" w:space="0" w:color="000000"/>
           <w:left w:val="single" w:sz="8" w:space="0" w:color="000000"/>
@@ -10497,30 +11171,27 @@
               <w:bottom w:val="single" w:sz="4" w:space="0" w:color="auto"/>
               <w:right w:val="single" w:sz="8" w:space="0" w:color="FFFFFF"/>
             </w:tcBorders>
+            <w:shd w:val="clear" w:color="auto" w:fill="auto"/>
             <w:tcMar>
               <w:top w:w="100" w:type="dxa"/>
               <w:left w:w="100" w:type="dxa"/>
               <w:bottom w:w="100" w:type="dxa"/>
               <w:right w:w="100" w:type="dxa"/>
             </w:tcMar>
-            <w:hideMark/>
           </w:tcPr>
           <w:p>
             <w:pPr>
               <w:widowControl w:val="0"/>
               <w:spacing w:line="240" w:lineRule="auto"/>
-              <w:jc w:val="both"/>
               <w:rPr>
                 <w:rFonts w:ascii="Consolas" w:eastAsiaTheme="minorHAnsi" w:hAnsi="Consolas" w:cs="Consolas"/>
-                <w:kern w:val="2"/>
                 <w:sz w:val="24"/>
                 <w:szCs w:val="24"/>
               </w:rPr>
             </w:pPr>
             <w:r>
               <w:rPr>
-                <w:rFonts w:ascii="Consolas" w:eastAsiaTheme="minorHAnsi" w:hAnsi="Consolas" w:cs="Consolas" w:hint="eastAsia"/>
-                <w:kern w:val="2"/>
+                <w:rFonts w:ascii="Consolas" w:eastAsiaTheme="minorHAnsi" w:hAnsi="Consolas" w:cs="Consolas"/>
                 <w:sz w:val="24"/>
                 <w:szCs w:val="24"/>
               </w:rPr>
@@ -10529,7 +11200,6 @@
             <w:r>
               <w:rPr>
                 <w:rFonts w:ascii="Consolas" w:eastAsiaTheme="minorHAnsi" w:hAnsi="Consolas" w:cs="Consolas"/>
-                <w:kern w:val="2"/>
                 <w:sz w:val="24"/>
                 <w:szCs w:val="24"/>
               </w:rPr>
@@ -10546,6 +11216,7 @@
               <w:bottom w:val="single" w:sz="4" w:space="0" w:color="auto"/>
               <w:right w:val="single" w:sz="8" w:space="0" w:color="FFFFFF"/>
             </w:tcBorders>
+            <w:shd w:val="clear" w:color="auto" w:fill="auto"/>
             <w:tcMar>
               <w:top w:w="100" w:type="dxa"/>
               <w:left w:w="100" w:type="dxa"/>
@@ -10557,10 +11228,8 @@
             <w:pPr>
               <w:widowControl w:val="0"/>
               <w:spacing w:line="240" w:lineRule="auto"/>
-              <w:jc w:val="both"/>
               <w:rPr>
                 <w:rFonts w:ascii="Consolas" w:eastAsiaTheme="minorHAnsi" w:hAnsi="Consolas" w:cs="Consolas"/>
-                <w:kern w:val="2"/>
                 <w:sz w:val="24"/>
                 <w:szCs w:val="24"/>
               </w:rPr>
@@ -10576,6 +11245,7 @@
               <w:bottom w:val="single" w:sz="4" w:space="0" w:color="auto"/>
               <w:right w:val="single" w:sz="8" w:space="0" w:color="FFFFFF"/>
             </w:tcBorders>
+            <w:shd w:val="clear" w:color="auto" w:fill="auto"/>
             <w:tcMar>
               <w:top w:w="100" w:type="dxa"/>
               <w:left w:w="100" w:type="dxa"/>
@@ -10587,10 +11257,8 @@
             <w:pPr>
               <w:widowControl w:val="0"/>
               <w:spacing w:line="240" w:lineRule="auto"/>
-              <w:jc w:val="both"/>
               <w:rPr>
                 <w:rFonts w:ascii="Consolas" w:eastAsiaTheme="minorHAnsi" w:hAnsi="Consolas" w:cs="Consolas"/>
-                <w:kern w:val="2"/>
                 <w:sz w:val="24"/>
                 <w:szCs w:val="24"/>
               </w:rPr>
@@ -10606,6 +11274,7 @@
               <w:bottom w:val="single" w:sz="4" w:space="0" w:color="auto"/>
               <w:right w:val="single" w:sz="8" w:space="0" w:color="FFFFFF"/>
             </w:tcBorders>
+            <w:shd w:val="clear" w:color="auto" w:fill="auto"/>
             <w:tcMar>
               <w:top w:w="100" w:type="dxa"/>
               <w:left w:w="100" w:type="dxa"/>
@@ -10617,10 +11286,8 @@
             <w:pPr>
               <w:widowControl w:val="0"/>
               <w:spacing w:line="240" w:lineRule="auto"/>
-              <w:jc w:val="both"/>
               <w:rPr>
                 <w:rFonts w:ascii="Consolas" w:eastAsiaTheme="minorHAnsi" w:hAnsi="Consolas" w:cs="Consolas"/>
-                <w:kern w:val="2"/>
                 <w:sz w:val="24"/>
                 <w:szCs w:val="24"/>
               </w:rPr>
@@ -10636,6 +11303,7 @@
               <w:bottom w:val="single" w:sz="4" w:space="0" w:color="auto"/>
               <w:right w:val="single" w:sz="8" w:space="0" w:color="FFFFFF"/>
             </w:tcBorders>
+            <w:shd w:val="clear" w:color="auto" w:fill="auto"/>
             <w:tcMar>
               <w:top w:w="100" w:type="dxa"/>
               <w:left w:w="100" w:type="dxa"/>
@@ -10647,10 +11315,8 @@
             <w:pPr>
               <w:widowControl w:val="0"/>
               <w:spacing w:line="240" w:lineRule="auto"/>
-              <w:jc w:val="both"/>
               <w:rPr>
                 <w:rFonts w:ascii="Consolas" w:eastAsiaTheme="minorHAnsi" w:hAnsi="Consolas" w:cs="Consolas"/>
-                <w:kern w:val="2"/>
                 <w:sz w:val="24"/>
                 <w:szCs w:val="24"/>
               </w:rPr>
@@ -10662,7 +11328,7 @@
     <w:p>
       <w:pPr>
         <w:rPr>
-          <w:rFonts w:ascii="Consolas" w:eastAsiaTheme="minorHAnsi" w:hAnsi="Consolas" w:cs="Consolas"/>
+          <w:rFonts w:ascii="Consolas" w:eastAsiaTheme="minorHAnsi" w:hAnsi="Consolas" w:cs="Consolas" w:hint="eastAsia"/>
           <w:sz w:val="24"/>
           <w:szCs w:val="24"/>
         </w:rPr>
@@ -10681,6 +11347,123 @@
       <w:pPr>
         <w:rPr>
           <w:rFonts w:ascii="Consolas" w:eastAsiaTheme="minorHAnsi" w:hAnsi="Consolas" w:cs="Consolas"/>
+          <w:sz w:val="24"/>
+          <w:szCs w:val="24"/>
+        </w:rPr>
+      </w:pPr>
+    </w:p>
+    <w:p>
+      <w:pPr>
+        <w:rPr>
+          <w:rFonts w:ascii="Consolas" w:eastAsiaTheme="minorHAnsi" w:hAnsi="Consolas" w:cs="Consolas"/>
+          <w:sz w:val="24"/>
+          <w:szCs w:val="24"/>
+        </w:rPr>
+      </w:pPr>
+    </w:p>
+    <w:p>
+      <w:pPr>
+        <w:rPr>
+          <w:rFonts w:ascii="Consolas" w:eastAsiaTheme="minorHAnsi" w:hAnsi="Consolas" w:cs="Consolas"/>
+          <w:sz w:val="24"/>
+          <w:szCs w:val="24"/>
+        </w:rPr>
+      </w:pPr>
+    </w:p>
+    <w:p>
+      <w:pPr>
+        <w:rPr>
+          <w:rFonts w:ascii="Consolas" w:eastAsiaTheme="minorHAnsi" w:hAnsi="Consolas" w:cs="Consolas"/>
+          <w:sz w:val="24"/>
+          <w:szCs w:val="24"/>
+        </w:rPr>
+      </w:pPr>
+    </w:p>
+    <w:p>
+      <w:pPr>
+        <w:rPr>
+          <w:rFonts w:ascii="Consolas" w:eastAsiaTheme="minorHAnsi" w:hAnsi="Consolas" w:cs="Consolas"/>
+          <w:sz w:val="24"/>
+          <w:szCs w:val="24"/>
+        </w:rPr>
+      </w:pPr>
+    </w:p>
+    <w:p>
+      <w:pPr>
+        <w:rPr>
+          <w:rFonts w:ascii="Consolas" w:eastAsiaTheme="minorHAnsi" w:hAnsi="Consolas" w:cs="Consolas"/>
+          <w:sz w:val="24"/>
+          <w:szCs w:val="24"/>
+        </w:rPr>
+      </w:pPr>
+    </w:p>
+    <w:p>
+      <w:pPr>
+        <w:rPr>
+          <w:rFonts w:ascii="Consolas" w:eastAsiaTheme="minorHAnsi" w:hAnsi="Consolas" w:cs="Consolas"/>
+          <w:sz w:val="24"/>
+          <w:szCs w:val="24"/>
+        </w:rPr>
+      </w:pPr>
+    </w:p>
+    <w:p>
+      <w:pPr>
+        <w:rPr>
+          <w:rFonts w:ascii="Consolas" w:eastAsiaTheme="minorHAnsi" w:hAnsi="Consolas" w:cs="Consolas"/>
+          <w:sz w:val="24"/>
+          <w:szCs w:val="24"/>
+        </w:rPr>
+      </w:pPr>
+    </w:p>
+    <w:p>
+      <w:pPr>
+        <w:rPr>
+          <w:rFonts w:ascii="Consolas" w:eastAsiaTheme="minorHAnsi" w:hAnsi="Consolas" w:cs="Consolas"/>
+          <w:sz w:val="24"/>
+          <w:szCs w:val="24"/>
+        </w:rPr>
+      </w:pPr>
+    </w:p>
+    <w:p>
+      <w:pPr>
+        <w:rPr>
+          <w:rFonts w:ascii="Consolas" w:eastAsiaTheme="minorHAnsi" w:hAnsi="Consolas" w:cs="Consolas"/>
+          <w:sz w:val="24"/>
+          <w:szCs w:val="24"/>
+        </w:rPr>
+      </w:pPr>
+    </w:p>
+    <w:p>
+      <w:pPr>
+        <w:rPr>
+          <w:rFonts w:ascii="Consolas" w:eastAsiaTheme="minorHAnsi" w:hAnsi="Consolas" w:cs="Consolas"/>
+          <w:sz w:val="24"/>
+          <w:szCs w:val="24"/>
+        </w:rPr>
+      </w:pPr>
+    </w:p>
+    <w:p>
+      <w:pPr>
+        <w:rPr>
+          <w:rFonts w:ascii="Consolas" w:eastAsiaTheme="minorHAnsi" w:hAnsi="Consolas" w:cs="Consolas"/>
+          <w:sz w:val="24"/>
+          <w:szCs w:val="24"/>
+        </w:rPr>
+      </w:pPr>
+    </w:p>
+    <w:p>
+      <w:pPr>
+        <w:rPr>
+          <w:rFonts w:ascii="Consolas" w:eastAsiaTheme="minorHAnsi" w:hAnsi="Consolas" w:cs="Consolas" w:hint="eastAsia"/>
+          <w:sz w:val="24"/>
+          <w:szCs w:val="24"/>
+        </w:rPr>
+      </w:pPr>
+    </w:p>
+    <w:p>
+      <w:pPr>
+        <w:rPr>
+          <w:rFonts w:ascii="Consolas" w:eastAsiaTheme="minorHAnsi" w:hAnsi="Consolas" w:cs="Consolas" w:hint="eastAsia"/>
           <w:sz w:val="24"/>
           <w:szCs w:val="24"/>
         </w:rPr>
@@ -10691,7 +11474,7 @@
         <w:pStyle w:val="a7"/>
         <w:numPr>
           <w:ilvl w:val="0"/>
-          <w:numId w:val="43"/>
+          <w:numId w:val="21"/>
         </w:numPr>
         <w:ind w:leftChars="0"/>
         <w:rPr>
@@ -10702,823 +11485,219 @@
       </w:pPr>
       <w:r>
         <w:rPr>
-          <w:rFonts w:ascii="Consolas" w:eastAsiaTheme="minorHAnsi" w:hAnsi="Consolas" w:cs="Consolas"/>
-          <w:sz w:val="24"/>
-          <w:szCs w:val="24"/>
-        </w:rPr>
-        <w:t xml:space="preserve"> </w:t>
-      </w:r>
-      <w:r>
-        <w:rPr>
           <w:rFonts w:ascii="Consolas" w:eastAsiaTheme="minorHAnsi" w:hAnsi="Consolas" w:cs="Consolas" w:hint="eastAsia"/>
           <w:sz w:val="24"/>
           <w:szCs w:val="24"/>
         </w:rPr>
-        <w:t>어떤</w:t>
-      </w:r>
-      <w:r>
-        <w:rPr>
-          <w:rFonts w:ascii="Consolas" w:eastAsiaTheme="minorHAnsi" w:hAnsi="Consolas" w:cs="Consolas"/>
-          <w:sz w:val="24"/>
-          <w:szCs w:val="24"/>
-        </w:rPr>
-        <w:t xml:space="preserve"> </w:t>
-      </w:r>
-      <w:r>
-        <w:rPr>
-          <w:rFonts w:ascii="Consolas" w:eastAsiaTheme="minorHAnsi" w:hAnsi="Consolas" w:cs="Consolas" w:hint="eastAsia"/>
-          <w:sz w:val="24"/>
-          <w:szCs w:val="24"/>
-        </w:rPr>
-        <w:t>대회에서</w:t>
-      </w:r>
-      <w:r>
-        <w:rPr>
-          <w:rFonts w:ascii="Consolas" w:eastAsiaTheme="minorHAnsi" w:hAnsi="Consolas" w:cs="Consolas"/>
-          <w:sz w:val="24"/>
-          <w:szCs w:val="24"/>
-        </w:rPr>
-        <w:t xml:space="preserve"> </w:t>
-      </w:r>
-      <w:r>
-        <w:rPr>
-          <w:rFonts w:ascii="Consolas" w:eastAsiaTheme="minorHAnsi" w:hAnsi="Consolas" w:cs="Consolas" w:hint="eastAsia"/>
-          <w:sz w:val="24"/>
-          <w:szCs w:val="24"/>
-        </w:rPr>
-        <w:t>한</w:t>
-      </w:r>
-      <w:r>
-        <w:rPr>
-          <w:rFonts w:ascii="Consolas" w:eastAsiaTheme="minorHAnsi" w:hAnsi="Consolas" w:cs="Consolas"/>
-          <w:sz w:val="24"/>
-          <w:szCs w:val="24"/>
-        </w:rPr>
-        <w:t xml:space="preserve"> </w:t>
-      </w:r>
-      <w:r>
-        <w:rPr>
-          <w:rFonts w:ascii="Consolas" w:eastAsiaTheme="minorHAnsi" w:hAnsi="Consolas" w:cs="Consolas" w:hint="eastAsia"/>
-          <w:sz w:val="24"/>
-          <w:szCs w:val="24"/>
-        </w:rPr>
-        <w:t>명의</w:t>
-      </w:r>
-      <w:r>
-        <w:rPr>
-          <w:rFonts w:ascii="Consolas" w:eastAsiaTheme="minorHAnsi" w:hAnsi="Consolas" w:cs="Consolas"/>
-          <w:sz w:val="24"/>
-          <w:szCs w:val="24"/>
-        </w:rPr>
-        <w:t xml:space="preserve"> </w:t>
-      </w:r>
-      <w:r>
-        <w:rPr>
-          <w:rFonts w:ascii="Consolas" w:eastAsiaTheme="minorHAnsi" w:hAnsi="Consolas" w:cs="Consolas" w:hint="eastAsia"/>
-          <w:sz w:val="24"/>
-          <w:szCs w:val="24"/>
-        </w:rPr>
-        <w:t>우승자를</w:t>
-      </w:r>
-      <w:r>
-        <w:rPr>
-          <w:rFonts w:ascii="Consolas" w:eastAsiaTheme="minorHAnsi" w:hAnsi="Consolas" w:cs="Consolas"/>
-          <w:sz w:val="24"/>
-          <w:szCs w:val="24"/>
-        </w:rPr>
-        <w:t xml:space="preserve"> </w:t>
-      </w:r>
-      <w:r>
-        <w:rPr>
-          <w:rFonts w:ascii="Consolas" w:eastAsiaTheme="minorHAnsi" w:hAnsi="Consolas" w:cs="Consolas" w:hint="eastAsia"/>
-          <w:sz w:val="24"/>
-          <w:szCs w:val="24"/>
-        </w:rPr>
-        <w:t>뽑기</w:t>
-      </w:r>
-      <w:r>
-        <w:rPr>
-          <w:rFonts w:ascii="Consolas" w:eastAsiaTheme="minorHAnsi" w:hAnsi="Consolas" w:cs="Consolas"/>
-          <w:sz w:val="24"/>
-          <w:szCs w:val="24"/>
-        </w:rPr>
-        <w:t xml:space="preserve"> </w:t>
-      </w:r>
-      <w:r>
-        <w:rPr>
-          <w:rFonts w:ascii="Consolas" w:eastAsiaTheme="minorHAnsi" w:hAnsi="Consolas" w:cs="Consolas" w:hint="eastAsia"/>
-          <w:sz w:val="24"/>
-          <w:szCs w:val="24"/>
-        </w:rPr>
-        <w:t>위해서</w:t>
-      </w:r>
-      <w:r>
-        <w:rPr>
-          <w:rFonts w:ascii="Consolas" w:eastAsiaTheme="minorHAnsi" w:hAnsi="Consolas" w:cs="Consolas"/>
-          <w:sz w:val="24"/>
-          <w:szCs w:val="24"/>
-        </w:rPr>
-        <w:t xml:space="preserve"> 10</w:t>
-      </w:r>
-      <w:r>
-        <w:rPr>
-          <w:rFonts w:ascii="Consolas" w:eastAsiaTheme="minorHAnsi" w:hAnsi="Consolas" w:cs="Consolas" w:hint="eastAsia"/>
-          <w:sz w:val="24"/>
-          <w:szCs w:val="24"/>
-        </w:rPr>
-        <w:t>명의</w:t>
-      </w:r>
-      <w:r>
-        <w:rPr>
-          <w:rFonts w:ascii="Consolas" w:eastAsiaTheme="minorHAnsi" w:hAnsi="Consolas" w:cs="Consolas"/>
-          <w:sz w:val="24"/>
-          <w:szCs w:val="24"/>
-        </w:rPr>
-        <w:t xml:space="preserve"> </w:t>
-      </w:r>
-      <w:r>
-        <w:rPr>
-          <w:rFonts w:ascii="Consolas" w:eastAsiaTheme="minorHAnsi" w:hAnsi="Consolas" w:cs="Consolas" w:hint="eastAsia"/>
-          <w:sz w:val="24"/>
-          <w:szCs w:val="24"/>
-        </w:rPr>
-        <w:t>사람들이</w:t>
-      </w:r>
-      <w:r>
-        <w:rPr>
-          <w:rFonts w:ascii="Consolas" w:eastAsiaTheme="minorHAnsi" w:hAnsi="Consolas" w:cs="Consolas"/>
-          <w:sz w:val="24"/>
-          <w:szCs w:val="24"/>
-        </w:rPr>
-        <w:t xml:space="preserve"> </w:t>
-      </w:r>
-      <w:r>
-        <w:rPr>
-          <w:rFonts w:ascii="Consolas" w:eastAsiaTheme="minorHAnsi" w:hAnsi="Consolas" w:cs="Consolas" w:hint="eastAsia"/>
-          <w:sz w:val="24"/>
-          <w:szCs w:val="24"/>
-        </w:rPr>
-        <w:t>서로</w:t>
-      </w:r>
-      <w:r>
-        <w:rPr>
-          <w:rFonts w:ascii="Consolas" w:eastAsiaTheme="minorHAnsi" w:hAnsi="Consolas" w:cs="Consolas"/>
-          <w:sz w:val="24"/>
-          <w:szCs w:val="24"/>
-        </w:rPr>
-        <w:t xml:space="preserve"> </w:t>
-      </w:r>
-      <w:r>
-        <w:rPr>
-          <w:rFonts w:ascii="Consolas" w:eastAsiaTheme="minorHAnsi" w:hAnsi="Consolas" w:cs="Consolas" w:hint="eastAsia"/>
-          <w:sz w:val="24"/>
-          <w:szCs w:val="24"/>
-        </w:rPr>
-        <w:t>대결하고</w:t>
-      </w:r>
-      <w:r>
-        <w:rPr>
-          <w:rFonts w:ascii="Consolas" w:eastAsiaTheme="minorHAnsi" w:hAnsi="Consolas" w:cs="Consolas"/>
-          <w:sz w:val="24"/>
-          <w:szCs w:val="24"/>
-        </w:rPr>
-        <w:t xml:space="preserve"> </w:t>
-      </w:r>
-      <w:r>
-        <w:rPr>
-          <w:rFonts w:ascii="Consolas" w:eastAsiaTheme="minorHAnsi" w:hAnsi="Consolas" w:cs="Consolas" w:hint="eastAsia"/>
-          <w:sz w:val="24"/>
-          <w:szCs w:val="24"/>
-        </w:rPr>
-        <w:t>있다</w:t>
-      </w:r>
-      <w:r>
-        <w:rPr>
-          <w:rFonts w:ascii="Consolas" w:eastAsiaTheme="minorHAnsi" w:hAnsi="Consolas" w:cs="Consolas"/>
-          <w:sz w:val="24"/>
-          <w:szCs w:val="24"/>
-        </w:rPr>
-        <w:t xml:space="preserve">. </w:t>
-      </w:r>
-      <w:r>
-        <w:rPr>
-          <w:rFonts w:ascii="Consolas" w:eastAsiaTheme="minorHAnsi" w:hAnsi="Consolas" w:cs="Consolas" w:hint="eastAsia"/>
-          <w:sz w:val="24"/>
-          <w:szCs w:val="24"/>
-        </w:rPr>
-        <w:t>이</w:t>
-      </w:r>
-      <w:r>
-        <w:rPr>
-          <w:rFonts w:ascii="Consolas" w:eastAsiaTheme="minorHAnsi" w:hAnsi="Consolas" w:cs="Consolas"/>
-          <w:sz w:val="24"/>
-          <w:szCs w:val="24"/>
-        </w:rPr>
-        <w:t xml:space="preserve"> </w:t>
-      </w:r>
-      <w:r>
-        <w:rPr>
-          <w:rFonts w:ascii="Consolas" w:eastAsiaTheme="minorHAnsi" w:hAnsi="Consolas" w:cs="Consolas" w:hint="eastAsia"/>
-          <w:sz w:val="24"/>
-          <w:szCs w:val="24"/>
-        </w:rPr>
-        <w:t>대결에서는</w:t>
-      </w:r>
-      <w:r>
-        <w:rPr>
-          <w:rFonts w:ascii="Consolas" w:eastAsiaTheme="minorHAnsi" w:hAnsi="Consolas" w:cs="Consolas"/>
-          <w:sz w:val="24"/>
-          <w:szCs w:val="24"/>
-        </w:rPr>
-        <w:t xml:space="preserve"> 2</w:t>
-      </w:r>
-      <w:r>
-        <w:rPr>
-          <w:rFonts w:ascii="Consolas" w:eastAsiaTheme="minorHAnsi" w:hAnsi="Consolas" w:cs="Consolas" w:hint="eastAsia"/>
-          <w:sz w:val="24"/>
-          <w:szCs w:val="24"/>
-        </w:rPr>
-        <w:t>명이</w:t>
-      </w:r>
-      <w:r>
-        <w:rPr>
-          <w:rFonts w:ascii="Consolas" w:eastAsiaTheme="minorHAnsi" w:hAnsi="Consolas" w:cs="Consolas"/>
-          <w:sz w:val="24"/>
-          <w:szCs w:val="24"/>
-        </w:rPr>
-        <w:t xml:space="preserve"> </w:t>
-      </w:r>
-      <w:r>
-        <w:rPr>
-          <w:rFonts w:ascii="Consolas" w:eastAsiaTheme="minorHAnsi" w:hAnsi="Consolas" w:cs="Consolas" w:hint="eastAsia"/>
-          <w:sz w:val="24"/>
-          <w:szCs w:val="24"/>
-        </w:rPr>
-        <w:t>무승부</w:t>
-      </w:r>
-      <w:r>
-        <w:rPr>
-          <w:rFonts w:ascii="Consolas" w:eastAsiaTheme="minorHAnsi" w:hAnsi="Consolas" w:cs="Consolas"/>
-          <w:sz w:val="24"/>
-          <w:szCs w:val="24"/>
-        </w:rPr>
-        <w:t xml:space="preserve"> </w:t>
-      </w:r>
-      <w:r>
-        <w:rPr>
-          <w:rFonts w:ascii="Consolas" w:eastAsiaTheme="minorHAnsi" w:hAnsi="Consolas" w:cs="Consolas" w:hint="eastAsia"/>
-          <w:sz w:val="24"/>
-          <w:szCs w:val="24"/>
-        </w:rPr>
-        <w:t>없이</w:t>
-      </w:r>
-      <w:r>
-        <w:rPr>
-          <w:rFonts w:ascii="Consolas" w:eastAsiaTheme="minorHAnsi" w:hAnsi="Consolas" w:cs="Consolas"/>
-          <w:sz w:val="24"/>
-          <w:szCs w:val="24"/>
-        </w:rPr>
-        <w:t xml:space="preserve"> </w:t>
-      </w:r>
-      <w:r>
-        <w:rPr>
-          <w:rFonts w:ascii="Consolas" w:eastAsiaTheme="minorHAnsi" w:hAnsi="Consolas" w:cs="Consolas" w:hint="eastAsia"/>
-          <w:sz w:val="24"/>
-          <w:szCs w:val="24"/>
-        </w:rPr>
-        <w:t>승패가</w:t>
-      </w:r>
-      <w:r>
-        <w:rPr>
-          <w:rFonts w:ascii="Consolas" w:eastAsiaTheme="minorHAnsi" w:hAnsi="Consolas" w:cs="Consolas"/>
-          <w:sz w:val="24"/>
-          <w:szCs w:val="24"/>
-        </w:rPr>
-        <w:t xml:space="preserve"> </w:t>
-      </w:r>
-      <w:r>
-        <w:rPr>
-          <w:rFonts w:ascii="Consolas" w:eastAsiaTheme="minorHAnsi" w:hAnsi="Consolas" w:cs="Consolas" w:hint="eastAsia"/>
-          <w:sz w:val="24"/>
-          <w:szCs w:val="24"/>
-        </w:rPr>
-        <w:t>결정될</w:t>
-      </w:r>
-      <w:r>
-        <w:rPr>
-          <w:rFonts w:ascii="Consolas" w:eastAsiaTheme="minorHAnsi" w:hAnsi="Consolas" w:cs="Consolas"/>
-          <w:sz w:val="24"/>
-          <w:szCs w:val="24"/>
-        </w:rPr>
-        <w:t xml:space="preserve"> </w:t>
-      </w:r>
-      <w:r>
-        <w:rPr>
-          <w:rFonts w:ascii="Consolas" w:eastAsiaTheme="minorHAnsi" w:hAnsi="Consolas" w:cs="Consolas" w:hint="eastAsia"/>
-          <w:sz w:val="24"/>
-          <w:szCs w:val="24"/>
-        </w:rPr>
-        <w:t>때까지</w:t>
-      </w:r>
-      <w:r>
-        <w:rPr>
-          <w:rFonts w:ascii="Consolas" w:eastAsiaTheme="minorHAnsi" w:hAnsi="Consolas" w:cs="Consolas"/>
-          <w:sz w:val="24"/>
-          <w:szCs w:val="24"/>
-        </w:rPr>
-        <w:t xml:space="preserve"> </w:t>
-      </w:r>
-      <w:r>
-        <w:rPr>
-          <w:rFonts w:ascii="Consolas" w:eastAsiaTheme="minorHAnsi" w:hAnsi="Consolas" w:cs="Consolas" w:hint="eastAsia"/>
-          <w:sz w:val="24"/>
-          <w:szCs w:val="24"/>
-        </w:rPr>
-        <w:t>싸우며</w:t>
-      </w:r>
-      <w:r>
-        <w:rPr>
-          <w:rFonts w:ascii="Consolas" w:eastAsiaTheme="minorHAnsi" w:hAnsi="Consolas" w:cs="Consolas"/>
-          <w:sz w:val="24"/>
-          <w:szCs w:val="24"/>
-        </w:rPr>
-        <w:t xml:space="preserve">, </w:t>
-      </w:r>
-      <w:r>
-        <w:rPr>
-          <w:rFonts w:ascii="Consolas" w:eastAsiaTheme="minorHAnsi" w:hAnsi="Consolas" w:cs="Consolas" w:hint="eastAsia"/>
-          <w:sz w:val="24"/>
-          <w:szCs w:val="24"/>
-        </w:rPr>
-        <w:t>한</w:t>
-      </w:r>
-      <w:r>
-        <w:rPr>
-          <w:rFonts w:ascii="Consolas" w:eastAsiaTheme="minorHAnsi" w:hAnsi="Consolas" w:cs="Consolas"/>
-          <w:sz w:val="24"/>
-          <w:szCs w:val="24"/>
-        </w:rPr>
-        <w:t xml:space="preserve"> </w:t>
-      </w:r>
-      <w:r>
-        <w:rPr>
-          <w:rFonts w:ascii="Consolas" w:eastAsiaTheme="minorHAnsi" w:hAnsi="Consolas" w:cs="Consolas" w:hint="eastAsia"/>
-          <w:sz w:val="24"/>
-          <w:szCs w:val="24"/>
-        </w:rPr>
-        <w:t>번</w:t>
-      </w:r>
-      <w:r>
-        <w:rPr>
-          <w:rFonts w:ascii="Consolas" w:eastAsiaTheme="minorHAnsi" w:hAnsi="Consolas" w:cs="Consolas"/>
-          <w:sz w:val="24"/>
-          <w:szCs w:val="24"/>
-        </w:rPr>
-        <w:t xml:space="preserve"> </w:t>
-      </w:r>
-      <w:r>
-        <w:rPr>
-          <w:rFonts w:ascii="Consolas" w:eastAsiaTheme="minorHAnsi" w:hAnsi="Consolas" w:cs="Consolas" w:hint="eastAsia"/>
-          <w:sz w:val="24"/>
-          <w:szCs w:val="24"/>
-        </w:rPr>
-        <w:t>대결했던</w:t>
-      </w:r>
-      <w:r>
-        <w:rPr>
-          <w:rFonts w:ascii="Consolas" w:eastAsiaTheme="minorHAnsi" w:hAnsi="Consolas" w:cs="Consolas"/>
-          <w:sz w:val="24"/>
-          <w:szCs w:val="24"/>
-        </w:rPr>
-        <w:t xml:space="preserve"> </w:t>
-      </w:r>
-      <w:r>
-        <w:rPr>
-          <w:rFonts w:ascii="Consolas" w:eastAsiaTheme="minorHAnsi" w:hAnsi="Consolas" w:cs="Consolas" w:hint="eastAsia"/>
-          <w:sz w:val="24"/>
-          <w:szCs w:val="24"/>
-        </w:rPr>
-        <w:t>두</w:t>
-      </w:r>
-      <w:r>
-        <w:rPr>
-          <w:rFonts w:ascii="Consolas" w:eastAsiaTheme="minorHAnsi" w:hAnsi="Consolas" w:cs="Consolas"/>
-          <w:sz w:val="24"/>
-          <w:szCs w:val="24"/>
-        </w:rPr>
-        <w:t xml:space="preserve"> </w:t>
-      </w:r>
-      <w:r>
-        <w:rPr>
-          <w:rFonts w:ascii="Consolas" w:eastAsiaTheme="minorHAnsi" w:hAnsi="Consolas" w:cs="Consolas" w:hint="eastAsia"/>
-          <w:sz w:val="24"/>
-          <w:szCs w:val="24"/>
-        </w:rPr>
-        <w:t>사람이</w:t>
-      </w:r>
-      <w:r>
-        <w:rPr>
-          <w:rFonts w:ascii="Consolas" w:eastAsiaTheme="minorHAnsi" w:hAnsi="Consolas" w:cs="Consolas"/>
-          <w:sz w:val="24"/>
-          <w:szCs w:val="24"/>
-        </w:rPr>
-        <w:t xml:space="preserve"> </w:t>
-      </w:r>
-      <w:r>
-        <w:rPr>
-          <w:rFonts w:ascii="Consolas" w:eastAsiaTheme="minorHAnsi" w:hAnsi="Consolas" w:cs="Consolas" w:hint="eastAsia"/>
-          <w:sz w:val="24"/>
-          <w:szCs w:val="24"/>
-        </w:rPr>
-        <w:t>다시</w:t>
-      </w:r>
-      <w:r>
-        <w:rPr>
-          <w:rFonts w:ascii="Consolas" w:eastAsiaTheme="minorHAnsi" w:hAnsi="Consolas" w:cs="Consolas"/>
-          <w:sz w:val="24"/>
-          <w:szCs w:val="24"/>
-        </w:rPr>
-        <w:t xml:space="preserve"> </w:t>
-      </w:r>
-      <w:r>
-        <w:rPr>
-          <w:rFonts w:ascii="Consolas" w:eastAsiaTheme="minorHAnsi" w:hAnsi="Consolas" w:cs="Consolas" w:hint="eastAsia"/>
-          <w:sz w:val="24"/>
-          <w:szCs w:val="24"/>
-        </w:rPr>
-        <w:t>대결할</w:t>
-      </w:r>
-      <w:r>
-        <w:rPr>
-          <w:rFonts w:ascii="Consolas" w:eastAsiaTheme="minorHAnsi" w:hAnsi="Consolas" w:cs="Consolas"/>
-          <w:sz w:val="24"/>
-          <w:szCs w:val="24"/>
-        </w:rPr>
-        <w:t xml:space="preserve"> </w:t>
-      </w:r>
-      <w:r>
-        <w:rPr>
-          <w:rFonts w:ascii="Consolas" w:eastAsiaTheme="minorHAnsi" w:hAnsi="Consolas" w:cs="Consolas" w:hint="eastAsia"/>
-          <w:sz w:val="24"/>
-          <w:szCs w:val="24"/>
-        </w:rPr>
-        <w:t>수도</w:t>
-      </w:r>
-      <w:r>
-        <w:rPr>
-          <w:rFonts w:ascii="Consolas" w:eastAsiaTheme="minorHAnsi" w:hAnsi="Consolas" w:cs="Consolas"/>
-          <w:sz w:val="24"/>
-          <w:szCs w:val="24"/>
-        </w:rPr>
-        <w:t xml:space="preserve"> </w:t>
-      </w:r>
-      <w:r>
-        <w:rPr>
-          <w:rFonts w:ascii="Consolas" w:eastAsiaTheme="minorHAnsi" w:hAnsi="Consolas" w:cs="Consolas" w:hint="eastAsia"/>
-          <w:sz w:val="24"/>
-          <w:szCs w:val="24"/>
-        </w:rPr>
-        <w:t>있다</w:t>
-      </w:r>
-      <w:r>
-        <w:rPr>
-          <w:rFonts w:ascii="Consolas" w:eastAsiaTheme="minorHAnsi" w:hAnsi="Consolas" w:cs="Consolas"/>
-          <w:sz w:val="24"/>
-          <w:szCs w:val="24"/>
-        </w:rPr>
-        <w:t xml:space="preserve">. </w:t>
-      </w:r>
-      <w:r>
-        <w:rPr>
-          <w:rFonts w:ascii="Consolas" w:eastAsiaTheme="minorHAnsi" w:hAnsi="Consolas" w:cs="Consolas" w:hint="eastAsia"/>
-          <w:sz w:val="24"/>
-          <w:szCs w:val="24"/>
-        </w:rPr>
-        <w:t>다만</w:t>
-      </w:r>
-      <w:r>
-        <w:rPr>
-          <w:rFonts w:ascii="Consolas" w:eastAsiaTheme="minorHAnsi" w:hAnsi="Consolas" w:cs="Consolas"/>
-          <w:sz w:val="24"/>
-          <w:szCs w:val="24"/>
-        </w:rPr>
-        <w:t xml:space="preserve">, </w:t>
-      </w:r>
-      <w:r>
-        <w:rPr>
-          <w:rFonts w:ascii="Consolas" w:eastAsiaTheme="minorHAnsi" w:hAnsi="Consolas" w:cs="Consolas" w:hint="eastAsia"/>
-          <w:sz w:val="24"/>
-          <w:szCs w:val="24"/>
-        </w:rPr>
-        <w:t>누구든지</w:t>
-      </w:r>
-      <w:r>
-        <w:rPr>
-          <w:rFonts w:ascii="Consolas" w:eastAsiaTheme="minorHAnsi" w:hAnsi="Consolas" w:cs="Consolas"/>
-          <w:sz w:val="24"/>
-          <w:szCs w:val="24"/>
-        </w:rPr>
-        <w:t xml:space="preserve"> </w:t>
-      </w:r>
-      <w:r>
-        <w:rPr>
-          <w:rFonts w:ascii="Consolas" w:eastAsiaTheme="minorHAnsi" w:hAnsi="Consolas" w:cs="Consolas" w:hint="eastAsia"/>
-          <w:sz w:val="24"/>
-          <w:szCs w:val="24"/>
-        </w:rPr>
-        <w:t>누적</w:t>
-      </w:r>
-      <w:r>
-        <w:rPr>
-          <w:rFonts w:ascii="Consolas" w:eastAsiaTheme="minorHAnsi" w:hAnsi="Consolas" w:cs="Consolas"/>
-          <w:sz w:val="24"/>
-          <w:szCs w:val="24"/>
-        </w:rPr>
-        <w:t xml:space="preserve"> 3</w:t>
-      </w:r>
-      <w:r>
-        <w:rPr>
-          <w:rFonts w:ascii="Consolas" w:eastAsiaTheme="minorHAnsi" w:hAnsi="Consolas" w:cs="Consolas" w:hint="eastAsia"/>
-          <w:sz w:val="24"/>
-          <w:szCs w:val="24"/>
-        </w:rPr>
-        <w:t>패를</w:t>
-      </w:r>
-      <w:r>
-        <w:rPr>
-          <w:rFonts w:ascii="Consolas" w:eastAsiaTheme="minorHAnsi" w:hAnsi="Consolas" w:cs="Consolas"/>
-          <w:sz w:val="24"/>
-          <w:szCs w:val="24"/>
-        </w:rPr>
-        <w:t xml:space="preserve"> </w:t>
-      </w:r>
-      <w:r>
-        <w:rPr>
-          <w:rFonts w:ascii="Consolas" w:eastAsiaTheme="minorHAnsi" w:hAnsi="Consolas" w:cs="Consolas" w:hint="eastAsia"/>
-          <w:sz w:val="24"/>
-          <w:szCs w:val="24"/>
-        </w:rPr>
-        <w:t>하면</w:t>
-      </w:r>
-      <w:r>
-        <w:rPr>
-          <w:rFonts w:ascii="Consolas" w:eastAsiaTheme="minorHAnsi" w:hAnsi="Consolas" w:cs="Consolas"/>
-          <w:sz w:val="24"/>
-          <w:szCs w:val="24"/>
-        </w:rPr>
-        <w:t xml:space="preserve"> </w:t>
-      </w:r>
-      <w:r>
-        <w:rPr>
-          <w:rFonts w:ascii="Consolas" w:eastAsiaTheme="minorHAnsi" w:hAnsi="Consolas" w:cs="Consolas" w:hint="eastAsia"/>
-          <w:sz w:val="24"/>
-          <w:szCs w:val="24"/>
-        </w:rPr>
-        <w:t>바로</w:t>
-      </w:r>
-      <w:r>
-        <w:rPr>
-          <w:rFonts w:ascii="Consolas" w:eastAsiaTheme="minorHAnsi" w:hAnsi="Consolas" w:cs="Consolas"/>
-          <w:sz w:val="24"/>
-          <w:szCs w:val="24"/>
-        </w:rPr>
-        <w:t xml:space="preserve"> </w:t>
-      </w:r>
-      <w:r>
-        <w:rPr>
-          <w:rFonts w:ascii="Consolas" w:eastAsiaTheme="minorHAnsi" w:hAnsi="Consolas" w:cs="Consolas" w:hint="eastAsia"/>
-          <w:sz w:val="24"/>
-          <w:szCs w:val="24"/>
-        </w:rPr>
-        <w:t>대회에서</w:t>
-      </w:r>
-      <w:r>
-        <w:rPr>
-          <w:rFonts w:ascii="Consolas" w:eastAsiaTheme="minorHAnsi" w:hAnsi="Consolas" w:cs="Consolas"/>
-          <w:sz w:val="24"/>
-          <w:szCs w:val="24"/>
-        </w:rPr>
-        <w:t xml:space="preserve"> </w:t>
-      </w:r>
-      <w:r>
-        <w:rPr>
-          <w:rFonts w:ascii="Consolas" w:eastAsiaTheme="minorHAnsi" w:hAnsi="Consolas" w:cs="Consolas" w:hint="eastAsia"/>
-          <w:sz w:val="24"/>
-          <w:szCs w:val="24"/>
-        </w:rPr>
-        <w:t>탈락한다</w:t>
-      </w:r>
-      <w:r>
-        <w:rPr>
-          <w:rFonts w:ascii="Consolas" w:eastAsiaTheme="minorHAnsi" w:hAnsi="Consolas" w:cs="Consolas"/>
-          <w:sz w:val="24"/>
-          <w:szCs w:val="24"/>
-        </w:rPr>
-        <w:t xml:space="preserve">. </w:t>
-      </w:r>
-      <w:r>
-        <w:rPr>
-          <w:rFonts w:ascii="Consolas" w:eastAsiaTheme="minorHAnsi" w:hAnsi="Consolas" w:cs="Consolas" w:hint="eastAsia"/>
-          <w:sz w:val="24"/>
-          <w:szCs w:val="24"/>
-        </w:rPr>
-        <w:t>마지막</w:t>
-      </w:r>
-      <w:r>
-        <w:rPr>
-          <w:rFonts w:ascii="Consolas" w:eastAsiaTheme="minorHAnsi" w:hAnsi="Consolas" w:cs="Consolas"/>
-          <w:sz w:val="24"/>
-          <w:szCs w:val="24"/>
-        </w:rPr>
-        <w:t xml:space="preserve"> </w:t>
-      </w:r>
-      <w:r>
-        <w:rPr>
-          <w:rFonts w:ascii="Consolas" w:eastAsiaTheme="minorHAnsi" w:hAnsi="Consolas" w:cs="Consolas" w:hint="eastAsia"/>
-          <w:sz w:val="24"/>
-          <w:szCs w:val="24"/>
-        </w:rPr>
-        <w:t>한</w:t>
-      </w:r>
-      <w:r>
-        <w:rPr>
-          <w:rFonts w:ascii="Consolas" w:eastAsiaTheme="minorHAnsi" w:hAnsi="Consolas" w:cs="Consolas"/>
-          <w:sz w:val="24"/>
-          <w:szCs w:val="24"/>
-        </w:rPr>
-        <w:t xml:space="preserve"> </w:t>
-      </w:r>
-      <w:r>
-        <w:rPr>
-          <w:rFonts w:ascii="Consolas" w:eastAsiaTheme="minorHAnsi" w:hAnsi="Consolas" w:cs="Consolas" w:hint="eastAsia"/>
-          <w:sz w:val="24"/>
-          <w:szCs w:val="24"/>
-        </w:rPr>
-        <w:t>명만</w:t>
-      </w:r>
-      <w:r>
-        <w:rPr>
-          <w:rFonts w:ascii="Consolas" w:eastAsiaTheme="minorHAnsi" w:hAnsi="Consolas" w:cs="Consolas"/>
-          <w:sz w:val="24"/>
-          <w:szCs w:val="24"/>
-        </w:rPr>
-        <w:t xml:space="preserve"> </w:t>
-      </w:r>
-      <w:r>
-        <w:rPr>
-          <w:rFonts w:ascii="Consolas" w:eastAsiaTheme="minorHAnsi" w:hAnsi="Consolas" w:cs="Consolas" w:hint="eastAsia"/>
-          <w:sz w:val="24"/>
-          <w:szCs w:val="24"/>
-        </w:rPr>
-        <w:t>빼고</w:t>
-      </w:r>
-      <w:r>
-        <w:rPr>
-          <w:rFonts w:ascii="Consolas" w:eastAsiaTheme="minorHAnsi" w:hAnsi="Consolas" w:cs="Consolas"/>
-          <w:sz w:val="24"/>
-          <w:szCs w:val="24"/>
-        </w:rPr>
-        <w:t xml:space="preserve"> </w:t>
-      </w:r>
-      <w:r>
-        <w:rPr>
-          <w:rFonts w:ascii="Consolas" w:eastAsiaTheme="minorHAnsi" w:hAnsi="Consolas" w:cs="Consolas" w:hint="eastAsia"/>
-          <w:sz w:val="24"/>
-          <w:szCs w:val="24"/>
-        </w:rPr>
-        <w:t>다른</w:t>
-      </w:r>
-      <w:r>
-        <w:rPr>
-          <w:rFonts w:ascii="Consolas" w:eastAsiaTheme="minorHAnsi" w:hAnsi="Consolas" w:cs="Consolas"/>
-          <w:sz w:val="24"/>
-          <w:szCs w:val="24"/>
-        </w:rPr>
-        <w:t xml:space="preserve"> </w:t>
-      </w:r>
-      <w:r>
-        <w:rPr>
-          <w:rFonts w:ascii="Consolas" w:eastAsiaTheme="minorHAnsi" w:hAnsi="Consolas" w:cs="Consolas" w:hint="eastAsia"/>
-          <w:sz w:val="24"/>
-          <w:szCs w:val="24"/>
-        </w:rPr>
-        <w:t>사람이</w:t>
-      </w:r>
-      <w:r>
-        <w:rPr>
-          <w:rFonts w:ascii="Consolas" w:eastAsiaTheme="minorHAnsi" w:hAnsi="Consolas" w:cs="Consolas"/>
-          <w:sz w:val="24"/>
-          <w:szCs w:val="24"/>
-        </w:rPr>
-        <w:t xml:space="preserve"> </w:t>
-      </w:r>
-      <w:r>
-        <w:rPr>
-          <w:rFonts w:ascii="Consolas" w:eastAsiaTheme="minorHAnsi" w:hAnsi="Consolas" w:cs="Consolas" w:hint="eastAsia"/>
-          <w:sz w:val="24"/>
-          <w:szCs w:val="24"/>
-        </w:rPr>
-        <w:t>모두</w:t>
-      </w:r>
-      <w:r>
-        <w:rPr>
-          <w:rFonts w:ascii="Consolas" w:eastAsiaTheme="minorHAnsi" w:hAnsi="Consolas" w:cs="Consolas"/>
-          <w:sz w:val="24"/>
-          <w:szCs w:val="24"/>
-        </w:rPr>
-        <w:t xml:space="preserve"> </w:t>
-      </w:r>
-      <w:r>
-        <w:rPr>
-          <w:rFonts w:ascii="Consolas" w:eastAsiaTheme="minorHAnsi" w:hAnsi="Consolas" w:cs="Consolas" w:hint="eastAsia"/>
-          <w:sz w:val="24"/>
-          <w:szCs w:val="24"/>
-        </w:rPr>
-        <w:t>탈락하면</w:t>
-      </w:r>
-      <w:r>
-        <w:rPr>
-          <w:rFonts w:ascii="Consolas" w:eastAsiaTheme="minorHAnsi" w:hAnsi="Consolas" w:cs="Consolas"/>
-          <w:sz w:val="24"/>
-          <w:szCs w:val="24"/>
-        </w:rPr>
-        <w:t xml:space="preserve"> </w:t>
-      </w:r>
-      <w:r>
-        <w:rPr>
-          <w:rFonts w:ascii="Consolas" w:eastAsiaTheme="minorHAnsi" w:hAnsi="Consolas" w:cs="Consolas" w:hint="eastAsia"/>
-          <w:sz w:val="24"/>
-          <w:szCs w:val="24"/>
-        </w:rPr>
-        <w:t>이</w:t>
-      </w:r>
-      <w:r>
-        <w:rPr>
-          <w:rFonts w:ascii="Consolas" w:eastAsiaTheme="minorHAnsi" w:hAnsi="Consolas" w:cs="Consolas"/>
-          <w:sz w:val="24"/>
-          <w:szCs w:val="24"/>
-        </w:rPr>
-        <w:t xml:space="preserve"> </w:t>
-      </w:r>
-      <w:r>
-        <w:rPr>
-          <w:rFonts w:ascii="Consolas" w:eastAsiaTheme="minorHAnsi" w:hAnsi="Consolas" w:cs="Consolas" w:hint="eastAsia"/>
-          <w:sz w:val="24"/>
-          <w:szCs w:val="24"/>
-        </w:rPr>
-        <w:t>사람이</w:t>
-      </w:r>
-      <w:r>
-        <w:rPr>
-          <w:rFonts w:ascii="Consolas" w:eastAsiaTheme="minorHAnsi" w:hAnsi="Consolas" w:cs="Consolas"/>
-          <w:sz w:val="24"/>
-          <w:szCs w:val="24"/>
-        </w:rPr>
-        <w:t xml:space="preserve"> </w:t>
-      </w:r>
-      <w:r>
-        <w:rPr>
-          <w:rFonts w:ascii="Consolas" w:eastAsiaTheme="minorHAnsi" w:hAnsi="Consolas" w:cs="Consolas" w:hint="eastAsia"/>
-          <w:sz w:val="24"/>
-          <w:szCs w:val="24"/>
-        </w:rPr>
-        <w:t>대회의</w:t>
-      </w:r>
-      <w:r>
-        <w:rPr>
-          <w:rFonts w:ascii="Consolas" w:eastAsiaTheme="minorHAnsi" w:hAnsi="Consolas" w:cs="Consolas"/>
-          <w:sz w:val="24"/>
-          <w:szCs w:val="24"/>
-        </w:rPr>
-        <w:t xml:space="preserve"> </w:t>
-      </w:r>
-      <w:r>
-        <w:rPr>
-          <w:rFonts w:ascii="Consolas" w:eastAsiaTheme="minorHAnsi" w:hAnsi="Consolas" w:cs="Consolas" w:hint="eastAsia"/>
-          <w:sz w:val="24"/>
-          <w:szCs w:val="24"/>
-        </w:rPr>
-        <w:t>우승자가</w:t>
-      </w:r>
-      <w:r>
-        <w:rPr>
-          <w:rFonts w:ascii="Consolas" w:eastAsiaTheme="minorHAnsi" w:hAnsi="Consolas" w:cs="Consolas"/>
-          <w:sz w:val="24"/>
-          <w:szCs w:val="24"/>
-        </w:rPr>
-        <w:t xml:space="preserve"> </w:t>
-      </w:r>
-      <w:r>
-        <w:rPr>
-          <w:rFonts w:ascii="Consolas" w:eastAsiaTheme="minorHAnsi" w:hAnsi="Consolas" w:cs="Consolas" w:hint="eastAsia"/>
-          <w:sz w:val="24"/>
-          <w:szCs w:val="24"/>
-        </w:rPr>
-        <w:t>된다</w:t>
-      </w:r>
-      <w:r>
-        <w:rPr>
-          <w:rFonts w:ascii="Consolas" w:eastAsiaTheme="minorHAnsi" w:hAnsi="Consolas" w:cs="Consolas"/>
+        <w:lastRenderedPageBreak/>
+        <w:t xml:space="preserve"> </w:t>
+      </w:r>
+      <m:oMath>
+        <m:r>
+          <w:rPr>
+            <w:rFonts w:ascii="Cambria Math" w:hAnsi="Cambria Math"/>
+            <w:sz w:val="24"/>
+            <w:szCs w:val="24"/>
+          </w:rPr>
+          <m:t>p</m:t>
+        </m:r>
+        <m:r>
+          <m:rPr>
+            <m:sty m:val="p"/>
+          </m:rPr>
+          <w:rPr>
+            <w:rFonts w:ascii="Cambria Math" w:hAnsi="Cambria Math"/>
+            <w:sz w:val="24"/>
+            <w:szCs w:val="24"/>
+          </w:rPr>
+          <m:t>,</m:t>
+        </m:r>
+        <m:r>
+          <w:rPr>
+            <w:rFonts w:ascii="Cambria Math" w:hAnsi="Cambria Math"/>
+            <w:sz w:val="24"/>
+            <w:szCs w:val="24"/>
+          </w:rPr>
+          <m:t>q</m:t>
+        </m:r>
+        <m:r>
+          <m:rPr>
+            <m:sty m:val="p"/>
+          </m:rPr>
+          <w:rPr>
+            <w:rFonts w:ascii="Cambria Math" w:hAnsi="Cambria Math"/>
+            <w:sz w:val="24"/>
+            <w:szCs w:val="24"/>
+          </w:rPr>
+          <m:t>,</m:t>
+        </m:r>
+        <m:r>
+          <w:rPr>
+            <w:rFonts w:ascii="Cambria Math" w:hAnsi="Cambria Math"/>
+            <w:sz w:val="24"/>
+            <w:szCs w:val="24"/>
+          </w:rPr>
+          <m:t>r</m:t>
+        </m:r>
+        <m:r>
+          <m:rPr>
+            <m:sty m:val="p"/>
+          </m:rPr>
+          <w:rPr>
+            <w:rFonts w:ascii="Cambria Math" w:hAnsi="Cambria Math"/>
+            <w:sz w:val="24"/>
+            <w:szCs w:val="24"/>
+          </w:rPr>
+          <m:t>,</m:t>
+        </m:r>
+        <m:r>
+          <w:rPr>
+            <w:rFonts w:ascii="Cambria Math" w:hAnsi="Cambria Math"/>
+            <w:sz w:val="24"/>
+            <w:szCs w:val="24"/>
+          </w:rPr>
+          <m:t>s</m:t>
+        </m:r>
+      </m:oMath>
+      <w:r>
+        <w:rPr>
+          <w:rFonts w:ascii="Consolas" w:hAnsi="Consolas"/>
+          <w:sz w:val="24"/>
+          <w:szCs w:val="24"/>
+        </w:rPr>
+        <w:t>는</w:t>
+      </w:r>
+      <w:r>
+        <w:rPr>
+          <w:rFonts w:ascii="Consolas" w:hAnsi="Consolas"/>
+          <w:sz w:val="24"/>
+          <w:szCs w:val="24"/>
+        </w:rPr>
+        <w:t xml:space="preserve"> </w:t>
+      </w:r>
+      <w:r>
+        <w:rPr>
+          <w:rFonts w:ascii="Consolas" w:hAnsi="Consolas"/>
+          <w:sz w:val="24"/>
+          <w:szCs w:val="24"/>
+        </w:rPr>
+        <w:t>참</w:t>
+      </w:r>
+      <w:r>
+        <w:rPr>
+          <w:rFonts w:ascii="Consolas" w:hAnsi="Consolas"/>
+          <w:sz w:val="24"/>
+          <w:szCs w:val="24"/>
+        </w:rPr>
+        <w:t xml:space="preserve"> </w:t>
+      </w:r>
+      <w:r>
+        <w:rPr>
+          <w:rFonts w:ascii="Consolas" w:hAnsi="Consolas"/>
+          <w:sz w:val="24"/>
+          <w:szCs w:val="24"/>
+        </w:rPr>
+        <w:t>또는</w:t>
+      </w:r>
+      <w:r>
+        <w:rPr>
+          <w:rFonts w:ascii="Consolas" w:hAnsi="Consolas"/>
+          <w:sz w:val="24"/>
+          <w:szCs w:val="24"/>
+        </w:rPr>
+        <w:t xml:space="preserve"> </w:t>
+      </w:r>
+      <w:r>
+        <w:rPr>
+          <w:rFonts w:ascii="Consolas" w:hAnsi="Consolas"/>
+          <w:sz w:val="24"/>
+          <w:szCs w:val="24"/>
+        </w:rPr>
+        <w:t>거짓의</w:t>
+      </w:r>
+      <w:r>
+        <w:rPr>
+          <w:rFonts w:ascii="Consolas" w:hAnsi="Consolas"/>
+          <w:sz w:val="24"/>
+          <w:szCs w:val="24"/>
+        </w:rPr>
+        <w:t xml:space="preserve"> </w:t>
+      </w:r>
+      <w:r>
+        <w:rPr>
+          <w:rFonts w:ascii="Consolas" w:hAnsi="Consolas"/>
+          <w:sz w:val="24"/>
+          <w:szCs w:val="24"/>
+        </w:rPr>
+        <w:t>값을</w:t>
+      </w:r>
+      <w:r>
+        <w:rPr>
+          <w:rFonts w:ascii="Consolas" w:hAnsi="Consolas"/>
+          <w:sz w:val="24"/>
+          <w:szCs w:val="24"/>
+        </w:rPr>
+        <w:t xml:space="preserve"> </w:t>
+      </w:r>
+      <w:r>
+        <w:rPr>
+          <w:rFonts w:ascii="Consolas" w:hAnsi="Consolas"/>
+          <w:sz w:val="24"/>
+          <w:szCs w:val="24"/>
+        </w:rPr>
+        <w:t>가질</w:t>
+      </w:r>
+      <w:r>
+        <w:rPr>
+          <w:rFonts w:ascii="Consolas" w:hAnsi="Consolas"/>
+          <w:sz w:val="24"/>
+          <w:szCs w:val="24"/>
+        </w:rPr>
+        <w:t xml:space="preserve"> </w:t>
+      </w:r>
+      <w:r>
+        <w:rPr>
+          <w:rFonts w:ascii="Consolas" w:hAnsi="Consolas"/>
+          <w:sz w:val="24"/>
+          <w:szCs w:val="24"/>
+        </w:rPr>
+        <w:t>수</w:t>
+      </w:r>
+      <w:r>
+        <w:rPr>
+          <w:rFonts w:ascii="Consolas" w:hAnsi="Consolas"/>
+          <w:sz w:val="24"/>
+          <w:szCs w:val="24"/>
+        </w:rPr>
+        <w:t xml:space="preserve"> </w:t>
+      </w:r>
+      <w:r>
+        <w:rPr>
+          <w:rFonts w:ascii="Consolas" w:hAnsi="Consolas"/>
+          <w:sz w:val="24"/>
+          <w:szCs w:val="24"/>
+        </w:rPr>
+        <w:t>있는</w:t>
+      </w:r>
+      <w:r>
+        <w:rPr>
+          <w:rFonts w:ascii="Consolas" w:hAnsi="Consolas"/>
+          <w:sz w:val="24"/>
+          <w:szCs w:val="24"/>
+        </w:rPr>
+        <w:t xml:space="preserve"> </w:t>
+      </w:r>
+      <w:r>
+        <w:rPr>
+          <w:rFonts w:ascii="Consolas" w:hAnsi="Consolas"/>
+          <w:sz w:val="24"/>
+          <w:szCs w:val="24"/>
+        </w:rPr>
+        <w:t>변수이다</w:t>
+      </w:r>
+      <w:r>
+        <w:rPr>
+          <w:rFonts w:ascii="Consolas" w:hAnsi="Consolas"/>
           <w:sz w:val="24"/>
           <w:szCs w:val="24"/>
         </w:rPr>
@@ -11527,368 +11706,595 @@
     </w:p>
     <w:p>
       <w:pPr>
-        <w:pStyle w:val="a7"/>
-        <w:ind w:leftChars="0" w:left="400"/>
-      </w:pPr>
-      <w:r>
-        <w:rPr>
-          <w:rFonts w:ascii="Consolas" w:eastAsiaTheme="minorHAnsi" w:hAnsi="Consolas" w:cs="Consolas" w:hint="eastAsia"/>
-          <w:sz w:val="24"/>
-          <w:szCs w:val="24"/>
-        </w:rPr>
-        <w:t>우승자를</w:t>
-      </w:r>
-      <w:r>
-        <w:rPr>
-          <w:rFonts w:ascii="Consolas" w:eastAsiaTheme="minorHAnsi" w:hAnsi="Consolas" w:cs="Consolas"/>
-          <w:sz w:val="24"/>
-          <w:szCs w:val="24"/>
-        </w:rPr>
-        <w:t xml:space="preserve"> </w:t>
-      </w:r>
-      <w:r>
-        <w:rPr>
-          <w:rFonts w:ascii="Consolas" w:eastAsiaTheme="minorHAnsi" w:hAnsi="Consolas" w:cs="Consolas" w:hint="eastAsia"/>
-          <w:sz w:val="24"/>
-          <w:szCs w:val="24"/>
-        </w:rPr>
-        <w:t>결정할</w:t>
-      </w:r>
-      <w:r>
-        <w:rPr>
-          <w:rFonts w:ascii="Consolas" w:eastAsiaTheme="minorHAnsi" w:hAnsi="Consolas" w:cs="Consolas"/>
-          <w:sz w:val="24"/>
-          <w:szCs w:val="24"/>
-        </w:rPr>
-        <w:t xml:space="preserve"> </w:t>
-      </w:r>
-      <w:r>
-        <w:rPr>
-          <w:rFonts w:ascii="Consolas" w:eastAsiaTheme="minorHAnsi" w:hAnsi="Consolas" w:cs="Consolas" w:hint="eastAsia"/>
-          <w:sz w:val="24"/>
-          <w:szCs w:val="24"/>
-        </w:rPr>
-        <w:t>때</w:t>
-      </w:r>
-      <w:r>
-        <w:rPr>
-          <w:rFonts w:ascii="Consolas" w:eastAsiaTheme="minorHAnsi" w:hAnsi="Consolas" w:cs="Consolas"/>
-          <w:sz w:val="24"/>
-          <w:szCs w:val="24"/>
-        </w:rPr>
-        <w:t xml:space="preserve"> </w:t>
-      </w:r>
-      <w:r>
-        <w:rPr>
-          <w:rFonts w:ascii="Consolas" w:eastAsiaTheme="minorHAnsi" w:hAnsi="Consolas" w:cs="Consolas" w:hint="eastAsia"/>
-          <w:sz w:val="24"/>
-          <w:szCs w:val="24"/>
-        </w:rPr>
-        <w:t>가장</w:t>
-      </w:r>
-      <w:r>
-        <w:rPr>
-          <w:rFonts w:ascii="Consolas" w:eastAsiaTheme="minorHAnsi" w:hAnsi="Consolas" w:cs="Consolas"/>
-          <w:sz w:val="24"/>
-          <w:szCs w:val="24"/>
-        </w:rPr>
-        <w:t xml:space="preserve"> </w:t>
-      </w:r>
-      <w:r>
-        <w:rPr>
-          <w:rFonts w:ascii="Consolas" w:eastAsiaTheme="minorHAnsi" w:hAnsi="Consolas" w:cs="Consolas" w:hint="eastAsia"/>
-          <w:sz w:val="24"/>
-          <w:szCs w:val="24"/>
-        </w:rPr>
-        <w:t>많은</w:t>
-      </w:r>
-      <w:r>
-        <w:rPr>
-          <w:rFonts w:ascii="Consolas" w:eastAsiaTheme="minorHAnsi" w:hAnsi="Consolas" w:cs="Consolas"/>
-          <w:sz w:val="24"/>
-          <w:szCs w:val="24"/>
-        </w:rPr>
-        <w:t xml:space="preserve"> </w:t>
-      </w:r>
-      <w:r>
-        <w:rPr>
-          <w:rFonts w:ascii="Consolas" w:eastAsiaTheme="minorHAnsi" w:hAnsi="Consolas" w:cs="Consolas" w:hint="eastAsia"/>
-          <w:sz w:val="24"/>
-          <w:szCs w:val="24"/>
-        </w:rPr>
-        <w:t>횟수의</w:t>
-      </w:r>
-      <w:r>
-        <w:rPr>
-          <w:rFonts w:ascii="Consolas" w:eastAsiaTheme="minorHAnsi" w:hAnsi="Consolas" w:cs="Consolas"/>
-          <w:sz w:val="24"/>
-          <w:szCs w:val="24"/>
-        </w:rPr>
-        <w:t xml:space="preserve"> </w:t>
-      </w:r>
-      <w:r>
-        <w:rPr>
-          <w:rFonts w:ascii="Consolas" w:eastAsiaTheme="minorHAnsi" w:hAnsi="Consolas" w:cs="Consolas" w:hint="eastAsia"/>
-          <w:sz w:val="24"/>
-          <w:szCs w:val="24"/>
-        </w:rPr>
-        <w:t>대결이</w:t>
-      </w:r>
-      <w:r>
-        <w:rPr>
-          <w:rFonts w:ascii="Consolas" w:eastAsiaTheme="minorHAnsi" w:hAnsi="Consolas" w:cs="Consolas"/>
-          <w:sz w:val="24"/>
-          <w:szCs w:val="24"/>
-        </w:rPr>
-        <w:t xml:space="preserve"> </w:t>
-      </w:r>
-      <w:r>
-        <w:rPr>
-          <w:rFonts w:ascii="Consolas" w:eastAsiaTheme="minorHAnsi" w:hAnsi="Consolas" w:cs="Consolas" w:hint="eastAsia"/>
-          <w:sz w:val="24"/>
-          <w:szCs w:val="24"/>
-        </w:rPr>
-        <w:t>필요한</w:t>
-      </w:r>
-      <w:r>
-        <w:rPr>
-          <w:rFonts w:ascii="Consolas" w:eastAsiaTheme="minorHAnsi" w:hAnsi="Consolas" w:cs="Consolas"/>
-          <w:sz w:val="24"/>
-          <w:szCs w:val="24"/>
-        </w:rPr>
-        <w:t xml:space="preserve"> </w:t>
-      </w:r>
-      <w:r>
-        <w:rPr>
-          <w:rFonts w:ascii="Consolas" w:eastAsiaTheme="minorHAnsi" w:hAnsi="Consolas" w:cs="Consolas" w:hint="eastAsia"/>
-          <w:sz w:val="24"/>
-          <w:szCs w:val="24"/>
-        </w:rPr>
-        <w:t>경우와</w:t>
-      </w:r>
-      <w:r>
-        <w:rPr>
-          <w:rFonts w:ascii="Consolas" w:eastAsiaTheme="minorHAnsi" w:hAnsi="Consolas" w:cs="Consolas"/>
-          <w:sz w:val="24"/>
-          <w:szCs w:val="24"/>
+        <w:pStyle w:val="a9"/>
+        <w:rPr>
+          <w:rFonts w:ascii="Consolas" w:hAnsi="Consolas"/>
+        </w:rPr>
+      </w:pPr>
+      <w:r>
+        <w:rPr>
+          <w:rFonts w:ascii="Consolas" w:hAnsi="Consolas"/>
+        </w:rPr>
+        <w:t>이</w:t>
+      </w:r>
+      <w:r>
+        <w:rPr>
+          <w:rFonts w:ascii="Consolas" w:hAnsi="Consolas"/>
+        </w:rPr>
+        <w:t xml:space="preserve"> 4</w:t>
+      </w:r>
+      <w:r>
+        <w:rPr>
+          <w:rFonts w:ascii="Consolas" w:hAnsi="Consolas"/>
+        </w:rPr>
+        <w:t>개의</w:t>
+      </w:r>
+      <w:r>
+        <w:rPr>
+          <w:rFonts w:ascii="Consolas" w:hAnsi="Consolas"/>
+        </w:rPr>
+        <w:t xml:space="preserve"> </w:t>
+      </w:r>
+      <w:r>
+        <w:rPr>
+          <w:rFonts w:ascii="Consolas" w:hAnsi="Consolas"/>
+        </w:rPr>
+        <w:t>변수에</w:t>
+      </w:r>
+      <w:r>
+        <w:rPr>
+          <w:rFonts w:ascii="Consolas" w:hAnsi="Consolas"/>
+        </w:rPr>
+        <w:t xml:space="preserve"> </w:t>
+      </w:r>
+      <w:r>
+        <w:rPr>
+          <w:rFonts w:ascii="Consolas" w:hAnsi="Consolas"/>
+        </w:rPr>
+        <w:t>참</w:t>
+      </w:r>
+      <w:r>
+        <w:rPr>
+          <w:rFonts w:ascii="Consolas" w:hAnsi="Consolas"/>
+        </w:rPr>
+        <w:t xml:space="preserve"> </w:t>
+      </w:r>
+      <w:r>
+        <w:rPr>
+          <w:rFonts w:ascii="Consolas" w:hAnsi="Consolas"/>
+        </w:rPr>
+        <w:t>또는</w:t>
+      </w:r>
+      <w:r>
+        <w:rPr>
+          <w:rFonts w:ascii="Consolas" w:hAnsi="Consolas"/>
+        </w:rPr>
+        <w:t xml:space="preserve"> </w:t>
+      </w:r>
+      <w:r>
+        <w:rPr>
+          <w:rFonts w:ascii="Consolas" w:hAnsi="Consolas"/>
+        </w:rPr>
+        <w:t>거짓을</w:t>
+      </w:r>
+      <w:r>
+        <w:rPr>
+          <w:rFonts w:ascii="Consolas" w:hAnsi="Consolas"/>
+        </w:rPr>
+        <w:t xml:space="preserve"> </w:t>
+      </w:r>
+      <w:r>
+        <w:rPr>
+          <w:rFonts w:ascii="Consolas" w:hAnsi="Consolas"/>
+        </w:rPr>
+        <w:t>배정하는</w:t>
+      </w:r>
+      <w:r>
+        <w:rPr>
+          <w:rFonts w:ascii="Consolas" w:hAnsi="Consolas"/>
+        </w:rPr>
+        <w:t xml:space="preserve"> </w:t>
+      </w:r>
+      <w:r>
+        <w:rPr>
+          <w:rFonts w:ascii="Consolas" w:hAnsi="Consolas"/>
+        </w:rPr>
+        <w:t>경우의</w:t>
+      </w:r>
+      <w:r>
+        <w:rPr>
+          <w:rFonts w:ascii="Consolas" w:hAnsi="Consolas"/>
+        </w:rPr>
+        <w:t xml:space="preserve"> </w:t>
+      </w:r>
+      <w:r>
+        <w:rPr>
+          <w:rFonts w:ascii="Consolas" w:hAnsi="Consolas"/>
+        </w:rPr>
+        <w:t>수는</w:t>
+      </w:r>
+      <w:r>
+        <w:rPr>
+          <w:rFonts w:ascii="Consolas" w:hAnsi="Consolas"/>
+        </w:rPr>
+        <w:t xml:space="preserve"> </w:t>
+      </w:r>
+      <m:oMath>
+        <m:sSup>
+          <m:sSupPr>
+            <m:ctrlPr>
+              <w:rPr>
+                <w:rFonts w:ascii="Cambria Math" w:hAnsi="Cambria Math"/>
+              </w:rPr>
+            </m:ctrlPr>
+          </m:sSupPr>
+          <m:e>
+            <m:r>
+              <w:rPr>
+                <w:rFonts w:ascii="Cambria Math" w:hAnsi="Cambria Math"/>
+              </w:rPr>
+              <m:t>2</m:t>
+            </m:r>
+          </m:e>
+          <m:sup>
+            <m:r>
+              <w:rPr>
+                <w:rFonts w:ascii="Cambria Math" w:hAnsi="Cambria Math"/>
+              </w:rPr>
+              <m:t>4</m:t>
+            </m:r>
+          </m:sup>
+        </m:sSup>
+        <m:r>
+          <m:rPr>
+            <m:sty m:val="p"/>
+          </m:rPr>
+          <w:rPr>
+            <w:rFonts w:ascii="Cambria Math" w:hAnsi="Cambria Math"/>
+          </w:rPr>
+          <m:t>=</m:t>
+        </m:r>
+        <m:r>
+          <w:rPr>
+            <w:rFonts w:ascii="Cambria Math" w:hAnsi="Cambria Math"/>
+          </w:rPr>
+          <m:t>16</m:t>
+        </m:r>
+      </m:oMath>
+      <w:r>
+        <w:rPr>
+          <w:rFonts w:ascii="Consolas" w:hAnsi="Consolas"/>
+        </w:rPr>
+        <w:t>가지이다</w:t>
+      </w:r>
+      <w:r>
+        <w:rPr>
+          <w:rFonts w:ascii="Consolas" w:hAnsi="Consolas"/>
+        </w:rPr>
+        <w:t>.</w:t>
+      </w:r>
+    </w:p>
+    <w:p>
+      <w:pPr>
+        <w:pStyle w:val="a9"/>
+        <w:rPr>
+          <w:rFonts w:ascii="Consolas" w:hAnsi="Consolas"/>
+        </w:rPr>
+      </w:pPr>
+      <w:r>
+        <w:rPr>
+          <w:rFonts w:ascii="Consolas" w:hAnsi="Consolas"/>
+        </w:rPr>
+        <w:t>이</w:t>
+      </w:r>
+      <w:r>
+        <w:rPr>
+          <w:rFonts w:ascii="Consolas" w:hAnsi="Consolas"/>
+        </w:rPr>
+        <w:t xml:space="preserve"> </w:t>
+      </w:r>
+      <w:r>
+        <w:rPr>
+          <w:rFonts w:ascii="Consolas" w:hAnsi="Consolas"/>
+        </w:rPr>
+        <w:t>중에</w:t>
+      </w:r>
+      <w:r>
+        <w:rPr>
+          <w:rFonts w:ascii="Consolas" w:hAnsi="Consolas"/>
         </w:rPr>
         <w:t xml:space="preserve">, </w:t>
       </w:r>
       <w:r>
         <w:rPr>
-          <w:rFonts w:ascii="Consolas" w:eastAsiaTheme="minorHAnsi" w:hAnsi="Consolas" w:cs="Consolas" w:hint="eastAsia"/>
-          <w:sz w:val="24"/>
-          <w:szCs w:val="24"/>
-        </w:rPr>
-        <w:t>가장</w:t>
-      </w:r>
-      <w:r>
-        <w:rPr>
-          <w:rFonts w:ascii="Consolas" w:eastAsiaTheme="minorHAnsi" w:hAnsi="Consolas" w:cs="Consolas"/>
-          <w:sz w:val="24"/>
-          <w:szCs w:val="24"/>
-        </w:rPr>
-        <w:t xml:space="preserve"> </w:t>
-      </w:r>
-      <w:r>
-        <w:rPr>
-          <w:rFonts w:ascii="Consolas" w:eastAsiaTheme="minorHAnsi" w:hAnsi="Consolas" w:cs="Consolas" w:hint="eastAsia"/>
-          <w:sz w:val="24"/>
-          <w:szCs w:val="24"/>
-        </w:rPr>
-        <w:t>적은</w:t>
-      </w:r>
-      <w:r>
-        <w:rPr>
-          <w:rFonts w:ascii="Consolas" w:eastAsiaTheme="minorHAnsi" w:hAnsi="Consolas" w:cs="Consolas"/>
-          <w:sz w:val="24"/>
-          <w:szCs w:val="24"/>
-        </w:rPr>
-        <w:t xml:space="preserve"> </w:t>
-      </w:r>
-      <w:r>
-        <w:rPr>
-          <w:rFonts w:ascii="Consolas" w:eastAsiaTheme="minorHAnsi" w:hAnsi="Consolas" w:cs="Consolas" w:hint="eastAsia"/>
-          <w:sz w:val="24"/>
-          <w:szCs w:val="24"/>
-        </w:rPr>
-        <w:t>횟수의</w:t>
-      </w:r>
-      <w:r>
-        <w:rPr>
-          <w:rFonts w:ascii="Consolas" w:eastAsiaTheme="minorHAnsi" w:hAnsi="Consolas" w:cs="Consolas"/>
-          <w:sz w:val="24"/>
-          <w:szCs w:val="24"/>
-        </w:rPr>
-        <w:t xml:space="preserve"> </w:t>
-      </w:r>
-      <w:r>
-        <w:rPr>
-          <w:rFonts w:ascii="Consolas" w:eastAsiaTheme="minorHAnsi" w:hAnsi="Consolas" w:cs="Consolas" w:hint="eastAsia"/>
-          <w:sz w:val="24"/>
-          <w:szCs w:val="24"/>
-        </w:rPr>
-        <w:t>대결이</w:t>
-      </w:r>
-      <w:r>
-        <w:rPr>
-          <w:rFonts w:ascii="Consolas" w:eastAsiaTheme="minorHAnsi" w:hAnsi="Consolas" w:cs="Consolas"/>
-          <w:sz w:val="24"/>
-          <w:szCs w:val="24"/>
-        </w:rPr>
-        <w:t xml:space="preserve"> </w:t>
-      </w:r>
-      <w:r>
-        <w:rPr>
-          <w:rFonts w:ascii="Consolas" w:eastAsiaTheme="minorHAnsi" w:hAnsi="Consolas" w:cs="Consolas" w:hint="eastAsia"/>
-          <w:sz w:val="24"/>
-          <w:szCs w:val="24"/>
-        </w:rPr>
-        <w:t>필요한</w:t>
-      </w:r>
-      <w:r>
-        <w:rPr>
-          <w:rFonts w:ascii="Consolas" w:eastAsiaTheme="minorHAnsi" w:hAnsi="Consolas" w:cs="Consolas"/>
-          <w:sz w:val="24"/>
-          <w:szCs w:val="24"/>
-        </w:rPr>
-        <w:t xml:space="preserve"> </w:t>
-      </w:r>
-      <w:r>
-        <w:rPr>
-          <w:rFonts w:ascii="Consolas" w:eastAsiaTheme="minorHAnsi" w:hAnsi="Consolas" w:cs="Consolas" w:hint="eastAsia"/>
-          <w:sz w:val="24"/>
-          <w:szCs w:val="24"/>
-        </w:rPr>
-        <w:t>경우를</w:t>
-      </w:r>
-      <w:r>
-        <w:rPr>
-          <w:rFonts w:ascii="Consolas" w:eastAsiaTheme="minorHAnsi" w:hAnsi="Consolas" w:cs="Consolas"/>
-          <w:sz w:val="24"/>
-          <w:szCs w:val="24"/>
-        </w:rPr>
-        <w:t xml:space="preserve"> </w:t>
-      </w:r>
-      <w:r>
-        <w:rPr>
-          <w:rFonts w:ascii="Consolas" w:eastAsiaTheme="minorHAnsi" w:hAnsi="Consolas" w:cs="Consolas" w:hint="eastAsia"/>
-          <w:sz w:val="24"/>
-          <w:szCs w:val="24"/>
-        </w:rPr>
-        <w:t>생각해보고</w:t>
-      </w:r>
-      <w:r>
-        <w:rPr>
-          <w:rFonts w:ascii="Consolas" w:eastAsiaTheme="minorHAnsi" w:hAnsi="Consolas" w:cs="Consolas"/>
-          <w:sz w:val="24"/>
-          <w:szCs w:val="24"/>
+          <w:rFonts w:ascii="Consolas" w:hAnsi="Consolas"/>
+        </w:rPr>
+        <w:t>식</w:t>
+      </w:r>
+      <w:r>
+        <w:rPr>
+          <w:rFonts w:ascii="Consolas" w:hAnsi="Consolas"/>
+        </w:rPr>
+        <w:t xml:space="preserve"> </w:t>
+      </w:r>
+      <m:oMath>
+        <m:d>
+          <m:dPr>
+            <m:ctrlPr>
+              <w:rPr>
+                <w:rFonts w:ascii="Cambria Math" w:hAnsi="Cambria Math"/>
+              </w:rPr>
+            </m:ctrlPr>
+          </m:dPr>
+          <m:e>
+            <m:r>
+              <m:rPr>
+                <m:sty m:val="p"/>
+              </m:rPr>
+              <w:rPr>
+                <w:rFonts w:ascii="Cambria Math" w:hAnsi="Cambria Math"/>
+              </w:rPr>
+              <m:t>(</m:t>
+            </m:r>
+            <m:r>
+              <w:rPr>
+                <w:rFonts w:ascii="Cambria Math" w:hAnsi="Cambria Math"/>
+              </w:rPr>
+              <m:t>p</m:t>
+            </m:r>
+            <m:r>
+              <m:rPr>
+                <m:sty m:val="p"/>
+              </m:rPr>
+              <w:rPr>
+                <w:rFonts w:ascii="Cambria Math" w:hAnsi="Cambria Math"/>
+              </w:rPr>
+              <m:t>∨</m:t>
+            </m:r>
+            <m:r>
+              <w:rPr>
+                <w:rFonts w:ascii="Cambria Math" w:hAnsi="Cambria Math"/>
+              </w:rPr>
+              <m:t>q</m:t>
+            </m:r>
+            <m:r>
+              <m:rPr>
+                <m:sty m:val="p"/>
+              </m:rPr>
+              <w:rPr>
+                <w:rFonts w:ascii="Cambria Math" w:hAnsi="Cambria Math"/>
+              </w:rPr>
+              <m:t>)→(¬</m:t>
+            </m:r>
+            <m:r>
+              <w:rPr>
+                <w:rFonts w:ascii="Cambria Math" w:hAnsi="Cambria Math"/>
+              </w:rPr>
+              <m:t>q</m:t>
+            </m:r>
+            <m:r>
+              <m:rPr>
+                <m:sty m:val="p"/>
+              </m:rPr>
+              <w:rPr>
+                <w:rFonts w:ascii="Cambria Math" w:hAnsi="Cambria Math"/>
+              </w:rPr>
+              <m:t>∨</m:t>
+            </m:r>
+            <m:r>
+              <w:rPr>
+                <w:rFonts w:ascii="Cambria Math" w:hAnsi="Cambria Math"/>
+              </w:rPr>
+              <m:t>r</m:t>
+            </m:r>
+            <m:r>
+              <m:rPr>
+                <m:sty m:val="p"/>
+              </m:rPr>
+              <w:rPr>
+                <w:rFonts w:ascii="Cambria Math" w:hAnsi="Cambria Math"/>
+              </w:rPr>
+              <m:t>)</m:t>
+            </m:r>
+          </m:e>
+        </m:d>
+        <m:r>
+          <m:rPr>
+            <m:sty m:val="p"/>
+          </m:rPr>
+          <w:rPr>
+            <w:rFonts w:ascii="Cambria Math" w:hAnsi="Cambria Math"/>
+          </w:rPr>
+          <m:t>→</m:t>
+        </m:r>
+        <m:d>
+          <m:dPr>
+            <m:ctrlPr>
+              <w:rPr>
+                <w:rFonts w:ascii="Cambria Math" w:hAnsi="Cambria Math"/>
+              </w:rPr>
+            </m:ctrlPr>
+          </m:dPr>
+          <m:e>
+            <m:r>
+              <m:rPr>
+                <m:sty m:val="p"/>
+              </m:rPr>
+              <w:rPr>
+                <w:rFonts w:ascii="Cambria Math" w:hAnsi="Cambria Math"/>
+              </w:rPr>
+              <m:t>(¬</m:t>
+            </m:r>
+            <m:r>
+              <w:rPr>
+                <w:rFonts w:ascii="Cambria Math" w:hAnsi="Cambria Math"/>
+              </w:rPr>
+              <m:t>p</m:t>
+            </m:r>
+            <m:r>
+              <m:rPr>
+                <m:sty m:val="p"/>
+              </m:rPr>
+              <w:rPr>
+                <w:rFonts w:ascii="Cambria Math" w:hAnsi="Cambria Math"/>
+              </w:rPr>
+              <m:t>∨</m:t>
+            </m:r>
+            <m:r>
+              <w:rPr>
+                <w:rFonts w:ascii="Cambria Math" w:hAnsi="Cambria Math"/>
+              </w:rPr>
+              <m:t>s</m:t>
+            </m:r>
+            <m:r>
+              <m:rPr>
+                <m:sty m:val="p"/>
+              </m:rPr>
+              <w:rPr>
+                <w:rFonts w:ascii="Cambria Math" w:hAnsi="Cambria Math"/>
+              </w:rPr>
+              <m:t>)∧¬</m:t>
+            </m:r>
+            <m:r>
+              <w:rPr>
+                <w:rFonts w:ascii="Cambria Math" w:hAnsi="Cambria Math"/>
+              </w:rPr>
+              <m:t>r</m:t>
+            </m:r>
+          </m:e>
+        </m:d>
+      </m:oMath>
+      <w:r>
+        <w:rPr>
+          <w:rFonts w:ascii="Consolas" w:hAnsi="Consolas"/>
+        </w:rPr>
+        <w:t xml:space="preserve"> </w:t>
+      </w:r>
+      <w:r>
+        <w:rPr>
+          <w:rFonts w:ascii="Consolas" w:hAnsi="Consolas"/>
+        </w:rPr>
+        <w:t>의</w:t>
+      </w:r>
+      <w:r>
+        <w:rPr>
+          <w:rFonts w:ascii="Consolas" w:hAnsi="Consolas"/>
+        </w:rPr>
+        <w:t xml:space="preserve"> </w:t>
+      </w:r>
+      <w:r>
+        <w:rPr>
+          <w:rFonts w:ascii="Consolas" w:hAnsi="Consolas"/>
+        </w:rPr>
+        <w:t>값이</w:t>
+      </w:r>
+      <w:r>
+        <w:rPr>
+          <w:rFonts w:ascii="Consolas" w:hAnsi="Consolas"/>
+        </w:rPr>
+        <w:t xml:space="preserve"> </w:t>
+      </w:r>
+      <w:r>
+        <w:rPr>
+          <w:rFonts w:ascii="Consolas" w:hAnsi="Consolas"/>
+        </w:rPr>
+        <w:t>참이</w:t>
+      </w:r>
+      <w:r>
+        <w:rPr>
+          <w:rFonts w:ascii="Consolas" w:hAnsi="Consolas"/>
+        </w:rPr>
+        <w:t xml:space="preserve"> </w:t>
+      </w:r>
+      <w:r>
+        <w:rPr>
+          <w:rFonts w:ascii="Consolas" w:hAnsi="Consolas"/>
+        </w:rPr>
+        <w:t>되도록</w:t>
+      </w:r>
+      <w:r>
+        <w:rPr>
+          <w:rFonts w:ascii="Consolas" w:hAnsi="Consolas"/>
+        </w:rPr>
+        <w:t xml:space="preserve"> </w:t>
+      </w:r>
+      <w:r>
+        <w:rPr>
+          <w:rFonts w:ascii="Consolas" w:hAnsi="Consolas"/>
+        </w:rPr>
+        <w:t>하는</w:t>
+      </w:r>
+      <w:r>
+        <w:rPr>
+          <w:rFonts w:ascii="Consolas" w:hAnsi="Consolas"/>
+        </w:rPr>
+        <w:t xml:space="preserve"> </w:t>
+      </w:r>
+      <w:r>
+        <w:rPr>
+          <w:rFonts w:ascii="Consolas" w:hAnsi="Consolas"/>
+        </w:rPr>
+        <w:t>경우의</w:t>
+      </w:r>
+      <w:r>
+        <w:rPr>
+          <w:rFonts w:ascii="Consolas" w:hAnsi="Consolas"/>
+        </w:rPr>
+        <w:t xml:space="preserve"> </w:t>
+      </w:r>
+      <w:r>
+        <w:rPr>
+          <w:rFonts w:ascii="Consolas" w:hAnsi="Consolas"/>
+        </w:rPr>
+        <w:t>수는</w:t>
+      </w:r>
+      <w:r>
+        <w:rPr>
+          <w:rFonts w:ascii="Consolas" w:hAnsi="Consolas"/>
+        </w:rPr>
+        <w:t xml:space="preserve"> </w:t>
+      </w:r>
+      <w:r>
+        <w:rPr>
+          <w:rFonts w:ascii="Consolas" w:hAnsi="Consolas"/>
+        </w:rPr>
+        <w:t>몇</w:t>
+      </w:r>
+      <w:r>
+        <w:rPr>
+          <w:rFonts w:ascii="Consolas" w:hAnsi="Consolas"/>
+        </w:rPr>
+        <w:t xml:space="preserve"> </w:t>
+      </w:r>
+      <w:r>
+        <w:rPr>
+          <w:rFonts w:ascii="Consolas" w:hAnsi="Consolas"/>
+        </w:rPr>
+        <w:t>가지인가</w:t>
+      </w:r>
+      <w:r>
+        <w:rPr>
+          <w:rFonts w:ascii="Consolas" w:hAnsi="Consolas"/>
+        </w:rPr>
+        <w:t>?</w:t>
+      </w:r>
+    </w:p>
+    <w:p>
+      <w:pPr>
+        <w:pStyle w:val="a9"/>
+        <w:rPr>
+          <w:rFonts w:ascii="Consolas" w:hAnsi="Consolas"/>
+        </w:rPr>
+      </w:pPr>
+      <m:oMath>
+        <m:r>
+          <m:rPr>
+            <m:sty m:val="p"/>
+          </m:rPr>
+          <w:rPr>
+            <w:rFonts w:ascii="Cambria Math" w:hAnsi="Cambria Math"/>
+          </w:rPr>
+          <m:t>∨</m:t>
+        </m:r>
+      </m:oMath>
+      <w:r>
+        <w:rPr>
+          <w:rFonts w:ascii="Consolas" w:hAnsi="Consolas"/>
+        </w:rPr>
+        <w:t>는</w:t>
+      </w:r>
+      <w:r>
+        <w:rPr>
+          <w:rFonts w:ascii="Consolas" w:hAnsi="Consolas"/>
+        </w:rPr>
+        <w:t xml:space="preserve"> OR </w:t>
+      </w:r>
+      <w:r>
+        <w:rPr>
+          <w:rFonts w:ascii="Consolas" w:hAnsi="Consolas"/>
+        </w:rPr>
+        <w:t>연산자</w:t>
+      </w:r>
+      <w:r>
+        <w:rPr>
+          <w:rFonts w:ascii="Consolas" w:hAnsi="Consolas"/>
         </w:rPr>
         <w:t xml:space="preserve">, </w:t>
       </w:r>
-      <w:r>
-        <w:rPr>
-          <w:rFonts w:ascii="Consolas" w:eastAsiaTheme="minorHAnsi" w:hAnsi="Consolas" w:cs="Consolas" w:hint="eastAsia"/>
-          <w:sz w:val="24"/>
-          <w:szCs w:val="24"/>
-        </w:rPr>
-        <w:t>두</w:t>
-      </w:r>
-      <w:r>
-        <w:rPr>
-          <w:rFonts w:ascii="Consolas" w:eastAsiaTheme="minorHAnsi" w:hAnsi="Consolas" w:cs="Consolas"/>
-          <w:sz w:val="24"/>
-          <w:szCs w:val="24"/>
-        </w:rPr>
-        <w:t xml:space="preserve"> </w:t>
-      </w:r>
-      <w:r>
-        <w:rPr>
-          <w:rFonts w:ascii="Consolas" w:eastAsiaTheme="minorHAnsi" w:hAnsi="Consolas" w:cs="Consolas" w:hint="eastAsia"/>
-          <w:sz w:val="24"/>
-          <w:szCs w:val="24"/>
-        </w:rPr>
-        <w:t>경우의</w:t>
-      </w:r>
-      <w:r>
-        <w:rPr>
-          <w:rFonts w:ascii="Consolas" w:eastAsiaTheme="minorHAnsi" w:hAnsi="Consolas" w:cs="Consolas"/>
-          <w:sz w:val="24"/>
-          <w:szCs w:val="24"/>
-        </w:rPr>
-        <w:t xml:space="preserve"> </w:t>
-      </w:r>
-      <w:r>
-        <w:rPr>
-          <w:rFonts w:ascii="Consolas" w:eastAsiaTheme="minorHAnsi" w:hAnsi="Consolas" w:cs="Consolas" w:hint="eastAsia"/>
-          <w:sz w:val="24"/>
-          <w:szCs w:val="24"/>
-        </w:rPr>
-        <w:t>대결</w:t>
-      </w:r>
-      <w:r>
-        <w:rPr>
-          <w:rFonts w:ascii="Consolas" w:eastAsiaTheme="minorHAnsi" w:hAnsi="Consolas" w:cs="Consolas"/>
-          <w:sz w:val="24"/>
-          <w:szCs w:val="24"/>
-        </w:rPr>
-        <w:t xml:space="preserve"> </w:t>
-      </w:r>
-      <w:r>
-        <w:rPr>
-          <w:rFonts w:ascii="Consolas" w:eastAsiaTheme="minorHAnsi" w:hAnsi="Consolas" w:cs="Consolas" w:hint="eastAsia"/>
-          <w:sz w:val="24"/>
-          <w:szCs w:val="24"/>
-        </w:rPr>
-        <w:t>횟수</w:t>
-      </w:r>
-      <w:r>
-        <w:rPr>
-          <w:rFonts w:ascii="Consolas" w:eastAsiaTheme="minorHAnsi" w:hAnsi="Consolas" w:cs="Consolas"/>
-          <w:sz w:val="24"/>
-          <w:szCs w:val="24"/>
-        </w:rPr>
-        <w:t xml:space="preserve"> </w:t>
-      </w:r>
-      <w:r>
-        <w:rPr>
-          <w:rFonts w:ascii="Consolas" w:eastAsiaTheme="minorHAnsi" w:hAnsi="Consolas" w:cs="Consolas" w:hint="eastAsia"/>
-          <w:sz w:val="24"/>
-          <w:szCs w:val="24"/>
-        </w:rPr>
-        <w:t>합을</w:t>
-      </w:r>
-      <w:r>
-        <w:rPr>
-          <w:rFonts w:ascii="Consolas" w:eastAsiaTheme="minorHAnsi" w:hAnsi="Consolas" w:cs="Consolas"/>
-          <w:sz w:val="24"/>
-          <w:szCs w:val="24"/>
-        </w:rPr>
-        <w:t xml:space="preserve"> </w:t>
-      </w:r>
-      <w:r>
-        <w:rPr>
-          <w:rFonts w:ascii="Consolas" w:eastAsiaTheme="minorHAnsi" w:hAnsi="Consolas" w:cs="Consolas" w:hint="eastAsia"/>
-          <w:sz w:val="24"/>
-          <w:szCs w:val="24"/>
-        </w:rPr>
-        <w:t>구하시오</w:t>
-      </w:r>
-      <w:r>
-        <w:rPr>
-          <w:rFonts w:ascii="Consolas" w:eastAsiaTheme="minorHAnsi" w:hAnsi="Consolas" w:cs="Consolas"/>
-          <w:sz w:val="24"/>
-          <w:szCs w:val="24"/>
+      <m:oMath>
+        <m:r>
+          <m:rPr>
+            <m:sty m:val="p"/>
+          </m:rPr>
+          <w:rPr>
+            <w:rFonts w:ascii="Cambria Math" w:hAnsi="Cambria Math"/>
+          </w:rPr>
+          <m:t>∧</m:t>
+        </m:r>
+      </m:oMath>
+      <w:r>
+        <w:rPr>
+          <w:rFonts w:ascii="Consolas" w:hAnsi="Consolas"/>
+        </w:rPr>
+        <w:t>는</w:t>
+      </w:r>
+      <w:r>
+        <w:rPr>
+          <w:rFonts w:ascii="Consolas" w:hAnsi="Consolas"/>
+        </w:rPr>
+        <w:t xml:space="preserve"> AND </w:t>
+      </w:r>
+      <w:r>
+        <w:rPr>
+          <w:rFonts w:ascii="Consolas" w:hAnsi="Consolas"/>
+        </w:rPr>
+        <w:t>연산자</w:t>
+      </w:r>
+      <w:r>
+        <w:rPr>
+          <w:rFonts w:ascii="Consolas" w:hAnsi="Consolas"/>
+        </w:rPr>
+        <w:t xml:space="preserve">, </w:t>
+      </w:r>
+      <m:oMath>
+        <m:r>
+          <m:rPr>
+            <m:sty m:val="p"/>
+          </m:rPr>
+          <w:rPr>
+            <w:rFonts w:ascii="Cambria Math" w:hAnsi="Cambria Math"/>
+          </w:rPr>
+          <m:t>¬</m:t>
+        </m:r>
+      </m:oMath>
+      <w:r>
+        <w:rPr>
+          <w:rFonts w:ascii="Consolas" w:hAnsi="Consolas"/>
+        </w:rPr>
+        <w:t>는</w:t>
+      </w:r>
+      <w:r>
+        <w:rPr>
+          <w:rFonts w:ascii="Consolas" w:hAnsi="Consolas"/>
+        </w:rPr>
+        <w:t xml:space="preserve"> NOT </w:t>
+      </w:r>
+      <w:r>
+        <w:rPr>
+          <w:rFonts w:ascii="Consolas" w:hAnsi="Consolas"/>
+        </w:rPr>
+        <w:t>연산자이다</w:t>
+      </w:r>
+      <w:r>
+        <w:rPr>
+          <w:rFonts w:ascii="Consolas" w:hAnsi="Consolas"/>
         </w:rPr>
         <w:t>.</w:t>
-      </w:r>
-      <w:r>
-        <w:t xml:space="preserve"> </w:t>
       </w:r>
     </w:p>
     <w:tbl>
       <w:tblPr>
-        <w:tblW w:w="0" w:type="dxa"/>
+        <w:tblW w:w="9360" w:type="dxa"/>
         <w:tblBorders>
           <w:top w:val="single" w:sz="8" w:space="0" w:color="000000"/>
           <w:left w:val="single" w:sz="8" w:space="0" w:color="000000"/>
@@ -11917,30 +12323,27 @@
               <w:bottom w:val="single" w:sz="4" w:space="0" w:color="auto"/>
               <w:right w:val="single" w:sz="8" w:space="0" w:color="FFFFFF"/>
             </w:tcBorders>
+            <w:shd w:val="clear" w:color="auto" w:fill="auto"/>
             <w:tcMar>
               <w:top w:w="100" w:type="dxa"/>
               <w:left w:w="100" w:type="dxa"/>
               <w:bottom w:w="100" w:type="dxa"/>
               <w:right w:w="100" w:type="dxa"/>
             </w:tcMar>
-            <w:hideMark/>
           </w:tcPr>
           <w:p>
             <w:pPr>
               <w:widowControl w:val="0"/>
               <w:spacing w:line="240" w:lineRule="auto"/>
-              <w:jc w:val="both"/>
               <w:rPr>
                 <w:rFonts w:ascii="Consolas" w:eastAsiaTheme="minorHAnsi" w:hAnsi="Consolas" w:cs="Consolas"/>
-                <w:kern w:val="2"/>
                 <w:sz w:val="24"/>
                 <w:szCs w:val="24"/>
               </w:rPr>
             </w:pPr>
             <w:r>
               <w:rPr>
-                <w:rFonts w:ascii="Consolas" w:eastAsiaTheme="minorHAnsi" w:hAnsi="Consolas" w:cs="Consolas" w:hint="eastAsia"/>
-                <w:kern w:val="2"/>
+                <w:rFonts w:ascii="Consolas" w:eastAsiaTheme="minorHAnsi" w:hAnsi="Consolas" w:cs="Consolas"/>
                 <w:sz w:val="24"/>
                 <w:szCs w:val="24"/>
               </w:rPr>
@@ -11949,7 +12352,6 @@
             <w:r>
               <w:rPr>
                 <w:rFonts w:ascii="Consolas" w:eastAsiaTheme="minorHAnsi" w:hAnsi="Consolas" w:cs="Consolas"/>
-                <w:kern w:val="2"/>
                 <w:sz w:val="24"/>
                 <w:szCs w:val="24"/>
               </w:rPr>
@@ -11966,6 +12368,7 @@
               <w:bottom w:val="single" w:sz="4" w:space="0" w:color="auto"/>
               <w:right w:val="single" w:sz="8" w:space="0" w:color="FFFFFF"/>
             </w:tcBorders>
+            <w:shd w:val="clear" w:color="auto" w:fill="auto"/>
             <w:tcMar>
               <w:top w:w="100" w:type="dxa"/>
               <w:left w:w="100" w:type="dxa"/>
@@ -11977,10 +12380,8 @@
             <w:pPr>
               <w:widowControl w:val="0"/>
               <w:spacing w:line="240" w:lineRule="auto"/>
-              <w:jc w:val="both"/>
               <w:rPr>
                 <w:rFonts w:ascii="Consolas" w:eastAsiaTheme="minorHAnsi" w:hAnsi="Consolas" w:cs="Consolas"/>
-                <w:kern w:val="2"/>
                 <w:sz w:val="24"/>
                 <w:szCs w:val="24"/>
               </w:rPr>
@@ -11996,21 +12397,13 @@
               <w:bottom w:val="single" w:sz="4" w:space="0" w:color="auto"/>
               <w:right w:val="single" w:sz="8" w:space="0" w:color="FFFFFF"/>
             </w:tcBorders>
-            <w:tcMar>
-              <w:top w:w="100" w:type="dxa"/>
-              <w:left w:w="100" w:type="dxa"/>
-              <w:bottom w:w="100" w:type="dxa"/>
-              <w:right w:w="100" w:type="dxa"/>
-            </w:tcMar>
           </w:tcPr>
           <w:p>
             <w:pPr>
               <w:widowControl w:val="0"/>
               <w:spacing w:line="240" w:lineRule="auto"/>
-              <w:jc w:val="both"/>
               <w:rPr>
                 <w:rFonts w:ascii="Consolas" w:eastAsiaTheme="minorHAnsi" w:hAnsi="Consolas" w:cs="Consolas"/>
-                <w:kern w:val="2"/>
                 <w:sz w:val="24"/>
                 <w:szCs w:val="24"/>
               </w:rPr>
@@ -12026,6 +12419,7 @@
               <w:bottom w:val="single" w:sz="4" w:space="0" w:color="auto"/>
               <w:right w:val="single" w:sz="8" w:space="0" w:color="FFFFFF"/>
             </w:tcBorders>
+            <w:shd w:val="clear" w:color="auto" w:fill="auto"/>
             <w:tcMar>
               <w:top w:w="100" w:type="dxa"/>
               <w:left w:w="100" w:type="dxa"/>
@@ -12037,10 +12431,8 @@
             <w:pPr>
               <w:widowControl w:val="0"/>
               <w:spacing w:line="240" w:lineRule="auto"/>
-              <w:jc w:val="both"/>
               <w:rPr>
                 <w:rFonts w:ascii="Consolas" w:eastAsiaTheme="minorHAnsi" w:hAnsi="Consolas" w:cs="Consolas"/>
-                <w:kern w:val="2"/>
                 <w:sz w:val="24"/>
                 <w:szCs w:val="24"/>
               </w:rPr>
@@ -12056,6 +12448,7 @@
               <w:bottom w:val="single" w:sz="4" w:space="0" w:color="auto"/>
               <w:right w:val="single" w:sz="8" w:space="0" w:color="FFFFFF"/>
             </w:tcBorders>
+            <w:shd w:val="clear" w:color="auto" w:fill="auto"/>
             <w:tcMar>
               <w:top w:w="100" w:type="dxa"/>
               <w:left w:w="100" w:type="dxa"/>
@@ -12067,10 +12460,8 @@
             <w:pPr>
               <w:widowControl w:val="0"/>
               <w:spacing w:line="240" w:lineRule="auto"/>
-              <w:jc w:val="both"/>
               <w:rPr>
                 <w:rFonts w:ascii="Consolas" w:eastAsiaTheme="minorHAnsi" w:hAnsi="Consolas" w:cs="Consolas"/>
-                <w:kern w:val="2"/>
                 <w:sz w:val="24"/>
                 <w:szCs w:val="24"/>
               </w:rPr>
@@ -12079,6 +12470,2397 @@
         </w:tc>
       </w:tr>
     </w:tbl>
+    <w:p>
+      <w:pPr>
+        <w:rPr>
+          <w:rFonts w:ascii="Consolas" w:eastAsiaTheme="minorHAnsi" w:hAnsi="Consolas" w:cs="Consolas"/>
+          <w:sz w:val="24"/>
+          <w:szCs w:val="24"/>
+        </w:rPr>
+      </w:pPr>
+    </w:p>
+    <w:p>
+      <w:pPr>
+        <w:rPr>
+          <w:rFonts w:ascii="Consolas" w:eastAsiaTheme="minorHAnsi" w:hAnsi="Consolas" w:cs="Consolas"/>
+          <w:sz w:val="24"/>
+          <w:szCs w:val="24"/>
+        </w:rPr>
+      </w:pPr>
+    </w:p>
+    <w:p>
+      <w:pPr>
+        <w:rPr>
+          <w:rFonts w:ascii="Consolas" w:eastAsiaTheme="minorHAnsi" w:hAnsi="Consolas" w:cs="Consolas"/>
+          <w:sz w:val="24"/>
+          <w:szCs w:val="24"/>
+        </w:rPr>
+      </w:pPr>
+    </w:p>
+    <w:p>
+      <w:pPr>
+        <w:rPr>
+          <w:rFonts w:ascii="Consolas" w:eastAsiaTheme="minorHAnsi" w:hAnsi="Consolas" w:cs="Consolas" w:hint="eastAsia"/>
+          <w:sz w:val="24"/>
+          <w:szCs w:val="24"/>
+        </w:rPr>
+      </w:pPr>
+    </w:p>
+    <w:p>
+      <w:pPr>
+        <w:pStyle w:val="FirstParagraph"/>
+        <w:numPr>
+          <w:ilvl w:val="0"/>
+          <w:numId w:val="21"/>
+        </w:numPr>
+        <w:rPr>
+          <w:rFonts w:ascii="Consolas" w:hAnsi="Consolas"/>
+        </w:rPr>
+      </w:pPr>
+      <w:r>
+        <w:rPr>
+          <w:rFonts w:ascii="Consolas" w:hAnsi="Consolas"/>
+        </w:rPr>
+        <w:t xml:space="preserve"> </w:t>
+      </w:r>
+      <w:r>
+        <w:rPr>
+          <w:rFonts w:ascii="Consolas" w:hAnsi="Consolas"/>
+        </w:rPr>
+        <w:t>6</w:t>
+      </w:r>
+      <w:r>
+        <w:rPr>
+          <w:rFonts w:ascii="Consolas" w:hAnsi="Consolas"/>
+        </w:rPr>
+        <w:t>개의</w:t>
+      </w:r>
+      <w:r>
+        <w:rPr>
+          <w:rFonts w:ascii="Consolas" w:hAnsi="Consolas"/>
+        </w:rPr>
+        <w:t xml:space="preserve"> </w:t>
+      </w:r>
+      <w:r>
+        <w:rPr>
+          <w:rFonts w:ascii="Consolas" w:hAnsi="Consolas"/>
+        </w:rPr>
+        <w:t>수</w:t>
+      </w:r>
+      <w:r>
+        <w:rPr>
+          <w:rFonts w:ascii="Consolas" w:hAnsi="Consolas"/>
+        </w:rPr>
+        <w:t xml:space="preserve"> 1, 2, 3, 4, 5, 6</w:t>
+      </w:r>
+      <w:r>
+        <w:rPr>
+          <w:rFonts w:ascii="Consolas" w:hAnsi="Consolas"/>
+        </w:rPr>
+        <w:t>이</w:t>
+      </w:r>
+      <w:r>
+        <w:rPr>
+          <w:rFonts w:ascii="Consolas" w:hAnsi="Consolas"/>
+        </w:rPr>
+        <w:t xml:space="preserve"> </w:t>
+      </w:r>
+      <w:r>
+        <w:rPr>
+          <w:rFonts w:ascii="Consolas" w:hAnsi="Consolas"/>
+        </w:rPr>
+        <w:t>있다</w:t>
+      </w:r>
+      <w:r>
+        <w:rPr>
+          <w:rFonts w:ascii="Consolas" w:hAnsi="Consolas"/>
+        </w:rPr>
+        <w:t>.</w:t>
+      </w:r>
+    </w:p>
+    <w:p>
+      <w:pPr>
+        <w:pStyle w:val="a9"/>
+        <w:rPr>
+          <w:rFonts w:ascii="Consolas" w:hAnsi="Consolas"/>
+        </w:rPr>
+      </w:pPr>
+      <w:r>
+        <w:rPr>
+          <w:rFonts w:ascii="Consolas" w:hAnsi="Consolas"/>
+        </w:rPr>
+        <w:t>이들</w:t>
+      </w:r>
+      <w:r>
+        <w:rPr>
+          <w:rFonts w:ascii="Consolas" w:hAnsi="Consolas"/>
+        </w:rPr>
+        <w:t xml:space="preserve"> </w:t>
+      </w:r>
+      <w:r>
+        <w:rPr>
+          <w:rFonts w:ascii="Consolas" w:hAnsi="Consolas"/>
+        </w:rPr>
+        <w:t>중</w:t>
+      </w:r>
+      <w:r>
+        <w:rPr>
+          <w:rFonts w:ascii="Consolas" w:hAnsi="Consolas"/>
+        </w:rPr>
+        <w:t xml:space="preserve"> </w:t>
+      </w:r>
+      <w:r>
+        <w:rPr>
+          <w:rFonts w:ascii="Consolas" w:hAnsi="Consolas"/>
+        </w:rPr>
+        <w:t>서로</w:t>
+      </w:r>
+      <w:r>
+        <w:rPr>
+          <w:rFonts w:ascii="Consolas" w:hAnsi="Consolas"/>
+        </w:rPr>
+        <w:t xml:space="preserve"> </w:t>
+      </w:r>
+      <w:r>
+        <w:rPr>
+          <w:rFonts w:ascii="Consolas" w:hAnsi="Consolas"/>
+        </w:rPr>
+        <w:t>다른</w:t>
+      </w:r>
+      <w:r>
+        <w:rPr>
+          <w:rFonts w:ascii="Consolas" w:hAnsi="Consolas"/>
+        </w:rPr>
+        <w:t xml:space="preserve"> </w:t>
+      </w:r>
+      <w:r>
+        <w:rPr>
+          <w:rFonts w:ascii="Consolas" w:hAnsi="Consolas"/>
+        </w:rPr>
+        <w:t>두</w:t>
+      </w:r>
+      <w:r>
+        <w:rPr>
+          <w:rFonts w:ascii="Consolas" w:hAnsi="Consolas"/>
+        </w:rPr>
+        <w:t xml:space="preserve"> </w:t>
+      </w:r>
+      <w:r>
+        <w:rPr>
+          <w:rFonts w:ascii="Consolas" w:hAnsi="Consolas"/>
+        </w:rPr>
+        <w:t>수</w:t>
+      </w:r>
+      <w:r>
+        <w:rPr>
+          <w:rFonts w:ascii="Consolas" w:hAnsi="Consolas"/>
+        </w:rPr>
+        <w:t xml:space="preserve"> </w:t>
+      </w:r>
+      <m:oMath>
+        <m:r>
+          <w:rPr>
+            <w:rFonts w:ascii="Cambria Math" w:hAnsi="Cambria Math"/>
+          </w:rPr>
+          <m:t>x</m:t>
+        </m:r>
+        <m:r>
+          <m:rPr>
+            <m:sty m:val="p"/>
+          </m:rPr>
+          <w:rPr>
+            <w:rFonts w:ascii="Cambria Math" w:hAnsi="Cambria Math"/>
+          </w:rPr>
+          <m:t>,</m:t>
+        </m:r>
+        <m:r>
+          <w:rPr>
+            <w:rFonts w:ascii="Cambria Math" w:hAnsi="Cambria Math"/>
+          </w:rPr>
+          <m:t>y</m:t>
+        </m:r>
+      </m:oMath>
+      <w:r>
+        <w:rPr>
+          <w:rFonts w:ascii="Consolas" w:hAnsi="Consolas"/>
+        </w:rPr>
+        <w:t xml:space="preserve"> (</w:t>
+      </w:r>
+      <m:oMath>
+        <m:r>
+          <w:rPr>
+            <w:rFonts w:ascii="Cambria Math" w:hAnsi="Cambria Math"/>
+          </w:rPr>
+          <m:t>x</m:t>
+        </m:r>
+        <m:r>
+          <m:rPr>
+            <m:sty m:val="p"/>
+          </m:rPr>
+          <w:rPr>
+            <w:rFonts w:ascii="Cambria Math" w:hAnsi="Cambria Math"/>
+          </w:rPr>
+          <m:t>&lt;</m:t>
+        </m:r>
+        <m:r>
+          <w:rPr>
+            <w:rFonts w:ascii="Cambria Math" w:hAnsi="Cambria Math"/>
+          </w:rPr>
+          <m:t>y</m:t>
+        </m:r>
+      </m:oMath>
+      <w:r>
+        <w:rPr>
+          <w:rFonts w:ascii="Consolas" w:hAnsi="Consolas"/>
+        </w:rPr>
+        <w:t>)</w:t>
+      </w:r>
+      <w:r>
+        <w:rPr>
+          <w:rFonts w:ascii="Consolas" w:hAnsi="Consolas"/>
+        </w:rPr>
+        <w:t>를</w:t>
+      </w:r>
+      <w:r>
+        <w:rPr>
+          <w:rFonts w:ascii="Consolas" w:hAnsi="Consolas"/>
+        </w:rPr>
+        <w:t xml:space="preserve"> </w:t>
+      </w:r>
+      <w:r>
+        <w:rPr>
+          <w:rFonts w:ascii="Consolas" w:hAnsi="Consolas"/>
+        </w:rPr>
+        <w:t>골라서</w:t>
+      </w:r>
+      <w:r>
+        <w:rPr>
+          <w:rFonts w:ascii="Consolas" w:hAnsi="Consolas"/>
+        </w:rPr>
+        <w:t xml:space="preserve"> </w:t>
+      </w:r>
+      <w:r>
+        <w:rPr>
+          <w:rFonts w:ascii="Consolas" w:hAnsi="Consolas"/>
+        </w:rPr>
+        <w:t>곱한</w:t>
+      </w:r>
+      <w:r>
+        <w:rPr>
+          <w:rFonts w:ascii="Consolas" w:hAnsi="Consolas"/>
+        </w:rPr>
+        <w:t xml:space="preserve"> </w:t>
+      </w:r>
+      <w:r>
+        <w:rPr>
+          <w:rFonts w:ascii="Consolas" w:hAnsi="Consolas"/>
+        </w:rPr>
+        <w:t>값들을</w:t>
+      </w:r>
+      <w:r>
+        <w:rPr>
+          <w:rFonts w:ascii="Consolas" w:hAnsi="Consolas"/>
+        </w:rPr>
+        <w:t xml:space="preserve"> </w:t>
+      </w:r>
+      <w:r>
+        <w:rPr>
+          <w:rFonts w:ascii="Consolas" w:hAnsi="Consolas"/>
+        </w:rPr>
+        <w:t>모두</w:t>
+      </w:r>
+      <w:r>
+        <w:rPr>
+          <w:rFonts w:ascii="Consolas" w:hAnsi="Consolas"/>
+        </w:rPr>
+        <w:t xml:space="preserve"> </w:t>
+      </w:r>
+      <w:r>
+        <w:rPr>
+          <w:rFonts w:ascii="Consolas" w:hAnsi="Consolas"/>
+        </w:rPr>
+        <w:t>더하면</w:t>
+      </w:r>
+      <w:r>
+        <w:rPr>
+          <w:rFonts w:ascii="Consolas" w:hAnsi="Consolas"/>
+        </w:rPr>
+        <w:t>?</w:t>
+      </w:r>
+    </w:p>
+    <w:tbl>
+      <w:tblPr>
+        <w:tblW w:w="9360" w:type="dxa"/>
+        <w:tblBorders>
+          <w:top w:val="single" w:sz="8" w:space="0" w:color="000000"/>
+          <w:left w:val="single" w:sz="8" w:space="0" w:color="000000"/>
+          <w:bottom w:val="single" w:sz="8" w:space="0" w:color="000000"/>
+          <w:right w:val="single" w:sz="8" w:space="0" w:color="000000"/>
+          <w:insideH w:val="single" w:sz="8" w:space="0" w:color="000000"/>
+          <w:insideV w:val="single" w:sz="8" w:space="0" w:color="000000"/>
+        </w:tblBorders>
+        <w:tblLayout w:type="fixed"/>
+        <w:tblLook w:val="0600" w:firstRow="0" w:lastRow="0" w:firstColumn="0" w:lastColumn="0" w:noHBand="1" w:noVBand="1"/>
+      </w:tblPr>
+      <w:tblGrid>
+        <w:gridCol w:w="1872"/>
+        <w:gridCol w:w="1872"/>
+        <w:gridCol w:w="1872"/>
+        <w:gridCol w:w="1872"/>
+        <w:gridCol w:w="1872"/>
+      </w:tblGrid>
+      <w:tr>
+        <w:tc>
+          <w:tcPr>
+            <w:tcW w:w="1872" w:type="dxa"/>
+            <w:tcBorders>
+              <w:top w:val="single" w:sz="8" w:space="0" w:color="FFFFFF"/>
+              <w:left w:val="single" w:sz="8" w:space="0" w:color="FFFFFF"/>
+              <w:bottom w:val="single" w:sz="8" w:space="0" w:color="FFFFFF"/>
+              <w:right w:val="single" w:sz="8" w:space="0" w:color="FFFFFF"/>
+            </w:tcBorders>
+            <w:shd w:val="clear" w:color="auto" w:fill="auto"/>
+            <w:tcMar>
+              <w:top w:w="100" w:type="dxa"/>
+              <w:left w:w="100" w:type="dxa"/>
+              <w:bottom w:w="100" w:type="dxa"/>
+              <w:right w:w="100" w:type="dxa"/>
+            </w:tcMar>
+          </w:tcPr>
+          <w:p>
+            <w:pPr>
+              <w:widowControl w:val="0"/>
+              <w:spacing w:line="240" w:lineRule="auto"/>
+              <w:rPr>
+                <w:rFonts w:asciiTheme="minorHAnsi" w:eastAsiaTheme="minorHAnsi" w:hAnsiTheme="minorHAnsi" w:cs="Consolas"/>
+                <w:sz w:val="24"/>
+                <w:szCs w:val="24"/>
+              </w:rPr>
+            </w:pPr>
+            <w:r>
+              <w:rPr>
+                <w:rFonts w:asciiTheme="minorHAnsi" w:eastAsiaTheme="minorHAnsi" w:hAnsiTheme="minorHAnsi" w:cs="Consolas"/>
+                <w:sz w:val="24"/>
+                <w:szCs w:val="24"/>
+              </w:rPr>
+              <w:t>① 21</w:t>
+            </w:r>
+          </w:p>
+        </w:tc>
+        <w:tc>
+          <w:tcPr>
+            <w:tcW w:w="1872" w:type="dxa"/>
+            <w:tcBorders>
+              <w:top w:val="single" w:sz="8" w:space="0" w:color="FFFFFF"/>
+              <w:left w:val="single" w:sz="8" w:space="0" w:color="FFFFFF"/>
+              <w:bottom w:val="single" w:sz="8" w:space="0" w:color="FFFFFF"/>
+              <w:right w:val="single" w:sz="8" w:space="0" w:color="FFFFFF"/>
+            </w:tcBorders>
+            <w:shd w:val="clear" w:color="auto" w:fill="auto"/>
+            <w:tcMar>
+              <w:top w:w="100" w:type="dxa"/>
+              <w:left w:w="100" w:type="dxa"/>
+              <w:bottom w:w="100" w:type="dxa"/>
+              <w:right w:w="100" w:type="dxa"/>
+            </w:tcMar>
+          </w:tcPr>
+          <w:p>
+            <w:pPr>
+              <w:widowControl w:val="0"/>
+              <w:spacing w:line="240" w:lineRule="auto"/>
+              <w:rPr>
+                <w:rFonts w:asciiTheme="minorHAnsi" w:eastAsiaTheme="minorHAnsi" w:hAnsiTheme="minorHAnsi" w:cs="Consolas"/>
+                <w:sz w:val="24"/>
+                <w:szCs w:val="24"/>
+              </w:rPr>
+            </w:pPr>
+            <w:r>
+              <w:rPr>
+                <w:rFonts w:asciiTheme="minorHAnsi" w:eastAsiaTheme="minorHAnsi" w:hAnsiTheme="minorHAnsi" w:cs="Consolas"/>
+                <w:sz w:val="24"/>
+                <w:szCs w:val="24"/>
+              </w:rPr>
+              <w:t>② 91</w:t>
+            </w:r>
+          </w:p>
+        </w:tc>
+        <w:tc>
+          <w:tcPr>
+            <w:tcW w:w="1872" w:type="dxa"/>
+            <w:tcBorders>
+              <w:top w:val="single" w:sz="8" w:space="0" w:color="FFFFFF"/>
+              <w:left w:val="single" w:sz="8" w:space="0" w:color="FFFFFF"/>
+              <w:bottom w:val="single" w:sz="8" w:space="0" w:color="FFFFFF"/>
+              <w:right w:val="single" w:sz="8" w:space="0" w:color="FFFFFF"/>
+            </w:tcBorders>
+            <w:shd w:val="clear" w:color="auto" w:fill="auto"/>
+            <w:tcMar>
+              <w:top w:w="100" w:type="dxa"/>
+              <w:left w:w="100" w:type="dxa"/>
+              <w:bottom w:w="100" w:type="dxa"/>
+              <w:right w:w="100" w:type="dxa"/>
+            </w:tcMar>
+          </w:tcPr>
+          <w:p>
+            <w:pPr>
+              <w:widowControl w:val="0"/>
+              <w:spacing w:line="240" w:lineRule="auto"/>
+              <w:rPr>
+                <w:rFonts w:asciiTheme="minorHAnsi" w:eastAsiaTheme="minorHAnsi" w:hAnsiTheme="minorHAnsi" w:cs="Consolas"/>
+                <w:sz w:val="24"/>
+                <w:szCs w:val="24"/>
+              </w:rPr>
+            </w:pPr>
+            <w:r>
+              <w:rPr>
+                <w:rFonts w:asciiTheme="minorHAnsi" w:eastAsiaTheme="minorHAnsi" w:hAnsiTheme="minorHAnsi" w:cs="Consolas"/>
+                <w:sz w:val="24"/>
+                <w:szCs w:val="24"/>
+              </w:rPr>
+              <w:t>③ 175</w:t>
+            </w:r>
+          </w:p>
+        </w:tc>
+        <w:tc>
+          <w:tcPr>
+            <w:tcW w:w="1872" w:type="dxa"/>
+            <w:tcBorders>
+              <w:top w:val="single" w:sz="8" w:space="0" w:color="FFFFFF"/>
+              <w:left w:val="single" w:sz="8" w:space="0" w:color="FFFFFF"/>
+              <w:bottom w:val="single" w:sz="8" w:space="0" w:color="FFFFFF"/>
+              <w:right w:val="single" w:sz="8" w:space="0" w:color="FFFFFF"/>
+            </w:tcBorders>
+            <w:shd w:val="clear" w:color="auto" w:fill="auto"/>
+            <w:tcMar>
+              <w:top w:w="100" w:type="dxa"/>
+              <w:left w:w="100" w:type="dxa"/>
+              <w:bottom w:w="100" w:type="dxa"/>
+              <w:right w:w="100" w:type="dxa"/>
+            </w:tcMar>
+          </w:tcPr>
+          <w:p>
+            <w:pPr>
+              <w:widowControl w:val="0"/>
+              <w:spacing w:line="240" w:lineRule="auto"/>
+              <w:rPr>
+                <w:rFonts w:asciiTheme="minorHAnsi" w:eastAsiaTheme="minorHAnsi" w:hAnsiTheme="minorHAnsi" w:cs="Consolas"/>
+                <w:sz w:val="24"/>
+                <w:szCs w:val="24"/>
+              </w:rPr>
+            </w:pPr>
+            <w:r>
+              <w:rPr>
+                <w:rFonts w:asciiTheme="minorHAnsi" w:eastAsiaTheme="minorHAnsi" w:hAnsiTheme="minorHAnsi" w:cs="Consolas"/>
+                <w:sz w:val="24"/>
+                <w:szCs w:val="24"/>
+              </w:rPr>
+              <w:t>④ 350</w:t>
+            </w:r>
+          </w:p>
+        </w:tc>
+        <w:tc>
+          <w:tcPr>
+            <w:tcW w:w="1872" w:type="dxa"/>
+            <w:tcBorders>
+              <w:top w:val="single" w:sz="8" w:space="0" w:color="FFFFFF"/>
+              <w:left w:val="single" w:sz="8" w:space="0" w:color="FFFFFF"/>
+              <w:bottom w:val="single" w:sz="8" w:space="0" w:color="FFFFFF"/>
+              <w:right w:val="single" w:sz="8" w:space="0" w:color="FFFFFF"/>
+            </w:tcBorders>
+            <w:shd w:val="clear" w:color="auto" w:fill="auto"/>
+            <w:tcMar>
+              <w:top w:w="100" w:type="dxa"/>
+              <w:left w:w="100" w:type="dxa"/>
+              <w:bottom w:w="100" w:type="dxa"/>
+              <w:right w:w="100" w:type="dxa"/>
+            </w:tcMar>
+          </w:tcPr>
+          <w:p>
+            <w:pPr>
+              <w:widowControl w:val="0"/>
+              <w:spacing w:line="240" w:lineRule="auto"/>
+              <w:rPr>
+                <w:rFonts w:asciiTheme="minorHAnsi" w:eastAsiaTheme="minorHAnsi" w:hAnsiTheme="minorHAnsi" w:cs="Consolas"/>
+                <w:sz w:val="24"/>
+                <w:szCs w:val="24"/>
+              </w:rPr>
+            </w:pPr>
+            <w:r>
+              <w:rPr>
+                <w:rFonts w:asciiTheme="minorHAnsi" w:eastAsiaTheme="minorHAnsi" w:hAnsiTheme="minorHAnsi" w:cs="Consolas"/>
+                <w:sz w:val="24"/>
+                <w:szCs w:val="24"/>
+              </w:rPr>
+              <w:t>⑤ 441</w:t>
+            </w:r>
+          </w:p>
+        </w:tc>
+      </w:tr>
+    </w:tbl>
+    <w:p>
+      <w:pPr>
+        <w:rPr>
+          <w:rFonts w:ascii="Consolas" w:eastAsiaTheme="minorHAnsi" w:hAnsi="Consolas" w:cs="Consolas"/>
+          <w:sz w:val="24"/>
+          <w:szCs w:val="24"/>
+        </w:rPr>
+      </w:pPr>
+    </w:p>
+    <w:p>
+      <w:pPr>
+        <w:rPr>
+          <w:rFonts w:ascii="Consolas" w:eastAsiaTheme="minorHAnsi" w:hAnsi="Consolas" w:cs="Consolas"/>
+          <w:sz w:val="24"/>
+          <w:szCs w:val="24"/>
+        </w:rPr>
+      </w:pPr>
+    </w:p>
+    <w:p>
+      <w:pPr>
+        <w:rPr>
+          <w:rFonts w:ascii="Consolas" w:eastAsiaTheme="minorHAnsi" w:hAnsi="Consolas" w:cs="Consolas"/>
+          <w:sz w:val="24"/>
+          <w:szCs w:val="24"/>
+        </w:rPr>
+      </w:pPr>
+    </w:p>
+    <w:p>
+      <w:pPr>
+        <w:rPr>
+          <w:rFonts w:ascii="Consolas" w:eastAsiaTheme="minorHAnsi" w:hAnsi="Consolas" w:cs="Consolas"/>
+          <w:sz w:val="24"/>
+          <w:szCs w:val="24"/>
+        </w:rPr>
+      </w:pPr>
+    </w:p>
+    <w:p>
+      <w:pPr>
+        <w:rPr>
+          <w:rFonts w:ascii="Consolas" w:eastAsiaTheme="minorHAnsi" w:hAnsi="Consolas" w:cs="Consolas"/>
+          <w:sz w:val="24"/>
+          <w:szCs w:val="24"/>
+        </w:rPr>
+      </w:pPr>
+    </w:p>
+    <w:p>
+      <w:pPr>
+        <w:rPr>
+          <w:rFonts w:ascii="Consolas" w:eastAsiaTheme="minorHAnsi" w:hAnsi="Consolas" w:cs="Consolas"/>
+          <w:sz w:val="24"/>
+          <w:szCs w:val="24"/>
+        </w:rPr>
+      </w:pPr>
+    </w:p>
+    <w:p>
+      <w:pPr>
+        <w:rPr>
+          <w:rFonts w:ascii="Consolas" w:eastAsiaTheme="minorHAnsi" w:hAnsi="Consolas" w:cs="Consolas"/>
+          <w:sz w:val="24"/>
+          <w:szCs w:val="24"/>
+        </w:rPr>
+      </w:pPr>
+    </w:p>
+    <w:p>
+      <w:pPr>
+        <w:rPr>
+          <w:rFonts w:ascii="Consolas" w:eastAsiaTheme="minorHAnsi" w:hAnsi="Consolas" w:cs="Consolas"/>
+          <w:sz w:val="24"/>
+          <w:szCs w:val="24"/>
+        </w:rPr>
+      </w:pPr>
+    </w:p>
+    <w:p>
+      <w:pPr>
+        <w:rPr>
+          <w:rFonts w:ascii="Consolas" w:eastAsiaTheme="minorHAnsi" w:hAnsi="Consolas" w:cs="Consolas" w:hint="eastAsia"/>
+          <w:sz w:val="24"/>
+          <w:szCs w:val="24"/>
+        </w:rPr>
+      </w:pPr>
+    </w:p>
+    <w:p>
+      <w:pPr>
+        <w:rPr>
+          <w:rFonts w:ascii="Consolas" w:eastAsiaTheme="minorHAnsi" w:hAnsi="Consolas" w:cs="Consolas"/>
+          <w:sz w:val="24"/>
+          <w:szCs w:val="24"/>
+        </w:rPr>
+      </w:pPr>
+    </w:p>
+    <w:p>
+      <w:pPr>
+        <w:rPr>
+          <w:rFonts w:ascii="Consolas" w:eastAsiaTheme="minorHAnsi" w:hAnsi="Consolas" w:cs="Consolas"/>
+          <w:sz w:val="24"/>
+          <w:szCs w:val="24"/>
+        </w:rPr>
+      </w:pPr>
+    </w:p>
+    <w:p>
+      <w:pPr>
+        <w:rPr>
+          <w:rFonts w:ascii="Consolas" w:eastAsiaTheme="minorHAnsi" w:hAnsi="Consolas" w:cs="Consolas"/>
+          <w:sz w:val="24"/>
+          <w:szCs w:val="24"/>
+        </w:rPr>
+      </w:pPr>
+    </w:p>
+    <w:p>
+      <w:pPr>
+        <w:rPr>
+          <w:rFonts w:ascii="Consolas" w:eastAsiaTheme="minorHAnsi" w:hAnsi="Consolas" w:cs="Consolas" w:hint="eastAsia"/>
+          <w:sz w:val="24"/>
+          <w:szCs w:val="24"/>
+        </w:rPr>
+      </w:pPr>
+    </w:p>
+    <w:p>
+      <w:pPr>
+        <w:rPr>
+          <w:rFonts w:ascii="Consolas" w:eastAsiaTheme="minorHAnsi" w:hAnsi="Consolas" w:cs="Consolas"/>
+          <w:sz w:val="24"/>
+          <w:szCs w:val="24"/>
+        </w:rPr>
+      </w:pPr>
+    </w:p>
+    <w:p>
+      <w:pPr>
+        <w:rPr>
+          <w:rFonts w:ascii="Consolas" w:eastAsiaTheme="minorHAnsi" w:hAnsi="Consolas" w:cs="Consolas"/>
+          <w:sz w:val="24"/>
+          <w:szCs w:val="24"/>
+        </w:rPr>
+      </w:pPr>
+    </w:p>
+    <w:p>
+      <w:pPr>
+        <w:rPr>
+          <w:rFonts w:ascii="Consolas" w:eastAsiaTheme="minorHAnsi" w:hAnsi="Consolas" w:cs="Consolas"/>
+          <w:sz w:val="24"/>
+          <w:szCs w:val="24"/>
+        </w:rPr>
+      </w:pPr>
+    </w:p>
+    <w:p>
+      <w:pPr>
+        <w:rPr>
+          <w:rFonts w:ascii="Consolas" w:eastAsiaTheme="minorHAnsi" w:hAnsi="Consolas" w:cs="Consolas"/>
+          <w:sz w:val="24"/>
+          <w:szCs w:val="24"/>
+        </w:rPr>
+      </w:pPr>
+    </w:p>
+    <w:p>
+      <w:pPr>
+        <w:rPr>
+          <w:rFonts w:ascii="Consolas" w:eastAsiaTheme="minorHAnsi" w:hAnsi="Consolas" w:cs="Consolas" w:hint="eastAsia"/>
+          <w:sz w:val="24"/>
+          <w:szCs w:val="24"/>
+        </w:rPr>
+      </w:pPr>
+    </w:p>
+    <w:p>
+      <w:pPr>
+        <w:pStyle w:val="FirstParagraph"/>
+        <w:numPr>
+          <w:ilvl w:val="0"/>
+          <w:numId w:val="21"/>
+        </w:numPr>
+        <w:rPr>
+          <w:rFonts w:ascii="Consolas" w:hAnsi="Consolas"/>
+        </w:rPr>
+      </w:pPr>
+      <w:r>
+        <w:rPr>
+          <w:rFonts w:ascii="Consolas" w:hAnsi="Consolas"/>
+        </w:rPr>
+        <w:lastRenderedPageBreak/>
+        <w:t xml:space="preserve"> </w:t>
+      </w:r>
+      <w:r>
+        <w:rPr>
+          <w:rFonts w:ascii="Consolas" w:hAnsi="Consolas"/>
+        </w:rPr>
+        <w:t>1, 2, 3, 4, 5, 6, 7, 8</w:t>
+      </w:r>
+      <w:r>
+        <w:rPr>
+          <w:rFonts w:ascii="Consolas" w:hAnsi="Consolas"/>
+        </w:rPr>
+        <w:t>이</w:t>
+      </w:r>
+      <w:r>
+        <w:rPr>
+          <w:rFonts w:ascii="Consolas" w:hAnsi="Consolas"/>
+        </w:rPr>
+        <w:t xml:space="preserve"> </w:t>
+      </w:r>
+      <w:r>
+        <w:rPr>
+          <w:rFonts w:ascii="Consolas" w:hAnsi="Consolas"/>
+        </w:rPr>
+        <w:t>한</w:t>
+      </w:r>
+      <w:r>
+        <w:rPr>
+          <w:rFonts w:ascii="Consolas" w:hAnsi="Consolas"/>
+        </w:rPr>
+        <w:t xml:space="preserve"> </w:t>
+      </w:r>
+      <w:r>
+        <w:rPr>
+          <w:rFonts w:ascii="Consolas" w:hAnsi="Consolas"/>
+        </w:rPr>
+        <w:t>번씩만</w:t>
+      </w:r>
+      <w:r>
+        <w:rPr>
+          <w:rFonts w:ascii="Consolas" w:hAnsi="Consolas"/>
+        </w:rPr>
+        <w:t xml:space="preserve"> </w:t>
+      </w:r>
+      <w:r>
+        <w:rPr>
+          <w:rFonts w:ascii="Consolas" w:hAnsi="Consolas"/>
+        </w:rPr>
+        <w:t>나타나는</w:t>
+      </w:r>
+      <w:r>
+        <w:rPr>
+          <w:rFonts w:ascii="Consolas" w:hAnsi="Consolas"/>
+        </w:rPr>
+        <w:t xml:space="preserve"> </w:t>
+      </w:r>
+      <w:r>
+        <w:rPr>
+          <w:rFonts w:ascii="Consolas" w:hAnsi="Consolas"/>
+        </w:rPr>
+        <w:t>수열</w:t>
+      </w:r>
+      <w:r>
+        <w:rPr>
+          <w:rFonts w:ascii="Consolas" w:hAnsi="Consolas"/>
+        </w:rPr>
+        <w:t xml:space="preserve"> </w:t>
+      </w:r>
+      <m:oMath>
+        <m:sSub>
+          <m:sSubPr>
+            <m:ctrlPr>
+              <w:rPr>
+                <w:rFonts w:ascii="Cambria Math" w:hAnsi="Cambria Math"/>
+              </w:rPr>
+            </m:ctrlPr>
+          </m:sSubPr>
+          <m:e>
+            <m:r>
+              <w:rPr>
+                <w:rFonts w:ascii="Cambria Math" w:hAnsi="Cambria Math"/>
+              </w:rPr>
+              <m:t>a</m:t>
+            </m:r>
+          </m:e>
+          <m:sub>
+            <m:r>
+              <w:rPr>
+                <w:rFonts w:ascii="Cambria Math" w:hAnsi="Cambria Math"/>
+              </w:rPr>
+              <m:t>1</m:t>
+            </m:r>
+          </m:sub>
+        </m:sSub>
+        <m:r>
+          <m:rPr>
+            <m:sty m:val="p"/>
+          </m:rPr>
+          <w:rPr>
+            <w:rFonts w:ascii="Cambria Math" w:hAnsi="Cambria Math"/>
+          </w:rPr>
+          <m:t>,</m:t>
+        </m:r>
+        <m:sSub>
+          <m:sSubPr>
+            <m:ctrlPr>
+              <w:rPr>
+                <w:rFonts w:ascii="Cambria Math" w:hAnsi="Cambria Math"/>
+              </w:rPr>
+            </m:ctrlPr>
+          </m:sSubPr>
+          <m:e>
+            <m:r>
+              <w:rPr>
+                <w:rFonts w:ascii="Cambria Math" w:hAnsi="Cambria Math"/>
+              </w:rPr>
+              <m:t>a</m:t>
+            </m:r>
+          </m:e>
+          <m:sub>
+            <m:r>
+              <w:rPr>
+                <w:rFonts w:ascii="Cambria Math" w:hAnsi="Cambria Math"/>
+              </w:rPr>
+              <m:t>2</m:t>
+            </m:r>
+          </m:sub>
+        </m:sSub>
+        <m:r>
+          <m:rPr>
+            <m:sty m:val="p"/>
+          </m:rPr>
+          <w:rPr>
+            <w:rFonts w:ascii="Cambria Math" w:hAnsi="Cambria Math"/>
+          </w:rPr>
+          <m:t>,⋯,</m:t>
+        </m:r>
+        <m:sSub>
+          <m:sSubPr>
+            <m:ctrlPr>
+              <w:rPr>
+                <w:rFonts w:ascii="Cambria Math" w:hAnsi="Cambria Math"/>
+              </w:rPr>
+            </m:ctrlPr>
+          </m:sSubPr>
+          <m:e>
+            <m:r>
+              <w:rPr>
+                <w:rFonts w:ascii="Cambria Math" w:hAnsi="Cambria Math"/>
+              </w:rPr>
+              <m:t>a</m:t>
+            </m:r>
+          </m:e>
+          <m:sub>
+            <m:r>
+              <w:rPr>
+                <w:rFonts w:ascii="Cambria Math" w:hAnsi="Cambria Math"/>
+              </w:rPr>
+              <m:t>8</m:t>
+            </m:r>
+          </m:sub>
+        </m:sSub>
+      </m:oMath>
+      <w:r>
+        <w:rPr>
+          <w:rFonts w:ascii="Consolas" w:hAnsi="Consolas"/>
+        </w:rPr>
+        <w:t xml:space="preserve"> </w:t>
+      </w:r>
+      <w:r>
+        <w:rPr>
+          <w:rFonts w:ascii="Consolas" w:hAnsi="Consolas"/>
+        </w:rPr>
+        <w:t>이</w:t>
+      </w:r>
+      <w:r>
+        <w:rPr>
+          <w:rFonts w:ascii="Consolas" w:hAnsi="Consolas"/>
+        </w:rPr>
+        <w:t xml:space="preserve"> </w:t>
+      </w:r>
+      <w:r>
+        <w:rPr>
+          <w:rFonts w:ascii="Consolas" w:hAnsi="Consolas"/>
+        </w:rPr>
+        <w:t>있다</w:t>
+      </w:r>
+      <w:r>
+        <w:rPr>
+          <w:rFonts w:ascii="Consolas" w:hAnsi="Consolas"/>
+        </w:rPr>
+        <w:t>.</w:t>
+      </w:r>
+    </w:p>
+    <w:p>
+      <w:pPr>
+        <w:pStyle w:val="a9"/>
+        <w:rPr>
+          <w:rFonts w:ascii="Consolas" w:hAnsi="Consolas"/>
+        </w:rPr>
+      </w:pPr>
+      <m:oMath>
+        <m:sSub>
+          <m:sSubPr>
+            <m:ctrlPr>
+              <w:rPr>
+                <w:rFonts w:ascii="Cambria Math" w:hAnsi="Cambria Math"/>
+              </w:rPr>
+            </m:ctrlPr>
+          </m:sSubPr>
+          <m:e>
+            <m:r>
+              <w:rPr>
+                <w:rFonts w:ascii="Cambria Math" w:hAnsi="Cambria Math"/>
+              </w:rPr>
+              <m:t>c</m:t>
+            </m:r>
+          </m:e>
+          <m:sub>
+            <m:r>
+              <w:rPr>
+                <w:rFonts w:ascii="Cambria Math" w:hAnsi="Cambria Math"/>
+              </w:rPr>
+              <m:t>i</m:t>
+            </m:r>
+          </m:sub>
+        </m:sSub>
+      </m:oMath>
+      <w:r>
+        <w:rPr>
+          <w:rFonts w:ascii="Consolas" w:hAnsi="Consolas"/>
+        </w:rPr>
+        <w:t>를</w:t>
+      </w:r>
+      <w:r>
+        <w:rPr>
+          <w:rFonts w:ascii="Consolas" w:hAnsi="Consolas"/>
+        </w:rPr>
+        <w:t xml:space="preserve"> </w:t>
+      </w:r>
+      <m:oMath>
+        <m:r>
+          <w:rPr>
+            <w:rFonts w:ascii="Cambria Math" w:hAnsi="Cambria Math"/>
+          </w:rPr>
+          <m:t>j</m:t>
+        </m:r>
+        <m:r>
+          <m:rPr>
+            <m:sty m:val="p"/>
+          </m:rPr>
+          <w:rPr>
+            <w:rFonts w:ascii="Cambria Math" w:hAnsi="Cambria Math"/>
+          </w:rPr>
+          <m:t>&lt;</m:t>
+        </m:r>
+        <m:r>
+          <w:rPr>
+            <w:rFonts w:ascii="Cambria Math" w:hAnsi="Cambria Math"/>
+          </w:rPr>
+          <m:t>i</m:t>
+        </m:r>
+      </m:oMath>
+      <w:r>
+        <w:rPr>
+          <w:rFonts w:ascii="Consolas" w:hAnsi="Consolas"/>
+        </w:rPr>
+        <w:t xml:space="preserve"> </w:t>
+      </w:r>
+      <w:r>
+        <w:rPr>
+          <w:rFonts w:ascii="Consolas" w:hAnsi="Consolas"/>
+        </w:rPr>
+        <w:t>이면서</w:t>
+      </w:r>
+      <w:r>
+        <w:rPr>
+          <w:rFonts w:ascii="Consolas" w:hAnsi="Consolas"/>
+        </w:rPr>
+        <w:t xml:space="preserve"> </w:t>
+      </w:r>
+      <m:oMath>
+        <m:sSub>
+          <m:sSubPr>
+            <m:ctrlPr>
+              <w:rPr>
+                <w:rFonts w:ascii="Cambria Math" w:hAnsi="Cambria Math"/>
+              </w:rPr>
+            </m:ctrlPr>
+          </m:sSubPr>
+          <m:e>
+            <m:r>
+              <w:rPr>
+                <w:rFonts w:ascii="Cambria Math" w:hAnsi="Cambria Math"/>
+              </w:rPr>
+              <m:t>a</m:t>
+            </m:r>
+          </m:e>
+          <m:sub>
+            <m:r>
+              <w:rPr>
+                <w:rFonts w:ascii="Cambria Math" w:hAnsi="Cambria Math"/>
+              </w:rPr>
+              <m:t>j</m:t>
+            </m:r>
+          </m:sub>
+        </m:sSub>
+        <m:r>
+          <m:rPr>
+            <m:sty m:val="p"/>
+          </m:rPr>
+          <w:rPr>
+            <w:rFonts w:ascii="Cambria Math" w:hAnsi="Cambria Math"/>
+          </w:rPr>
+          <m:t>&gt;</m:t>
+        </m:r>
+        <m:sSub>
+          <m:sSubPr>
+            <m:ctrlPr>
+              <w:rPr>
+                <w:rFonts w:ascii="Cambria Math" w:hAnsi="Cambria Math"/>
+              </w:rPr>
+            </m:ctrlPr>
+          </m:sSubPr>
+          <m:e>
+            <m:r>
+              <w:rPr>
+                <w:rFonts w:ascii="Cambria Math" w:hAnsi="Cambria Math"/>
+              </w:rPr>
+              <m:t>a</m:t>
+            </m:r>
+          </m:e>
+          <m:sub>
+            <m:r>
+              <w:rPr>
+                <w:rFonts w:ascii="Cambria Math" w:hAnsi="Cambria Math"/>
+              </w:rPr>
+              <m:t>i</m:t>
+            </m:r>
+          </m:sub>
+        </m:sSub>
+      </m:oMath>
+      <w:r>
+        <w:rPr>
+          <w:rFonts w:ascii="Consolas" w:hAnsi="Consolas"/>
+        </w:rPr>
+        <w:t xml:space="preserve"> </w:t>
+      </w:r>
+      <w:r>
+        <w:rPr>
+          <w:rFonts w:ascii="Consolas" w:hAnsi="Consolas"/>
+        </w:rPr>
+        <w:t>인</w:t>
+      </w:r>
+      <w:r>
+        <w:rPr>
+          <w:rFonts w:ascii="Consolas" w:hAnsi="Consolas"/>
+        </w:rPr>
+        <w:t xml:space="preserve"> </w:t>
+      </w:r>
+      <m:oMath>
+        <m:r>
+          <w:rPr>
+            <w:rFonts w:ascii="Cambria Math" w:hAnsi="Cambria Math"/>
+          </w:rPr>
+          <m:t>j</m:t>
+        </m:r>
+      </m:oMath>
+      <w:r>
+        <w:rPr>
+          <w:rFonts w:ascii="Consolas" w:hAnsi="Consolas"/>
+        </w:rPr>
+        <w:t>의</w:t>
+      </w:r>
+      <w:r>
+        <w:rPr>
+          <w:rFonts w:ascii="Consolas" w:hAnsi="Consolas"/>
+        </w:rPr>
+        <w:t xml:space="preserve"> </w:t>
+      </w:r>
+      <w:r>
+        <w:rPr>
+          <w:rFonts w:ascii="Consolas" w:hAnsi="Consolas"/>
+        </w:rPr>
+        <w:t>개수라고</w:t>
+      </w:r>
+      <w:r>
+        <w:rPr>
+          <w:rFonts w:ascii="Consolas" w:hAnsi="Consolas"/>
+        </w:rPr>
+        <w:t xml:space="preserve"> </w:t>
+      </w:r>
+      <w:r>
+        <w:rPr>
+          <w:rFonts w:ascii="Consolas" w:hAnsi="Consolas"/>
+        </w:rPr>
+        <w:t>하자</w:t>
+      </w:r>
+      <w:r>
+        <w:rPr>
+          <w:rFonts w:ascii="Consolas" w:hAnsi="Consolas"/>
+        </w:rPr>
+        <w:t xml:space="preserve">. </w:t>
+      </w:r>
+      <m:oMath>
+        <m:sSub>
+          <m:sSubPr>
+            <m:ctrlPr>
+              <w:rPr>
+                <w:rFonts w:ascii="Cambria Math" w:hAnsi="Cambria Math"/>
+              </w:rPr>
+            </m:ctrlPr>
+          </m:sSubPr>
+          <m:e>
+            <m:r>
+              <w:rPr>
+                <w:rFonts w:ascii="Cambria Math" w:hAnsi="Cambria Math"/>
+              </w:rPr>
+              <m:t>c</m:t>
+            </m:r>
+          </m:e>
+          <m:sub>
+            <m:r>
+              <w:rPr>
+                <w:rFonts w:ascii="Cambria Math" w:hAnsi="Cambria Math"/>
+              </w:rPr>
+              <m:t>1</m:t>
+            </m:r>
+          </m:sub>
+        </m:sSub>
+        <m:r>
+          <m:rPr>
+            <m:sty m:val="p"/>
+          </m:rPr>
+          <w:rPr>
+            <w:rFonts w:ascii="Cambria Math" w:hAnsi="Cambria Math"/>
+          </w:rPr>
+          <m:t>,</m:t>
+        </m:r>
+        <m:sSub>
+          <m:sSubPr>
+            <m:ctrlPr>
+              <w:rPr>
+                <w:rFonts w:ascii="Cambria Math" w:hAnsi="Cambria Math"/>
+              </w:rPr>
+            </m:ctrlPr>
+          </m:sSubPr>
+          <m:e>
+            <m:r>
+              <w:rPr>
+                <w:rFonts w:ascii="Cambria Math" w:hAnsi="Cambria Math"/>
+              </w:rPr>
+              <m:t>c</m:t>
+            </m:r>
+          </m:e>
+          <m:sub>
+            <m:r>
+              <w:rPr>
+                <w:rFonts w:ascii="Cambria Math" w:hAnsi="Cambria Math"/>
+              </w:rPr>
+              <m:t>2</m:t>
+            </m:r>
+          </m:sub>
+        </m:sSub>
+        <m:r>
+          <m:rPr>
+            <m:sty m:val="p"/>
+          </m:rPr>
+          <w:rPr>
+            <w:rFonts w:ascii="Cambria Math" w:hAnsi="Cambria Math"/>
+          </w:rPr>
+          <m:t>,⋯,</m:t>
+        </m:r>
+        <m:sSub>
+          <m:sSubPr>
+            <m:ctrlPr>
+              <w:rPr>
+                <w:rFonts w:ascii="Cambria Math" w:hAnsi="Cambria Math"/>
+              </w:rPr>
+            </m:ctrlPr>
+          </m:sSubPr>
+          <m:e>
+            <m:r>
+              <w:rPr>
+                <w:rFonts w:ascii="Cambria Math" w:hAnsi="Cambria Math"/>
+              </w:rPr>
+              <m:t>c</m:t>
+            </m:r>
+          </m:e>
+          <m:sub>
+            <m:r>
+              <w:rPr>
+                <w:rFonts w:ascii="Cambria Math" w:hAnsi="Cambria Math"/>
+              </w:rPr>
+              <m:t>8</m:t>
+            </m:r>
+          </m:sub>
+        </m:sSub>
+      </m:oMath>
+      <w:r>
+        <w:rPr>
+          <w:rFonts w:ascii="Consolas" w:hAnsi="Consolas"/>
+        </w:rPr>
+        <w:t>은</w:t>
+      </w:r>
+      <w:r>
+        <w:rPr>
+          <w:rFonts w:ascii="Consolas" w:hAnsi="Consolas"/>
+        </w:rPr>
+        <w:t xml:space="preserve"> </w:t>
+      </w:r>
+      <w:r>
+        <w:rPr>
+          <w:rFonts w:ascii="Consolas" w:hAnsi="Consolas"/>
+        </w:rPr>
+        <w:t>아래</w:t>
+      </w:r>
+      <w:r>
+        <w:rPr>
+          <w:rFonts w:ascii="Consolas" w:hAnsi="Consolas"/>
+        </w:rPr>
+        <w:t xml:space="preserve"> </w:t>
+      </w:r>
+      <w:r>
+        <w:rPr>
+          <w:rFonts w:ascii="Consolas" w:hAnsi="Consolas"/>
+        </w:rPr>
+        <w:t>표와</w:t>
+      </w:r>
+      <w:r>
+        <w:rPr>
+          <w:rFonts w:ascii="Consolas" w:hAnsi="Consolas"/>
+        </w:rPr>
+        <w:t xml:space="preserve"> </w:t>
+      </w:r>
+      <w:r>
+        <w:rPr>
+          <w:rFonts w:ascii="Consolas" w:hAnsi="Consolas"/>
+        </w:rPr>
+        <w:t>같다</w:t>
+      </w:r>
+      <w:r>
+        <w:rPr>
+          <w:rFonts w:ascii="Consolas" w:hAnsi="Consolas"/>
+        </w:rPr>
+        <w:t>.</w:t>
+      </w:r>
+    </w:p>
+    <w:tbl>
+      <w:tblPr>
+        <w:tblStyle w:val="Table"/>
+        <w:tblW w:w="0" w:type="auto"/>
+        <w:jc w:val="center"/>
+        <w:tblLook w:val="0020" w:firstRow="1" w:lastRow="0" w:firstColumn="0" w:lastColumn="0" w:noHBand="0" w:noVBand="0"/>
+      </w:tblPr>
+      <w:tblGrid>
+        <w:gridCol w:w="396"/>
+        <w:gridCol w:w="348"/>
+        <w:gridCol w:w="348"/>
+        <w:gridCol w:w="348"/>
+        <w:gridCol w:w="348"/>
+        <w:gridCol w:w="348"/>
+        <w:gridCol w:w="348"/>
+        <w:gridCol w:w="348"/>
+        <w:gridCol w:w="348"/>
+      </w:tblGrid>
+      <w:tr>
+        <w:trPr>
+          <w:cnfStyle w:val="100000000000" w:firstRow="1" w:lastRow="0" w:firstColumn="0" w:lastColumn="0" w:oddVBand="0" w:evenVBand="0" w:oddHBand="0" w:evenHBand="0" w:firstRowFirstColumn="0" w:firstRowLastColumn="0" w:lastRowFirstColumn="0" w:lastRowLastColumn="0"/>
+          <w:tblHeader/>
+          <w:jc w:val="center"/>
+        </w:trPr>
+        <w:tc>
+          <w:tcPr>
+            <w:tcW w:w="0" w:type="auto"/>
+          </w:tcPr>
+          <w:p>
+            <w:pPr>
+              <w:pStyle w:val="Compact"/>
+              <w:rPr>
+                <w:rFonts w:ascii="Consolas" w:hAnsi="Consolas"/>
+              </w:rPr>
+            </w:pPr>
+            <m:oMathPara>
+              <m:oMath>
+                <m:r>
+                  <w:rPr>
+                    <w:rFonts w:ascii="Cambria Math" w:hAnsi="Cambria Math"/>
+                  </w:rPr>
+                  <m:t>i</m:t>
+                </m:r>
+              </m:oMath>
+            </m:oMathPara>
+          </w:p>
+        </w:tc>
+        <w:tc>
+          <w:tcPr>
+            <w:tcW w:w="0" w:type="auto"/>
+          </w:tcPr>
+          <w:p>
+            <w:pPr>
+              <w:pStyle w:val="Compact"/>
+              <w:jc w:val="right"/>
+              <w:rPr>
+                <w:rFonts w:ascii="Consolas" w:hAnsi="Consolas"/>
+              </w:rPr>
+            </w:pPr>
+            <w:r>
+              <w:rPr>
+                <w:rFonts w:ascii="Consolas" w:hAnsi="Consolas"/>
+              </w:rPr>
+              <w:t>1</w:t>
+            </w:r>
+          </w:p>
+        </w:tc>
+        <w:tc>
+          <w:tcPr>
+            <w:tcW w:w="0" w:type="auto"/>
+          </w:tcPr>
+          <w:p>
+            <w:pPr>
+              <w:pStyle w:val="Compact"/>
+              <w:jc w:val="right"/>
+              <w:rPr>
+                <w:rFonts w:ascii="Consolas" w:hAnsi="Consolas"/>
+              </w:rPr>
+            </w:pPr>
+            <w:r>
+              <w:rPr>
+                <w:rFonts w:ascii="Consolas" w:hAnsi="Consolas"/>
+              </w:rPr>
+              <w:t>2</w:t>
+            </w:r>
+          </w:p>
+        </w:tc>
+        <w:tc>
+          <w:tcPr>
+            <w:tcW w:w="0" w:type="auto"/>
+          </w:tcPr>
+          <w:p>
+            <w:pPr>
+              <w:pStyle w:val="Compact"/>
+              <w:jc w:val="right"/>
+              <w:rPr>
+                <w:rFonts w:ascii="Consolas" w:hAnsi="Consolas"/>
+              </w:rPr>
+            </w:pPr>
+            <w:r>
+              <w:rPr>
+                <w:rFonts w:ascii="Consolas" w:hAnsi="Consolas"/>
+              </w:rPr>
+              <w:t>3</w:t>
+            </w:r>
+          </w:p>
+        </w:tc>
+        <w:tc>
+          <w:tcPr>
+            <w:tcW w:w="0" w:type="auto"/>
+          </w:tcPr>
+          <w:p>
+            <w:pPr>
+              <w:pStyle w:val="Compact"/>
+              <w:jc w:val="right"/>
+              <w:rPr>
+                <w:rFonts w:ascii="Consolas" w:hAnsi="Consolas"/>
+              </w:rPr>
+            </w:pPr>
+            <w:r>
+              <w:rPr>
+                <w:rFonts w:ascii="Consolas" w:hAnsi="Consolas"/>
+              </w:rPr>
+              <w:t>4</w:t>
+            </w:r>
+          </w:p>
+        </w:tc>
+        <w:tc>
+          <w:tcPr>
+            <w:tcW w:w="0" w:type="auto"/>
+          </w:tcPr>
+          <w:p>
+            <w:pPr>
+              <w:pStyle w:val="Compact"/>
+              <w:jc w:val="right"/>
+              <w:rPr>
+                <w:rFonts w:ascii="Consolas" w:hAnsi="Consolas"/>
+              </w:rPr>
+            </w:pPr>
+            <w:r>
+              <w:rPr>
+                <w:rFonts w:ascii="Consolas" w:hAnsi="Consolas"/>
+              </w:rPr>
+              <w:t>5</w:t>
+            </w:r>
+          </w:p>
+        </w:tc>
+        <w:tc>
+          <w:tcPr>
+            <w:tcW w:w="0" w:type="auto"/>
+          </w:tcPr>
+          <w:p>
+            <w:pPr>
+              <w:pStyle w:val="Compact"/>
+              <w:jc w:val="right"/>
+              <w:rPr>
+                <w:rFonts w:ascii="Consolas" w:hAnsi="Consolas"/>
+              </w:rPr>
+            </w:pPr>
+            <w:r>
+              <w:rPr>
+                <w:rFonts w:ascii="Consolas" w:hAnsi="Consolas"/>
+              </w:rPr>
+              <w:t>6</w:t>
+            </w:r>
+          </w:p>
+        </w:tc>
+        <w:tc>
+          <w:tcPr>
+            <w:tcW w:w="0" w:type="auto"/>
+          </w:tcPr>
+          <w:p>
+            <w:pPr>
+              <w:pStyle w:val="Compact"/>
+              <w:jc w:val="right"/>
+              <w:rPr>
+                <w:rFonts w:ascii="Consolas" w:hAnsi="Consolas"/>
+              </w:rPr>
+            </w:pPr>
+            <w:r>
+              <w:rPr>
+                <w:rFonts w:ascii="Consolas" w:hAnsi="Consolas"/>
+              </w:rPr>
+              <w:t>7</w:t>
+            </w:r>
+          </w:p>
+        </w:tc>
+        <w:tc>
+          <w:tcPr>
+            <w:tcW w:w="0" w:type="auto"/>
+          </w:tcPr>
+          <w:p>
+            <w:pPr>
+              <w:pStyle w:val="Compact"/>
+              <w:jc w:val="right"/>
+              <w:rPr>
+                <w:rFonts w:ascii="Consolas" w:hAnsi="Consolas"/>
+              </w:rPr>
+            </w:pPr>
+            <w:r>
+              <w:rPr>
+                <w:rFonts w:ascii="Consolas" w:hAnsi="Consolas"/>
+              </w:rPr>
+              <w:t>8</w:t>
+            </w:r>
+          </w:p>
+        </w:tc>
+      </w:tr>
+      <w:tr>
+        <w:trPr>
+          <w:jc w:val="center"/>
+        </w:trPr>
+        <w:tc>
+          <w:tcPr>
+            <w:tcW w:w="0" w:type="auto"/>
+          </w:tcPr>
+          <w:p>
+            <w:pPr>
+              <w:pStyle w:val="Compact"/>
+              <w:rPr>
+                <w:rFonts w:ascii="Consolas" w:hAnsi="Consolas"/>
+              </w:rPr>
+            </w:pPr>
+            <m:oMathPara>
+              <m:oMath>
+                <m:sSub>
+                  <m:sSubPr>
+                    <m:ctrlPr>
+                      <w:rPr>
+                        <w:rFonts w:ascii="Cambria Math" w:hAnsi="Cambria Math"/>
+                      </w:rPr>
+                    </m:ctrlPr>
+                  </m:sSubPr>
+                  <m:e>
+                    <m:r>
+                      <w:rPr>
+                        <w:rFonts w:ascii="Cambria Math" w:hAnsi="Cambria Math"/>
+                      </w:rPr>
+                      <m:t>c</m:t>
+                    </m:r>
+                  </m:e>
+                  <m:sub>
+                    <m:r>
+                      <w:rPr>
+                        <w:rFonts w:ascii="Cambria Math" w:hAnsi="Cambria Math"/>
+                      </w:rPr>
+                      <m:t>i</m:t>
+                    </m:r>
+                  </m:sub>
+                </m:sSub>
+              </m:oMath>
+            </m:oMathPara>
+          </w:p>
+        </w:tc>
+        <w:tc>
+          <w:tcPr>
+            <w:tcW w:w="0" w:type="auto"/>
+          </w:tcPr>
+          <w:p>
+            <w:pPr>
+              <w:pStyle w:val="Compact"/>
+              <w:jc w:val="right"/>
+              <w:rPr>
+                <w:rFonts w:ascii="Consolas" w:hAnsi="Consolas"/>
+              </w:rPr>
+            </w:pPr>
+            <w:r>
+              <w:rPr>
+                <w:rFonts w:ascii="Consolas" w:hAnsi="Consolas"/>
+              </w:rPr>
+              <w:t>0</w:t>
+            </w:r>
+          </w:p>
+        </w:tc>
+        <w:tc>
+          <w:tcPr>
+            <w:tcW w:w="0" w:type="auto"/>
+          </w:tcPr>
+          <w:p>
+            <w:pPr>
+              <w:pStyle w:val="Compact"/>
+              <w:jc w:val="right"/>
+              <w:rPr>
+                <w:rFonts w:ascii="Consolas" w:hAnsi="Consolas"/>
+              </w:rPr>
+            </w:pPr>
+            <w:r>
+              <w:rPr>
+                <w:rFonts w:ascii="Consolas" w:hAnsi="Consolas"/>
+              </w:rPr>
+              <w:t>1</w:t>
+            </w:r>
+          </w:p>
+        </w:tc>
+        <w:tc>
+          <w:tcPr>
+            <w:tcW w:w="0" w:type="auto"/>
+          </w:tcPr>
+          <w:p>
+            <w:pPr>
+              <w:pStyle w:val="Compact"/>
+              <w:jc w:val="right"/>
+              <w:rPr>
+                <w:rFonts w:ascii="Consolas" w:hAnsi="Consolas"/>
+              </w:rPr>
+            </w:pPr>
+            <w:r>
+              <w:rPr>
+                <w:rFonts w:ascii="Consolas" w:hAnsi="Consolas"/>
+              </w:rPr>
+              <w:t>0</w:t>
+            </w:r>
+          </w:p>
+        </w:tc>
+        <w:tc>
+          <w:tcPr>
+            <w:tcW w:w="0" w:type="auto"/>
+          </w:tcPr>
+          <w:p>
+            <w:pPr>
+              <w:pStyle w:val="Compact"/>
+              <w:jc w:val="right"/>
+              <w:rPr>
+                <w:rFonts w:ascii="Consolas" w:hAnsi="Consolas"/>
+              </w:rPr>
+            </w:pPr>
+            <w:r>
+              <w:rPr>
+                <w:rFonts w:ascii="Consolas" w:hAnsi="Consolas"/>
+              </w:rPr>
+              <w:t>3</w:t>
+            </w:r>
+          </w:p>
+        </w:tc>
+        <w:tc>
+          <w:tcPr>
+            <w:tcW w:w="0" w:type="auto"/>
+          </w:tcPr>
+          <w:p>
+            <w:pPr>
+              <w:pStyle w:val="Compact"/>
+              <w:jc w:val="right"/>
+              <w:rPr>
+                <w:rFonts w:ascii="Consolas" w:hAnsi="Consolas"/>
+              </w:rPr>
+            </w:pPr>
+            <w:r>
+              <w:rPr>
+                <w:rFonts w:ascii="Consolas" w:hAnsi="Consolas"/>
+              </w:rPr>
+              <w:t>0</w:t>
+            </w:r>
+          </w:p>
+        </w:tc>
+        <w:tc>
+          <w:tcPr>
+            <w:tcW w:w="0" w:type="auto"/>
+          </w:tcPr>
+          <w:p>
+            <w:pPr>
+              <w:pStyle w:val="Compact"/>
+              <w:jc w:val="right"/>
+              <w:rPr>
+                <w:rFonts w:ascii="Consolas" w:hAnsi="Consolas"/>
+              </w:rPr>
+            </w:pPr>
+            <w:r>
+              <w:rPr>
+                <w:rFonts w:ascii="Consolas" w:hAnsi="Consolas"/>
+              </w:rPr>
+              <w:t>5</w:t>
+            </w:r>
+          </w:p>
+        </w:tc>
+        <w:tc>
+          <w:tcPr>
+            <w:tcW w:w="0" w:type="auto"/>
+          </w:tcPr>
+          <w:p>
+            <w:pPr>
+              <w:pStyle w:val="Compact"/>
+              <w:jc w:val="right"/>
+              <w:rPr>
+                <w:rFonts w:ascii="Consolas" w:hAnsi="Consolas"/>
+              </w:rPr>
+            </w:pPr>
+            <w:r>
+              <w:rPr>
+                <w:rFonts w:ascii="Consolas" w:hAnsi="Consolas"/>
+              </w:rPr>
+              <w:t>2</w:t>
+            </w:r>
+          </w:p>
+        </w:tc>
+        <w:tc>
+          <w:tcPr>
+            <w:tcW w:w="0" w:type="auto"/>
+          </w:tcPr>
+          <w:p>
+            <w:pPr>
+              <w:pStyle w:val="Compact"/>
+              <w:jc w:val="right"/>
+              <w:rPr>
+                <w:rFonts w:ascii="Consolas" w:hAnsi="Consolas"/>
+              </w:rPr>
+            </w:pPr>
+            <w:r>
+              <w:rPr>
+                <w:rFonts w:ascii="Consolas" w:hAnsi="Consolas"/>
+              </w:rPr>
+              <w:t>3</w:t>
+            </w:r>
+          </w:p>
+        </w:tc>
+      </w:tr>
+    </w:tbl>
+    <w:p>
+      <w:pPr>
+        <w:pStyle w:val="a9"/>
+        <w:rPr>
+          <w:rFonts w:ascii="Consolas" w:hAnsi="Consolas"/>
+        </w:rPr>
+      </w:pPr>
+      <w:r>
+        <w:rPr>
+          <w:rFonts w:ascii="Consolas" w:hAnsi="Consolas"/>
+        </w:rPr>
+        <w:t>위의</w:t>
+      </w:r>
+      <w:r>
+        <w:rPr>
+          <w:rFonts w:ascii="Consolas" w:hAnsi="Consolas"/>
+        </w:rPr>
+        <w:t xml:space="preserve"> </w:t>
+      </w:r>
+      <w:r>
+        <w:rPr>
+          <w:rFonts w:ascii="Consolas" w:hAnsi="Consolas"/>
+        </w:rPr>
+        <w:t>정보를</w:t>
+      </w:r>
+      <w:r>
+        <w:rPr>
+          <w:rFonts w:ascii="Consolas" w:hAnsi="Consolas"/>
+        </w:rPr>
+        <w:t xml:space="preserve"> </w:t>
+      </w:r>
+      <w:r>
+        <w:rPr>
+          <w:rFonts w:ascii="Consolas" w:hAnsi="Consolas"/>
+        </w:rPr>
+        <w:t>통해</w:t>
+      </w:r>
+      <w:r>
+        <w:rPr>
+          <w:rFonts w:ascii="Consolas" w:hAnsi="Consolas"/>
+        </w:rPr>
+        <w:t xml:space="preserve"> </w:t>
+      </w:r>
+      <w:r>
+        <w:rPr>
+          <w:rFonts w:ascii="Consolas" w:hAnsi="Consolas"/>
+        </w:rPr>
+        <w:t>수열</w:t>
+      </w:r>
+      <w:r>
+        <w:rPr>
+          <w:rFonts w:ascii="Consolas" w:hAnsi="Consolas"/>
+        </w:rPr>
+        <w:t xml:space="preserve"> </w:t>
+      </w:r>
+      <m:oMath>
+        <m:r>
+          <w:rPr>
+            <w:rFonts w:ascii="Cambria Math" w:hAnsi="Cambria Math"/>
+          </w:rPr>
+          <m:t>a</m:t>
+        </m:r>
+      </m:oMath>
+      <w:r>
+        <w:rPr>
+          <w:rFonts w:ascii="Consolas" w:hAnsi="Consolas"/>
+        </w:rPr>
+        <w:t>를</w:t>
+      </w:r>
+      <w:r>
+        <w:rPr>
+          <w:rFonts w:ascii="Consolas" w:hAnsi="Consolas"/>
+        </w:rPr>
+        <w:t xml:space="preserve"> </w:t>
+      </w:r>
+      <w:r>
+        <w:rPr>
+          <w:rFonts w:ascii="Consolas" w:hAnsi="Consolas"/>
+        </w:rPr>
+        <w:t>유일하게</w:t>
+      </w:r>
+      <w:r>
+        <w:rPr>
+          <w:rFonts w:ascii="Consolas" w:hAnsi="Consolas"/>
+        </w:rPr>
+        <w:t xml:space="preserve"> </w:t>
+      </w:r>
+      <w:r>
+        <w:rPr>
+          <w:rFonts w:ascii="Consolas" w:hAnsi="Consolas"/>
+        </w:rPr>
+        <w:t>결정할</w:t>
+      </w:r>
+      <w:r>
+        <w:rPr>
+          <w:rFonts w:ascii="Consolas" w:hAnsi="Consolas"/>
+        </w:rPr>
+        <w:t xml:space="preserve"> </w:t>
+      </w:r>
+      <w:r>
+        <w:rPr>
+          <w:rFonts w:ascii="Consolas" w:hAnsi="Consolas"/>
+        </w:rPr>
+        <w:t>수</w:t>
+      </w:r>
+      <w:r>
+        <w:rPr>
+          <w:rFonts w:ascii="Consolas" w:hAnsi="Consolas"/>
+        </w:rPr>
+        <w:t xml:space="preserve"> </w:t>
+      </w:r>
+      <w:r>
+        <w:rPr>
+          <w:rFonts w:ascii="Consolas" w:hAnsi="Consolas"/>
+        </w:rPr>
+        <w:t>있다</w:t>
+      </w:r>
+      <w:r>
+        <w:rPr>
+          <w:rFonts w:ascii="Consolas" w:hAnsi="Consolas"/>
+        </w:rPr>
+        <w:t>.</w:t>
+      </w:r>
+    </w:p>
+    <w:p>
+      <w:pPr>
+        <w:pStyle w:val="a9"/>
+        <w:rPr>
+          <w:rFonts w:ascii="Consolas" w:hAnsi="Consolas" w:hint="eastAsia"/>
+        </w:rPr>
+      </w:pPr>
+      <w:r>
+        <w:rPr>
+          <w:rFonts w:ascii="Consolas" w:hAnsi="Consolas"/>
+        </w:rPr>
+        <w:t>이</w:t>
+      </w:r>
+      <w:r>
+        <w:rPr>
+          <w:rFonts w:ascii="Consolas" w:hAnsi="Consolas"/>
+        </w:rPr>
+        <w:t xml:space="preserve"> </w:t>
+      </w:r>
+      <w:r>
+        <w:rPr>
+          <w:rFonts w:ascii="Consolas" w:hAnsi="Consolas"/>
+        </w:rPr>
+        <w:t>때</w:t>
+      </w:r>
+      <w:r>
+        <w:rPr>
+          <w:rFonts w:ascii="Consolas" w:hAnsi="Consolas"/>
+        </w:rPr>
+        <w:t xml:space="preserve">, </w:t>
+      </w:r>
+      <m:oMath>
+        <m:sSub>
+          <m:sSubPr>
+            <m:ctrlPr>
+              <w:rPr>
+                <w:rFonts w:ascii="Cambria Math" w:hAnsi="Cambria Math"/>
+              </w:rPr>
+            </m:ctrlPr>
+          </m:sSubPr>
+          <m:e>
+            <m:r>
+              <w:rPr>
+                <w:rFonts w:ascii="Cambria Math" w:hAnsi="Cambria Math"/>
+              </w:rPr>
+              <m:t>a</m:t>
+            </m:r>
+          </m:e>
+          <m:sub>
+            <m:r>
+              <w:rPr>
+                <w:rFonts w:ascii="Cambria Math" w:hAnsi="Cambria Math"/>
+              </w:rPr>
+              <m:t>1</m:t>
+            </m:r>
+          </m:sub>
+        </m:sSub>
+        <m:r>
+          <m:rPr>
+            <m:sty m:val="p"/>
+          </m:rPr>
+          <w:rPr>
+            <w:rFonts w:ascii="Cambria Math" w:hAnsi="Cambria Math"/>
+          </w:rPr>
+          <m:t>,</m:t>
+        </m:r>
+        <m:sSub>
+          <m:sSubPr>
+            <m:ctrlPr>
+              <w:rPr>
+                <w:rFonts w:ascii="Cambria Math" w:hAnsi="Cambria Math"/>
+              </w:rPr>
+            </m:ctrlPr>
+          </m:sSubPr>
+          <m:e>
+            <m:r>
+              <w:rPr>
+                <w:rFonts w:ascii="Cambria Math" w:hAnsi="Cambria Math"/>
+              </w:rPr>
+              <m:t>a</m:t>
+            </m:r>
+          </m:e>
+          <m:sub>
+            <m:r>
+              <w:rPr>
+                <w:rFonts w:ascii="Cambria Math" w:hAnsi="Cambria Math"/>
+              </w:rPr>
+              <m:t>2</m:t>
+            </m:r>
+          </m:sub>
+        </m:sSub>
+        <m:r>
+          <m:rPr>
+            <m:sty m:val="p"/>
+          </m:rPr>
+          <w:rPr>
+            <w:rFonts w:ascii="Cambria Math" w:hAnsi="Cambria Math"/>
+          </w:rPr>
+          <m:t>,</m:t>
+        </m:r>
+        <m:sSub>
+          <m:sSubPr>
+            <m:ctrlPr>
+              <w:rPr>
+                <w:rFonts w:ascii="Cambria Math" w:hAnsi="Cambria Math"/>
+              </w:rPr>
+            </m:ctrlPr>
+          </m:sSubPr>
+          <m:e>
+            <m:r>
+              <w:rPr>
+                <w:rFonts w:ascii="Cambria Math" w:hAnsi="Cambria Math"/>
+              </w:rPr>
+              <m:t>a</m:t>
+            </m:r>
+          </m:e>
+          <m:sub>
+            <m:r>
+              <w:rPr>
+                <w:rFonts w:ascii="Cambria Math" w:hAnsi="Cambria Math"/>
+              </w:rPr>
+              <m:t>3</m:t>
+            </m:r>
+          </m:sub>
+        </m:sSub>
+        <m:r>
+          <m:rPr>
+            <m:sty m:val="p"/>
+          </m:rPr>
+          <w:rPr>
+            <w:rFonts w:ascii="Cambria Math" w:hAnsi="Cambria Math"/>
+          </w:rPr>
+          <m:t>,</m:t>
+        </m:r>
+        <m:sSub>
+          <m:sSubPr>
+            <m:ctrlPr>
+              <w:rPr>
+                <w:rFonts w:ascii="Cambria Math" w:hAnsi="Cambria Math"/>
+              </w:rPr>
+            </m:ctrlPr>
+          </m:sSubPr>
+          <m:e>
+            <m:r>
+              <w:rPr>
+                <w:rFonts w:ascii="Cambria Math" w:hAnsi="Cambria Math"/>
+              </w:rPr>
+              <m:t>a</m:t>
+            </m:r>
+          </m:e>
+          <m:sub>
+            <m:r>
+              <w:rPr>
+                <w:rFonts w:ascii="Cambria Math" w:hAnsi="Cambria Math"/>
+              </w:rPr>
+              <m:t>4</m:t>
+            </m:r>
+          </m:sub>
+        </m:sSub>
+        <m:r>
+          <m:rPr>
+            <m:sty m:val="p"/>
+          </m:rPr>
+          <w:rPr>
+            <w:rFonts w:ascii="Cambria Math" w:hAnsi="Cambria Math"/>
+          </w:rPr>
+          <m:t>,</m:t>
+        </m:r>
+        <m:sSub>
+          <m:sSubPr>
+            <m:ctrlPr>
+              <w:rPr>
+                <w:rFonts w:ascii="Cambria Math" w:hAnsi="Cambria Math"/>
+              </w:rPr>
+            </m:ctrlPr>
+          </m:sSubPr>
+          <m:e>
+            <m:r>
+              <w:rPr>
+                <w:rFonts w:ascii="Cambria Math" w:hAnsi="Cambria Math"/>
+              </w:rPr>
+              <m:t>a</m:t>
+            </m:r>
+          </m:e>
+          <m:sub>
+            <m:r>
+              <w:rPr>
+                <w:rFonts w:ascii="Cambria Math" w:hAnsi="Cambria Math"/>
+              </w:rPr>
+              <m:t>5</m:t>
+            </m:r>
+          </m:sub>
+        </m:sSub>
+        <m:r>
+          <m:rPr>
+            <m:sty m:val="p"/>
+          </m:rPr>
+          <w:rPr>
+            <w:rFonts w:ascii="Cambria Math" w:hAnsi="Cambria Math"/>
+          </w:rPr>
+          <m:t>,</m:t>
+        </m:r>
+        <m:sSub>
+          <m:sSubPr>
+            <m:ctrlPr>
+              <w:rPr>
+                <w:rFonts w:ascii="Cambria Math" w:hAnsi="Cambria Math"/>
+              </w:rPr>
+            </m:ctrlPr>
+          </m:sSubPr>
+          <m:e>
+            <m:r>
+              <w:rPr>
+                <w:rFonts w:ascii="Cambria Math" w:hAnsi="Cambria Math"/>
+              </w:rPr>
+              <m:t>a</m:t>
+            </m:r>
+          </m:e>
+          <m:sub>
+            <m:r>
+              <w:rPr>
+                <w:rFonts w:ascii="Cambria Math" w:hAnsi="Cambria Math"/>
+              </w:rPr>
+              <m:t>6</m:t>
+            </m:r>
+          </m:sub>
+        </m:sSub>
+        <m:r>
+          <m:rPr>
+            <m:sty m:val="p"/>
+          </m:rPr>
+          <w:rPr>
+            <w:rFonts w:ascii="Cambria Math" w:hAnsi="Cambria Math"/>
+          </w:rPr>
+          <m:t>,</m:t>
+        </m:r>
+        <m:sSub>
+          <m:sSubPr>
+            <m:ctrlPr>
+              <w:rPr>
+                <w:rFonts w:ascii="Cambria Math" w:hAnsi="Cambria Math"/>
+              </w:rPr>
+            </m:ctrlPr>
+          </m:sSubPr>
+          <m:e>
+            <m:r>
+              <w:rPr>
+                <w:rFonts w:ascii="Cambria Math" w:hAnsi="Cambria Math"/>
+              </w:rPr>
+              <m:t>a</m:t>
+            </m:r>
+          </m:e>
+          <m:sub>
+            <m:r>
+              <w:rPr>
+                <w:rFonts w:ascii="Cambria Math" w:hAnsi="Cambria Math"/>
+              </w:rPr>
+              <m:t>7</m:t>
+            </m:r>
+          </m:sub>
+        </m:sSub>
+        <m:r>
+          <m:rPr>
+            <m:sty m:val="p"/>
+          </m:rPr>
+          <w:rPr>
+            <w:rFonts w:ascii="Cambria Math" w:hAnsi="Cambria Math"/>
+          </w:rPr>
+          <m:t>,</m:t>
+        </m:r>
+        <m:sSub>
+          <m:sSubPr>
+            <m:ctrlPr>
+              <w:rPr>
+                <w:rFonts w:ascii="Cambria Math" w:hAnsi="Cambria Math"/>
+              </w:rPr>
+            </m:ctrlPr>
+          </m:sSubPr>
+          <m:e>
+            <m:r>
+              <w:rPr>
+                <w:rFonts w:ascii="Cambria Math" w:hAnsi="Cambria Math"/>
+              </w:rPr>
+              <m:t>a</m:t>
+            </m:r>
+          </m:e>
+          <m:sub>
+            <m:r>
+              <w:rPr>
+                <w:rFonts w:ascii="Cambria Math" w:hAnsi="Cambria Math"/>
+              </w:rPr>
+              <m:t>8</m:t>
+            </m:r>
+          </m:sub>
+        </m:sSub>
+      </m:oMath>
+      <w:r>
+        <w:rPr>
+          <w:rFonts w:ascii="Consolas" w:hAnsi="Consolas"/>
+        </w:rPr>
+        <w:t>을</w:t>
+      </w:r>
+      <w:r>
+        <w:rPr>
+          <w:rFonts w:ascii="Consolas" w:hAnsi="Consolas"/>
+        </w:rPr>
+        <w:t xml:space="preserve"> </w:t>
+      </w:r>
+      <w:r>
+        <w:rPr>
+          <w:rFonts w:ascii="Consolas" w:hAnsi="Consolas"/>
+        </w:rPr>
+        <w:t>공백</w:t>
+      </w:r>
+      <w:r>
+        <w:rPr>
+          <w:rFonts w:ascii="Consolas" w:hAnsi="Consolas"/>
+        </w:rPr>
+        <w:t xml:space="preserve"> </w:t>
+      </w:r>
+      <w:r>
+        <w:rPr>
+          <w:rFonts w:ascii="Consolas" w:hAnsi="Consolas"/>
+        </w:rPr>
+        <w:t>없이</w:t>
+      </w:r>
+      <w:r>
+        <w:rPr>
+          <w:rFonts w:ascii="Consolas" w:hAnsi="Consolas"/>
+        </w:rPr>
+        <w:t xml:space="preserve"> </w:t>
+      </w:r>
+      <w:r>
+        <w:rPr>
+          <w:rFonts w:ascii="Consolas" w:hAnsi="Consolas"/>
+        </w:rPr>
+        <w:t>순서대로</w:t>
+      </w:r>
+      <w:r>
+        <w:rPr>
+          <w:rFonts w:ascii="Consolas" w:hAnsi="Consolas"/>
+        </w:rPr>
+        <w:t xml:space="preserve"> </w:t>
+      </w:r>
+      <w:r>
+        <w:rPr>
+          <w:rFonts w:ascii="Consolas" w:hAnsi="Consolas"/>
+        </w:rPr>
+        <w:t>나열한</w:t>
+      </w:r>
+      <w:r>
+        <w:rPr>
+          <w:rFonts w:ascii="Consolas" w:hAnsi="Consolas"/>
+        </w:rPr>
+        <w:t xml:space="preserve"> 8</w:t>
+      </w:r>
+      <w:r>
+        <w:rPr>
+          <w:rFonts w:ascii="Consolas" w:hAnsi="Consolas"/>
+        </w:rPr>
+        <w:t>자리</w:t>
+      </w:r>
+      <w:r>
+        <w:rPr>
+          <w:rFonts w:ascii="Consolas" w:hAnsi="Consolas"/>
+        </w:rPr>
+        <w:t xml:space="preserve"> </w:t>
+      </w:r>
+      <w:r>
+        <w:rPr>
+          <w:rFonts w:ascii="Consolas" w:hAnsi="Consolas"/>
+        </w:rPr>
+        <w:t>문자열을</w:t>
+      </w:r>
+      <w:r>
+        <w:rPr>
+          <w:rFonts w:ascii="Consolas" w:hAnsi="Consolas"/>
+        </w:rPr>
+        <w:t xml:space="preserve"> </w:t>
+      </w:r>
+      <w:r>
+        <w:rPr>
+          <w:rFonts w:ascii="Consolas" w:hAnsi="Consolas"/>
+        </w:rPr>
+        <w:t>구하라</w:t>
+      </w:r>
+      <w:r>
+        <w:rPr>
+          <w:rFonts w:ascii="Consolas" w:hAnsi="Consolas"/>
+        </w:rPr>
+        <w:t>.</w:t>
+      </w:r>
+      <w:r>
+        <w:rPr>
+          <w:rFonts w:ascii="Consolas" w:hAnsi="Consolas"/>
+        </w:rPr>
+        <w:t xml:space="preserve"> </w:t>
+      </w:r>
+    </w:p>
+    <w:tbl>
+      <w:tblPr>
+        <w:tblW w:w="9360" w:type="dxa"/>
+        <w:tblBorders>
+          <w:top w:val="single" w:sz="8" w:space="0" w:color="000000"/>
+          <w:left w:val="single" w:sz="8" w:space="0" w:color="000000"/>
+          <w:bottom w:val="single" w:sz="8" w:space="0" w:color="000000"/>
+          <w:right w:val="single" w:sz="8" w:space="0" w:color="000000"/>
+          <w:insideH w:val="single" w:sz="8" w:space="0" w:color="000000"/>
+          <w:insideV w:val="single" w:sz="8" w:space="0" w:color="000000"/>
+        </w:tblBorders>
+        <w:tblLayout w:type="fixed"/>
+        <w:tblLook w:val="0600" w:firstRow="0" w:lastRow="0" w:firstColumn="0" w:lastColumn="0" w:noHBand="1" w:noVBand="1"/>
+      </w:tblPr>
+      <w:tblGrid>
+        <w:gridCol w:w="1872"/>
+        <w:gridCol w:w="1872"/>
+        <w:gridCol w:w="1872"/>
+        <w:gridCol w:w="1872"/>
+        <w:gridCol w:w="1872"/>
+      </w:tblGrid>
+      <w:tr>
+        <w:tc>
+          <w:tcPr>
+            <w:tcW w:w="1872" w:type="dxa"/>
+            <w:tcBorders>
+              <w:top w:val="single" w:sz="8" w:space="0" w:color="FFFFFF"/>
+              <w:left w:val="single" w:sz="8" w:space="0" w:color="FFFFFF"/>
+              <w:bottom w:val="single" w:sz="4" w:space="0" w:color="auto"/>
+              <w:right w:val="single" w:sz="8" w:space="0" w:color="FFFFFF"/>
+            </w:tcBorders>
+            <w:shd w:val="clear" w:color="auto" w:fill="auto"/>
+            <w:tcMar>
+              <w:top w:w="100" w:type="dxa"/>
+              <w:left w:w="100" w:type="dxa"/>
+              <w:bottom w:w="100" w:type="dxa"/>
+              <w:right w:w="100" w:type="dxa"/>
+            </w:tcMar>
+          </w:tcPr>
+          <w:p>
+            <w:pPr>
+              <w:widowControl w:val="0"/>
+              <w:spacing w:line="240" w:lineRule="auto"/>
+              <w:rPr>
+                <w:rFonts w:ascii="Consolas" w:eastAsiaTheme="minorHAnsi" w:hAnsi="Consolas" w:cs="Consolas"/>
+                <w:sz w:val="24"/>
+                <w:szCs w:val="24"/>
+              </w:rPr>
+            </w:pPr>
+            <w:r>
+              <w:rPr>
+                <w:rFonts w:ascii="Consolas" w:eastAsiaTheme="minorHAnsi" w:hAnsi="Consolas" w:cs="Consolas"/>
+                <w:sz w:val="24"/>
+                <w:szCs w:val="24"/>
+              </w:rPr>
+              <w:t>정답</w:t>
+            </w:r>
+            <w:proofErr w:type="gramStart"/>
+            <w:r>
+              <w:rPr>
+                <w:rFonts w:ascii="Consolas" w:eastAsiaTheme="minorHAnsi" w:hAnsi="Consolas" w:cs="Consolas"/>
+                <w:sz w:val="24"/>
+                <w:szCs w:val="24"/>
+              </w:rPr>
+              <w:t>:</w:t>
+            </w:r>
+            <w:r>
+              <w:rPr>
+                <w:rFonts w:ascii="Consolas" w:eastAsiaTheme="minorHAnsi" w:hAnsi="Consolas" w:cs="Consolas"/>
+                <w:b/>
+                <w:color w:val="FF0000"/>
+                <w:sz w:val="24"/>
+                <w:szCs w:val="24"/>
+              </w:rPr>
+              <w:t>43728165</w:t>
+            </w:r>
+            <w:proofErr w:type="gramEnd"/>
+          </w:p>
+        </w:tc>
+        <w:tc>
+          <w:tcPr>
+            <w:tcW w:w="1872" w:type="dxa"/>
+            <w:tcBorders>
+              <w:top w:val="single" w:sz="8" w:space="0" w:color="FFFFFF"/>
+              <w:left w:val="single" w:sz="8" w:space="0" w:color="FFFFFF"/>
+              <w:bottom w:val="single" w:sz="4" w:space="0" w:color="auto"/>
+              <w:right w:val="single" w:sz="8" w:space="0" w:color="FFFFFF"/>
+            </w:tcBorders>
+            <w:shd w:val="clear" w:color="auto" w:fill="auto"/>
+            <w:tcMar>
+              <w:top w:w="100" w:type="dxa"/>
+              <w:left w:w="100" w:type="dxa"/>
+              <w:bottom w:w="100" w:type="dxa"/>
+              <w:right w:w="100" w:type="dxa"/>
+            </w:tcMar>
+          </w:tcPr>
+          <w:p>
+            <w:pPr>
+              <w:widowControl w:val="0"/>
+              <w:spacing w:line="240" w:lineRule="auto"/>
+              <w:rPr>
+                <w:rFonts w:ascii="Consolas" w:eastAsiaTheme="minorHAnsi" w:hAnsi="Consolas" w:cs="Consolas"/>
+                <w:sz w:val="24"/>
+                <w:szCs w:val="24"/>
+              </w:rPr>
+            </w:pPr>
+          </w:p>
+        </w:tc>
+        <w:tc>
+          <w:tcPr>
+            <w:tcW w:w="1872" w:type="dxa"/>
+            <w:tcBorders>
+              <w:top w:val="single" w:sz="8" w:space="0" w:color="FFFFFF"/>
+              <w:left w:val="single" w:sz="8" w:space="0" w:color="FFFFFF"/>
+              <w:bottom w:val="single" w:sz="4" w:space="0" w:color="auto"/>
+              <w:right w:val="single" w:sz="8" w:space="0" w:color="FFFFFF"/>
+            </w:tcBorders>
+          </w:tcPr>
+          <w:p>
+            <w:pPr>
+              <w:widowControl w:val="0"/>
+              <w:spacing w:line="240" w:lineRule="auto"/>
+              <w:rPr>
+                <w:rFonts w:ascii="Consolas" w:eastAsiaTheme="minorHAnsi" w:hAnsi="Consolas" w:cs="Consolas"/>
+                <w:sz w:val="24"/>
+                <w:szCs w:val="24"/>
+              </w:rPr>
+            </w:pPr>
+          </w:p>
+        </w:tc>
+        <w:tc>
+          <w:tcPr>
+            <w:tcW w:w="1872" w:type="dxa"/>
+            <w:tcBorders>
+              <w:top w:val="single" w:sz="8" w:space="0" w:color="FFFFFF"/>
+              <w:left w:val="single" w:sz="8" w:space="0" w:color="FFFFFF"/>
+              <w:bottom w:val="single" w:sz="4" w:space="0" w:color="auto"/>
+              <w:right w:val="single" w:sz="8" w:space="0" w:color="FFFFFF"/>
+            </w:tcBorders>
+            <w:shd w:val="clear" w:color="auto" w:fill="auto"/>
+            <w:tcMar>
+              <w:top w:w="100" w:type="dxa"/>
+              <w:left w:w="100" w:type="dxa"/>
+              <w:bottom w:w="100" w:type="dxa"/>
+              <w:right w:w="100" w:type="dxa"/>
+            </w:tcMar>
+          </w:tcPr>
+          <w:p>
+            <w:pPr>
+              <w:widowControl w:val="0"/>
+              <w:spacing w:line="240" w:lineRule="auto"/>
+              <w:rPr>
+                <w:rFonts w:ascii="Consolas" w:eastAsiaTheme="minorHAnsi" w:hAnsi="Consolas" w:cs="Consolas"/>
+                <w:sz w:val="24"/>
+                <w:szCs w:val="24"/>
+              </w:rPr>
+            </w:pPr>
+          </w:p>
+        </w:tc>
+        <w:tc>
+          <w:tcPr>
+            <w:tcW w:w="1872" w:type="dxa"/>
+            <w:tcBorders>
+              <w:top w:val="single" w:sz="8" w:space="0" w:color="FFFFFF"/>
+              <w:left w:val="single" w:sz="8" w:space="0" w:color="FFFFFF"/>
+              <w:bottom w:val="single" w:sz="4" w:space="0" w:color="auto"/>
+              <w:right w:val="single" w:sz="8" w:space="0" w:color="FFFFFF"/>
+            </w:tcBorders>
+            <w:shd w:val="clear" w:color="auto" w:fill="auto"/>
+            <w:tcMar>
+              <w:top w:w="100" w:type="dxa"/>
+              <w:left w:w="100" w:type="dxa"/>
+              <w:bottom w:w="100" w:type="dxa"/>
+              <w:right w:w="100" w:type="dxa"/>
+            </w:tcMar>
+          </w:tcPr>
+          <w:p>
+            <w:pPr>
+              <w:widowControl w:val="0"/>
+              <w:spacing w:line="240" w:lineRule="auto"/>
+              <w:rPr>
+                <w:rFonts w:ascii="Consolas" w:eastAsiaTheme="minorHAnsi" w:hAnsi="Consolas" w:cs="Consolas"/>
+                <w:sz w:val="24"/>
+                <w:szCs w:val="24"/>
+              </w:rPr>
+            </w:pPr>
+          </w:p>
+        </w:tc>
+      </w:tr>
+    </w:tbl>
+    <w:p>
+      <w:pPr>
+        <w:rPr>
+          <w:rFonts w:ascii="Consolas" w:eastAsiaTheme="minorHAnsi" w:hAnsi="Consolas" w:cs="Consolas" w:hint="eastAsia"/>
+          <w:sz w:val="24"/>
+          <w:szCs w:val="24"/>
+        </w:rPr>
+      </w:pPr>
+    </w:p>
     <w:p>
       <w:pPr>
         <w:rPr>
@@ -12192,7 +14974,7 @@
                 <w:bCs/>
                 <w:noProof/>
               </w:rPr>
-              <w:t>4</w:t>
+              <w:t>2</w:t>
             </w:r>
             <w:r>
               <w:rPr>
@@ -12240,7 +15022,7 @@
                 <w:bCs/>
                 <w:noProof/>
               </w:rPr>
-              <w:t>4</w:t>
+              <w:t>6</w:t>
             </w:r>
             <w:r>
               <w:rPr>
@@ -12444,7 +15226,7 @@
                 <w:bCs/>
                 <w:noProof/>
               </w:rPr>
-              <w:t>4</w:t>
+              <w:t>6</w:t>
             </w:r>
             <w:r>
               <w:rPr>
@@ -12647,7 +15429,13 @@
       <w:rPr>
         <w:rFonts w:hint="eastAsia"/>
       </w:rPr>
-      <w:t>중학생</w:t>
+      <w:t>고등</w:t>
+    </w:r>
+    <w:r>
+      <w:rPr>
+        <w:rFonts w:hint="eastAsia"/>
+      </w:rPr>
+      <w:t>학생</w:t>
     </w:r>
     <w:r>
       <w:rPr>
@@ -16819,7 +19607,7 @@
     <w:lsdException w:name="Closing" w:semiHidden="1" w:unhideWhenUsed="1"/>
     <w:lsdException w:name="Signature" w:semiHidden="1" w:unhideWhenUsed="1"/>
     <w:lsdException w:name="Default Paragraph Font" w:semiHidden="1" w:uiPriority="1" w:unhideWhenUsed="1"/>
-    <w:lsdException w:name="Body Text" w:semiHidden="1" w:unhideWhenUsed="1"/>
+    <w:lsdException w:name="Body Text" w:semiHidden="1" w:uiPriority="0" w:unhideWhenUsed="1" w:qFormat="1"/>
     <w:lsdException w:name="Body Text Indent" w:semiHidden="1" w:unhideWhenUsed="1"/>
     <w:lsdException w:name="List Continue" w:semiHidden="1" w:unhideWhenUsed="1"/>
     <w:lsdException w:name="List Continue 2" w:semiHidden="1" w:unhideWhenUsed="1"/>
@@ -17465,6 +20253,85 @@
       </w:rPr>
     </w:tblStylePr>
   </w:style>
+  <w:style w:type="paragraph" w:styleId="a9">
+    <w:name w:val="Body Text"/>
+    <w:basedOn w:val="a"/>
+    <w:link w:val="Char3"/>
+    <w:qFormat/>
+    <w:rsid w:val="003B2EEE"/>
+    <w:pPr>
+      <w:spacing w:before="180" w:after="180" w:line="240" w:lineRule="auto"/>
+    </w:pPr>
+    <w:rPr>
+      <w:rFonts w:asciiTheme="minorHAnsi" w:hAnsiTheme="minorHAnsi" w:cstheme="minorBidi"/>
+      <w:sz w:val="24"/>
+      <w:szCs w:val="24"/>
+      <w:lang w:eastAsia="zh-CN"/>
+    </w:rPr>
+  </w:style>
+  <w:style w:type="character" w:customStyle="1" w:styleId="Char3">
+    <w:name w:val="본문 Char"/>
+    <w:basedOn w:val="a0"/>
+    <w:link w:val="a9"/>
+    <w:rsid w:val="003B2EEE"/>
+    <w:rPr>
+      <w:kern w:val="0"/>
+      <w:sz w:val="24"/>
+      <w:szCs w:val="24"/>
+      <w:lang w:eastAsia="zh-CN"/>
+    </w:rPr>
+  </w:style>
+  <w:style w:type="paragraph" w:customStyle="1" w:styleId="FirstParagraph">
+    <w:name w:val="First Paragraph"/>
+    <w:basedOn w:val="a9"/>
+    <w:next w:val="a9"/>
+    <w:qFormat/>
+    <w:rsid w:val="003B2EEE"/>
+  </w:style>
+  <w:style w:type="paragraph" w:customStyle="1" w:styleId="Compact">
+    <w:name w:val="Compact"/>
+    <w:basedOn w:val="a9"/>
+    <w:qFormat/>
+    <w:rsid w:val="003B2EEE"/>
+    <w:pPr>
+      <w:spacing w:before="36" w:after="36"/>
+    </w:pPr>
+  </w:style>
+  <w:style w:type="table" w:customStyle="1" w:styleId="Table">
+    <w:name w:val="Table"/>
+    <w:semiHidden/>
+    <w:unhideWhenUsed/>
+    <w:qFormat/>
+    <w:rsid w:val="003B2EEE"/>
+    <w:pPr>
+      <w:spacing w:after="200" w:line="240" w:lineRule="auto"/>
+      <w:jc w:val="left"/>
+    </w:pPr>
+    <w:rPr>
+      <w:kern w:val="0"/>
+      <w:sz w:val="24"/>
+      <w:szCs w:val="24"/>
+      <w:lang w:eastAsia="zh-CN"/>
+    </w:rPr>
+    <w:tblPr>
+      <w:tblInd w:w="0" w:type="dxa"/>
+      <w:tblCellMar>
+        <w:top w:w="0" w:type="dxa"/>
+        <w:left w:w="108" w:type="dxa"/>
+        <w:bottom w:w="0" w:type="dxa"/>
+        <w:right w:w="108" w:type="dxa"/>
+      </w:tblCellMar>
+    </w:tblPr>
+    <w:tblStylePr w:type="firstRow">
+      <w:tblPr/>
+      <w:tcPr>
+        <w:tcBorders>
+          <w:bottom w:val="single" w:sz="0" w:space="0" w:color="auto"/>
+        </w:tcBorders>
+        <w:vAlign w:val="bottom"/>
+      </w:tcPr>
+    </w:tblStylePr>
+  </w:style>
 </w:styles>
 </file>
 
